--- a/docs/LAFACTURE_Cahier_Analyse_v2.docx
+++ b/docs/LAFACTURE_Cahier_Analyse_v2.docx
@@ -2,8 +2,6 @@
 <file path=word/document.xml><?xml version="1.0" encoding="utf-8"?>
 <w:document xmlns:wpc="http://schemas.microsoft.com/office/word/2010/wordprocessingCanvas" xmlns:mo="http://schemas.microsoft.com/office/mac/office/2008/main" xmlns:mc="http://schemas.openxmlformats.org/markup-compatibility/2006" xmlns:mv="urn:schemas-microsoft-com:mac:vml" xmlns:o="urn:schemas-microsoft-com:office:office" xmlns:r="http://schemas.openxmlformats.org/officeDocument/2006/relationships" xmlns:m="http://schemas.openxmlformats.org/officeDocument/2006/math" xmlns:v="urn:schemas-microsoft-com:vml" xmlns:wp14="http://schemas.microsoft.com/office/word/2010/wordprocessingDrawing" xmlns:wp="http://schemas.openxmlformats.org/drawingml/2006/wordprocessingDrawing" xmlns:w10="urn:schemas-microsoft-com:office:word" xmlns:w="http://schemas.openxmlformats.org/wordprocessingml/2006/main" xmlns:w14="http://schemas.microsoft.com/office/word/2010/wordml" xmlns:wpg="http://schemas.microsoft.com/office/word/2010/wordprocessingGroup" xmlns:wpi="http://schemas.microsoft.com/office/word/2010/wordprocessingInk" xmlns:wne="http://schemas.microsoft.com/office/word/2006/wordml" xmlns:wps="http://schemas.microsoft.com/office/word/2010/wordprocessingShape" mc:Ignorable="w14 wp14">
   <w:body>
-    <w:p/>
-    <w:p/>
     <w:p/>
     <w:p/>
     <w:p/>
@@ -14,10 +12,10 @@
       </w:pPr>
       <w:r>
         <w:rPr>
-          <w:rFonts w:ascii="Calibri" w:hAnsi="Calibri"/>
+          <w:rFonts w:ascii="Calibri Light" w:hAnsi="Calibri Light"/>
           <w:b/>
           <w:color w:val="14213D"/>
-          <w:sz w:val="72"/>
+          <w:sz w:val="56"/>
         </w:rPr>
         <w:t>LAFACTURE</w:t>
       </w:r>
@@ -29,10 +27,10 @@
       <w:r>
         <w:rPr>
           <w:rFonts w:ascii="Calibri" w:hAnsi="Calibri"/>
-          <w:color w:val="FCA311"/>
-          <w:sz w:val="40"/>
+          <w:color w:val="555555"/>
+          <w:sz w:val="28"/>
         </w:rPr>
-        <w:t>Diagrammes UML &amp; règles de gestion v2</w:t>
+        <w:t>Plateforme SaaS de Facturation</w:t>
       </w:r>
     </w:p>
     <w:p/>
@@ -42,15 +40,14 @@
       </w:pPr>
       <w:r>
         <w:rPr>
-          <w:rFonts w:ascii="Calibri" w:hAnsi="Calibri"/>
-          <w:sz w:val="26"/>
+          <w:rFonts w:ascii="Calibri Light" w:hAnsi="Calibri Light"/>
+          <w:b/>
+          <w:color w:val="14213D"/>
+          <w:sz w:val="36"/>
         </w:rPr>
-        <w:t>Facturation simple pour freelances &amp; TPE</w:t>
+        <w:t>CAHIER D'ANALYSE</w:t>
       </w:r>
     </w:p>
-    <w:p/>
-    <w:p/>
-    <w:p/>
     <w:p/>
     <w:p>
       <w:pPr>
@@ -58,27 +55,100 @@
       </w:pPr>
       <w:r>
         <w:rPr>
-          <w:rFonts w:ascii="Calibri" w:hAnsi="Calibri"/>
+          <w:b/>
           <w:sz w:val="20"/>
         </w:rPr>
-        <w:t>Version du document : 1.1</w:t>
-        <w:br/>
+        <w:t xml:space="preserve">Entreprise — </w:t>
       </w:r>
       <w:r>
         <w:rPr>
-          <w:rFonts w:ascii="Calibri" w:hAnsi="Calibri"/>
           <w:sz w:val="20"/>
         </w:rPr>
-        <w:t>Date : 02/06/2026</w:t>
-        <w:br/>
+        <w:t>LAFACTURE</w:t>
+      </w:r>
+    </w:p>
+    <w:p>
+      <w:pPr>
+        <w:jc w:val="center"/>
+      </w:pPr>
+      <w:r>
+        <w:rPr>
+          <w:b/>
+          <w:sz w:val="20"/>
+        </w:rPr>
+        <w:t xml:space="preserve">Projet — </w:t>
       </w:r>
       <w:r>
         <w:rPr>
-          <w:rFonts w:ascii="Calibri" w:hAnsi="Calibri"/>
           <w:sz w:val="20"/>
         </w:rPr>
-        <w:t>Historique : le produit porte désormais l'identité LAFACTURE (2026).</w:t>
-        <w:br/>
+        <w:t>LAFACTURE — La Facture</w:t>
+      </w:r>
+    </w:p>
+    <w:p>
+      <w:pPr>
+        <w:jc w:val="center"/>
+      </w:pPr>
+      <w:r>
+        <w:rPr>
+          <w:b/>
+          <w:sz w:val="20"/>
+        </w:rPr>
+        <w:t xml:space="preserve">Email — </w:t>
+      </w:r>
+      <w:r>
+        <w:rPr>
+          <w:sz w:val="20"/>
+        </w:rPr>
+        <w:t>essev2030@gmail.com</w:t>
+      </w:r>
+    </w:p>
+    <w:p>
+      <w:pPr>
+        <w:jc w:val="center"/>
+      </w:pPr>
+      <w:r>
+        <w:rPr>
+          <w:b/>
+          <w:sz w:val="20"/>
+        </w:rPr>
+        <w:t xml:space="preserve">Version — </w:t>
+      </w:r>
+      <w:r>
+        <w:rPr>
+          <w:sz w:val="20"/>
+        </w:rPr>
+        <w:t>1.0</w:t>
+      </w:r>
+    </w:p>
+    <w:p>
+      <w:pPr>
+        <w:jc w:val="center"/>
+      </w:pPr>
+      <w:r>
+        <w:rPr>
+          <w:b/>
+          <w:sz w:val="20"/>
+        </w:rPr>
+        <w:t xml:space="preserve">Personne à contacter — </w:t>
+      </w:r>
+      <w:r>
+        <w:rPr>
+          <w:sz w:val="20"/>
+        </w:rPr>
+        <w:t>ESSE Henry-Joel</w:t>
+      </w:r>
+    </w:p>
+    <w:p>
+      <w:pPr>
+        <w:jc w:val="center"/>
+      </w:pPr>
+      <w:r>
+        <w:rPr>
+          <w:color w:val="555555"/>
+          <w:sz w:val="20"/>
+        </w:rPr>
+        <w:t>ESSE Henry-Joel · Juin 2026</w:t>
       </w:r>
     </w:p>
     <w:p>
@@ -88,14 +158,105 @@
     </w:p>
     <w:p>
       <w:pPr>
-        <w:pStyle w:val="Heading1"/>
+        <w:spacing w:before="280" w:after="120"/>
+      </w:pPr>
+      <w:r>
+        <w:rPr>
+          <w:rFonts w:ascii="Calibri Light" w:hAnsi="Calibri Light"/>
+          <w:b/>
+          <w:color w:val="14213D"/>
+          <w:sz w:val="32"/>
+        </w:rPr>
+        <w:t>I. MODULES ET FONCTIONNALITÉS</w:t>
+      </w:r>
+    </w:p>
+    <w:p>
+      <w:pPr>
+        <w:spacing w:after="120" w:line="276" w:lineRule="auto"/>
       </w:pPr>
       <w:r>
         <w:rPr>
           <w:rFonts w:ascii="Calibri" w:hAnsi="Calibri"/>
-          <w:color w:val="14213D"/>
+          <w:sz w:val="22"/>
         </w:rPr>
-        <w:t>I. Acteurs</w:t>
+        <w:t>Pour les besoins du système LAFACTURE, cinq modules ont été identifiés :</w:t>
+      </w:r>
+    </w:p>
+    <w:p>
+      <w:pPr>
+        <w:pStyle w:val="ListBullet"/>
+        <w:spacing w:after="120" w:line="276" w:lineRule="auto"/>
+      </w:pPr>
+      <w:r>
+        <w:rPr>
+          <w:rFonts w:ascii="Calibri" w:hAnsi="Calibri"/>
+          <w:sz w:val="22"/>
+        </w:rPr>
+        <w:t>Tableau de bord</w:t>
+      </w:r>
+    </w:p>
+    <w:p>
+      <w:pPr>
+        <w:pStyle w:val="ListBullet"/>
+        <w:spacing w:after="120" w:line="276" w:lineRule="auto"/>
+      </w:pPr>
+      <w:r>
+        <w:rPr>
+          <w:rFonts w:ascii="Calibri" w:hAnsi="Calibri"/>
+          <w:sz w:val="22"/>
+        </w:rPr>
+        <w:t>Opérations</w:t>
+      </w:r>
+    </w:p>
+    <w:p>
+      <w:pPr>
+        <w:pStyle w:val="ListBullet"/>
+        <w:spacing w:after="120" w:line="276" w:lineRule="auto"/>
+      </w:pPr>
+      <w:r>
+        <w:rPr>
+          <w:rFonts w:ascii="Calibri" w:hAnsi="Calibri"/>
+          <w:sz w:val="22"/>
+        </w:rPr>
+        <w:t>Rapports</w:t>
+      </w:r>
+    </w:p>
+    <w:p>
+      <w:pPr>
+        <w:pStyle w:val="ListBullet"/>
+        <w:spacing w:after="120" w:line="276" w:lineRule="auto"/>
+      </w:pPr>
+      <w:r>
+        <w:rPr>
+          <w:rFonts w:ascii="Calibri" w:hAnsi="Calibri"/>
+          <w:sz w:val="22"/>
+        </w:rPr>
+        <w:t>Paramètres</w:t>
+      </w:r>
+    </w:p>
+    <w:p>
+      <w:pPr>
+        <w:pStyle w:val="ListBullet"/>
+        <w:spacing w:after="120" w:line="276" w:lineRule="auto"/>
+      </w:pPr>
+      <w:r>
+        <w:rPr>
+          <w:rFonts w:ascii="Calibri" w:hAnsi="Calibri"/>
+          <w:sz w:val="22"/>
+        </w:rPr>
+        <w:t>Authentification (module indépendant intégré au système)</w:t>
+      </w:r>
+    </w:p>
+    <w:p>
+      <w:pPr>
+        <w:spacing w:after="120" w:line="276" w:lineRule="auto"/>
+      </w:pPr>
+      <w:r>
+        <w:rPr>
+          <w:rFonts w:ascii="Calibri" w:hAnsi="Calibri"/>
+          <w:sz w:val="22"/>
+        </w:rPr>
+        <w:t>Ils font l'objet d'une représentation détaillée dans le tableau ci-dessous.</w:t>
       </w:r>
     </w:p>
     <w:tbl>
@@ -112,20 +273,32 @@
         <w:tc>
           <w:tcPr>
             <w:tcW w:type="dxa" w:w="4703"/>
+            <w:shd w:fill="F2F2F2"/>
           </w:tcPr>
           <w:p>
             <w:r>
-              <w:t>Acteur</w:t>
+              <w:rPr>
+                <w:rFonts w:ascii="Calibri" w:hAnsi="Calibri"/>
+                <w:b/>
+                <w:sz w:val="20"/>
+              </w:rPr>
+              <w:t>MODULES</w:t>
             </w:r>
           </w:p>
         </w:tc>
         <w:tc>
           <w:tcPr>
             <w:tcW w:type="dxa" w:w="4703"/>
+            <w:shd w:fill="F2F2F2"/>
           </w:tcPr>
           <w:p>
             <w:r>
-              <w:t>Rôle</w:t>
+              <w:rPr>
+                <w:rFonts w:ascii="Calibri" w:hAnsi="Calibri"/>
+                <w:b/>
+                <w:sz w:val="20"/>
+              </w:rPr>
+              <w:t>FONCTIONNALITÉS</w:t>
             </w:r>
           </w:p>
         </w:tc>
@@ -137,7 +310,11 @@
           </w:tcPr>
           <w:p>
             <w:r>
-              <w:t>Utilisateur (freelance / TPE)</w:t>
+              <w:rPr>
+                <w:rFonts w:ascii="Calibri" w:hAnsi="Calibri"/>
+                <w:sz w:val="20"/>
+              </w:rPr>
+              <w:t>Tableau de bord</w:t>
             </w:r>
           </w:p>
         </w:tc>
@@ -147,7 +324,19 @@
           </w:tcPr>
           <w:p>
             <w:r>
-              <w:t>Crée devis, factures, clients ; consulte dashboard et rapports</w:t>
+              <w:rPr>
+                <w:rFonts w:ascii="Calibri" w:hAnsi="Calibri"/>
+                <w:sz w:val="20"/>
+              </w:rPr>
+              <w:t>1- Consulter les KPIs financiers (CA encaissé, encours, factures en retard).</w:t>
+              <w:br/>
+              <w:t>2- Visualiser l'évolution du chiffre d'affaires sur six mois.</w:t>
+              <w:br/>
+              <w:t>3- Afficher la répartition des devis et factures par statut.</w:t>
+              <w:br/>
+              <w:t>4- Accéder aux documents récents.</w:t>
+              <w:br/>
+              <w:t>5- Exporter les revenus encaissés au format CSV.</w:t>
             </w:r>
           </w:p>
         </w:tc>
@@ -159,7 +348,11 @@
           </w:tcPr>
           <w:p>
             <w:r>
-              <w:t>Système LAFACTURE</w:t>
+              <w:rPr>
+                <w:rFonts w:ascii="Calibri" w:hAnsi="Calibri"/>
+                <w:sz w:val="20"/>
+              </w:rPr>
+              <w:t>Opérations</w:t>
             </w:r>
           </w:p>
         </w:tc>
@@ -169,524 +362,431 @@
           </w:tcPr>
           <w:p>
             <w:r>
-              <w:t>API Laravel, PDF, e-mails, scheduler, Stripe</w:t>
+              <w:rPr>
+                <w:rFonts w:ascii="Calibri" w:hAnsi="Calibri"/>
+                <w:sz w:val="20"/>
+              </w:rPr>
+              <w:t>1- Gérer (créer, modifier, supprimer, lister) les clients.</w:t>
+              <w:br/>
+              <w:t>2- Gérer les devis (lignes, statuts, conversion en facture, PDF).</w:t>
+              <w:br/>
+              <w:t>3- Gérer les factures (lignes, statuts, paiements, avoirs, PDF).</w:t>
+              <w:br/>
+              <w:t>4- Enregistrer et supprimer des paiements sur les factures.</w:t>
+              <w:br/>
+              <w:t>5- Importer des clients au format CSV.</w:t>
+              <w:br/>
+              <w:t>6- Consulter l'historique d'activité et les PDF historiques des documents.</w:t>
+            </w:r>
+          </w:p>
+        </w:tc>
+      </w:tr>
+      <w:tr>
+        <w:tc>
+          <w:tcPr>
+            <w:tcW w:type="dxa" w:w="4703"/>
+          </w:tcPr>
+          <w:p>
+            <w:r>
+              <w:rPr>
+                <w:rFonts w:ascii="Calibri" w:hAnsi="Calibri"/>
+                <w:sz w:val="20"/>
+              </w:rPr>
+              <w:t>Rapports</w:t>
+            </w:r>
+          </w:p>
+        </w:tc>
+        <w:tc>
+          <w:tcPr>
+            <w:tcW w:type="dxa" w:w="4703"/>
+          </w:tcPr>
+          <w:p>
+            <w:r>
+              <w:rPr>
+                <w:rFonts w:ascii="Calibri" w:hAnsi="Calibri"/>
+                <w:sz w:val="20"/>
+              </w:rPr>
+              <w:t>1- Consulter une synthèse analytique par période (mois, trimestre, année).</w:t>
+              <w:br/>
+              <w:t>2- Analyser les revenus encaissés, l'encours et le taux de conversion devis → acceptés.</w:t>
+              <w:br/>
+              <w:t>3- Identifier les top clients et les factures en retard.</w:t>
+              <w:br/>
+              <w:t>4- Visualiser le vieillissement des impayés (0-30, 31-60, 61+ jours).</w:t>
+            </w:r>
+          </w:p>
+        </w:tc>
+      </w:tr>
+      <w:tr>
+        <w:tc>
+          <w:tcPr>
+            <w:tcW w:type="dxa" w:w="4703"/>
+          </w:tcPr>
+          <w:p>
+            <w:r>
+              <w:rPr>
+                <w:rFonts w:ascii="Calibri" w:hAnsi="Calibri"/>
+                <w:sz w:val="20"/>
+              </w:rPr>
+              <w:t>Paramètres</w:t>
+            </w:r>
+          </w:p>
+        </w:tc>
+        <w:tc>
+          <w:tcPr>
+            <w:tcW w:type="dxa" w:w="4703"/>
+          </w:tcPr>
+          <w:p>
+            <w:r>
+              <w:rPr>
+                <w:rFonts w:ascii="Calibri" w:hAnsi="Calibri"/>
+                <w:sz w:val="20"/>
+              </w:rPr>
+              <w:t>1- Configurer le profil entreprise (coordonnées, identifiant fiscal, banque, logo).</w:t>
+              <w:br/>
+              <w:t>2- Personnaliser les couleurs des documents PDF.</w:t>
+              <w:br/>
+              <w:t>3- Définir la langue (fr/en), le fuseau horaire et les notifications e-mail.</w:t>
+              <w:br/>
+              <w:t>4- Modifier le mot de passe et gérer la confidentialité des montants affichés.</w:t>
+            </w:r>
+          </w:p>
+        </w:tc>
+      </w:tr>
+      <w:tr>
+        <w:tc>
+          <w:tcPr>
+            <w:tcW w:type="dxa" w:w="4703"/>
+          </w:tcPr>
+          <w:p>
+            <w:r>
+              <w:rPr>
+                <w:rFonts w:ascii="Calibri" w:hAnsi="Calibri"/>
+                <w:sz w:val="20"/>
+              </w:rPr>
+              <w:t>Authentification</w:t>
+            </w:r>
+          </w:p>
+        </w:tc>
+        <w:tc>
+          <w:tcPr>
+            <w:tcW w:type="dxa" w:w="4703"/>
+          </w:tcPr>
+          <w:p>
+            <w:r>
+              <w:rPr>
+                <w:rFonts w:ascii="Calibri" w:hAnsi="Calibri"/>
+                <w:sz w:val="20"/>
+              </w:rPr>
+              <w:t>1- Créer un compte utilisateur (inscription).</w:t>
+              <w:br/>
+              <w:t>2- Se connecter et se déconnecter (token Sanctum).</w:t>
+              <w:br/>
+              <w:t>3- Réinitialiser le mot de passe oublié par e-mail.</w:t>
+              <w:br/>
+              <w:t>4- Consulter et mettre à jour le profil personnel.</w:t>
             </w:r>
           </w:p>
         </w:tc>
       </w:tr>
     </w:tbl>
+    <w:p/>
     <w:p>
+      <w:pPr>
+        <w:spacing w:before="280" w:after="120"/>
+      </w:pPr>
       <w:r>
-        <w:br w:type="page"/>
+        <w:rPr>
+          <w:rFonts w:ascii="Calibri Light" w:hAnsi="Calibri Light"/>
+          <w:b/>
+          <w:color w:val="14213D"/>
+          <w:sz w:val="32"/>
+        </w:rPr>
+        <w:t>II. ACTEURS / UTILISATEURS</w:t>
       </w:r>
     </w:p>
     <w:p>
       <w:pPr>
-        <w:pStyle w:val="Heading1"/>
+        <w:spacing w:after="120" w:line="276" w:lineRule="auto"/>
       </w:pPr>
       <w:r>
         <w:rPr>
           <w:rFonts w:ascii="Calibri" w:hAnsi="Calibri"/>
-          <w:color w:val="14213D"/>
+          <w:sz w:val="22"/>
         </w:rPr>
-        <w:t>II. Diagramme de classes</w:t>
+        <w:t>LAFACTURE est un SaaS mono-utilisateur : chaque compte dispose d'un espace de données isolé. Il n'existe pas de gestion de rôles ni de permissions granulaires dans la version actuelle.</w:t>
       </w:r>
     </w:p>
     <w:p>
       <w:pPr>
-        <w:spacing w:after="120" w:line="240" w:lineRule="auto"/>
+        <w:spacing w:after="120" w:line="276" w:lineRule="auto"/>
       </w:pPr>
       <w:r>
         <w:rPr>
           <w:rFonts w:ascii="Calibri" w:hAnsi="Calibri"/>
-          <w:b w:val="0"/>
           <w:sz w:val="22"/>
         </w:rPr>
-        <w:t>Modèle aligné sur les migrations PostgreSQL et les modèles Eloquent. QuoteItem et InvoiceItem sont des tables distinctes. document_type=invoice|credit_note sur la table invoices.</w:t>
+        <w:t>Le tableau ci-dessous définit les intervenants par module :</w:t>
+      </w:r>
+    </w:p>
+    <w:tbl>
+      <w:tblPr>
+        <w:tblStyle w:val="TableGrid"/>
+        <w:tblW w:type="auto" w:w="0"/>
+        <w:tblLook w:firstColumn="1" w:firstRow="1" w:lastColumn="0" w:lastRow="0" w:noHBand="0" w:noVBand="1" w:val="04A0"/>
+      </w:tblPr>
+      <w:tblGrid>
+        <w:gridCol w:w="4703"/>
+        <w:gridCol w:w="4703"/>
+      </w:tblGrid>
+      <w:tr>
+        <w:tc>
+          <w:tcPr>
+            <w:tcW w:type="dxa" w:w="4703"/>
+            <w:shd w:fill="F2F2F2"/>
+          </w:tcPr>
+          <w:p>
+            <w:r>
+              <w:rPr>
+                <w:rFonts w:ascii="Calibri" w:hAnsi="Calibri"/>
+                <w:b/>
+                <w:sz w:val="20"/>
+              </w:rPr>
+              <w:t>MODULES</w:t>
+            </w:r>
+          </w:p>
+        </w:tc>
+        <w:tc>
+          <w:tcPr>
+            <w:tcW w:type="dxa" w:w="4703"/>
+            <w:shd w:fill="F2F2F2"/>
+          </w:tcPr>
+          <w:p>
+            <w:r>
+              <w:rPr>
+                <w:rFonts w:ascii="Calibri" w:hAnsi="Calibri"/>
+                <w:b/>
+                <w:sz w:val="20"/>
+              </w:rPr>
+              <w:t>INTERVENANTS</w:t>
+            </w:r>
+          </w:p>
+        </w:tc>
+      </w:tr>
+      <w:tr>
+        <w:tc>
+          <w:tcPr>
+            <w:tcW w:type="dxa" w:w="4703"/>
+          </w:tcPr>
+          <w:p>
+            <w:r>
+              <w:rPr>
+                <w:rFonts w:ascii="Calibri" w:hAnsi="Calibri"/>
+                <w:sz w:val="20"/>
+              </w:rPr>
+              <w:t>Tableau de bord</w:t>
+            </w:r>
+          </w:p>
+        </w:tc>
+        <w:tc>
+          <w:tcPr>
+            <w:tcW w:type="dxa" w:w="4703"/>
+          </w:tcPr>
+          <w:p>
+            <w:r>
+              <w:rPr>
+                <w:rFonts w:ascii="Calibri" w:hAnsi="Calibri"/>
+                <w:sz w:val="20"/>
+              </w:rPr>
+              <w:t>Utilisateur authentifié</w:t>
+            </w:r>
+          </w:p>
+        </w:tc>
+      </w:tr>
+      <w:tr>
+        <w:tc>
+          <w:tcPr>
+            <w:tcW w:type="dxa" w:w="4703"/>
+          </w:tcPr>
+          <w:p>
+            <w:r>
+              <w:rPr>
+                <w:rFonts w:ascii="Calibri" w:hAnsi="Calibri"/>
+                <w:sz w:val="20"/>
+              </w:rPr>
+              <w:t>Opérations</w:t>
+            </w:r>
+          </w:p>
+        </w:tc>
+        <w:tc>
+          <w:tcPr>
+            <w:tcW w:type="dxa" w:w="4703"/>
+          </w:tcPr>
+          <w:p>
+            <w:r>
+              <w:rPr>
+                <w:rFonts w:ascii="Calibri" w:hAnsi="Calibri"/>
+                <w:sz w:val="20"/>
+              </w:rPr>
+              <w:t>Utilisateur authentifié</w:t>
+            </w:r>
+          </w:p>
+        </w:tc>
+      </w:tr>
+      <w:tr>
+        <w:tc>
+          <w:tcPr>
+            <w:tcW w:type="dxa" w:w="4703"/>
+          </w:tcPr>
+          <w:p>
+            <w:r>
+              <w:rPr>
+                <w:rFonts w:ascii="Calibri" w:hAnsi="Calibri"/>
+                <w:sz w:val="20"/>
+              </w:rPr>
+              <w:t>Rapports</w:t>
+            </w:r>
+          </w:p>
+        </w:tc>
+        <w:tc>
+          <w:tcPr>
+            <w:tcW w:type="dxa" w:w="4703"/>
+          </w:tcPr>
+          <w:p>
+            <w:r>
+              <w:rPr>
+                <w:rFonts w:ascii="Calibri" w:hAnsi="Calibri"/>
+                <w:sz w:val="20"/>
+              </w:rPr>
+              <w:t>Utilisateur authentifié</w:t>
+            </w:r>
+          </w:p>
+        </w:tc>
+      </w:tr>
+      <w:tr>
+        <w:tc>
+          <w:tcPr>
+            <w:tcW w:type="dxa" w:w="4703"/>
+          </w:tcPr>
+          <w:p>
+            <w:r>
+              <w:rPr>
+                <w:rFonts w:ascii="Calibri" w:hAnsi="Calibri"/>
+                <w:sz w:val="20"/>
+              </w:rPr>
+              <w:t>Paramètres</w:t>
+            </w:r>
+          </w:p>
+        </w:tc>
+        <w:tc>
+          <w:tcPr>
+            <w:tcW w:type="dxa" w:w="4703"/>
+          </w:tcPr>
+          <w:p>
+            <w:r>
+              <w:rPr>
+                <w:rFonts w:ascii="Calibri" w:hAnsi="Calibri"/>
+                <w:sz w:val="20"/>
+              </w:rPr>
+              <w:t>Utilisateur authentifié</w:t>
+            </w:r>
+          </w:p>
+        </w:tc>
+      </w:tr>
+      <w:tr>
+        <w:tc>
+          <w:tcPr>
+            <w:tcW w:type="dxa" w:w="4703"/>
+          </w:tcPr>
+          <w:p>
+            <w:r>
+              <w:rPr>
+                <w:rFonts w:ascii="Calibri" w:hAnsi="Calibri"/>
+                <w:sz w:val="20"/>
+              </w:rPr>
+              <w:t>Authentification</w:t>
+            </w:r>
+          </w:p>
+        </w:tc>
+        <w:tc>
+          <w:tcPr>
+            <w:tcW w:type="dxa" w:w="4703"/>
+          </w:tcPr>
+          <w:p>
+            <w:r>
+              <w:rPr>
+                <w:rFonts w:ascii="Calibri" w:hAnsi="Calibri"/>
+                <w:sz w:val="20"/>
+              </w:rPr>
+              <w:t>Visiteur (inscription, connexion) ; Utilisateur authentifié (profil, mot de passe)</w:t>
+            </w:r>
+          </w:p>
+        </w:tc>
+      </w:tr>
+    </w:tbl>
+    <w:p/>
+    <w:p>
+      <w:pPr>
+        <w:spacing w:before="280" w:after="120"/>
+      </w:pPr>
+      <w:r>
+        <w:rPr>
+          <w:rFonts w:ascii="Calibri Light" w:hAnsi="Calibri Light"/>
+          <w:b/>
+          <w:color w:val="14213D"/>
+          <w:sz w:val="32"/>
+        </w:rPr>
+        <w:t>III. OBJETS DU SYSTÈME</w:t>
       </w:r>
     </w:p>
     <w:p>
       <w:pPr>
-        <w:jc w:val="center"/>
+        <w:spacing w:after="120" w:line="276" w:lineRule="auto"/>
       </w:pPr>
       <w:r>
-        <w:drawing>
-          <wp:inline xmlns:a="http://schemas.openxmlformats.org/drawingml/2006/main" xmlns:pic="http://schemas.openxmlformats.org/drawingml/2006/picture">
-            <wp:extent cx="5669280" cy="4020035"/>
-            <wp:docPr id="1" name="Picture 1"/>
-            <wp:cNvGraphicFramePr>
-              <a:graphicFrameLocks noChangeAspect="1"/>
-            </wp:cNvGraphicFramePr>
-            <a:graphic>
-              <a:graphicData uri="http://schemas.openxmlformats.org/drawingml/2006/picture">
-                <pic:pic>
-                  <pic:nvPicPr>
-                    <pic:cNvPr id="0" name="class_diagram.png"/>
-                    <pic:cNvPicPr/>
-                  </pic:nvPicPr>
-                  <pic:blipFill>
-                    <a:blip r:embed="rId9"/>
-                    <a:stretch>
-                      <a:fillRect/>
-                    </a:stretch>
-                  </pic:blipFill>
-                  <pic:spPr>
-                    <a:xfrm>
-                      <a:off x="0" y="0"/>
-                      <a:ext cx="5669280" cy="4020035"/>
-                    </a:xfrm>
-                    <a:prstGeom prst="rect"/>
-                  </pic:spPr>
-                </pic:pic>
-              </a:graphicData>
-            </a:graphic>
-          </wp:inline>
-        </w:drawing>
+        <w:rPr>
+          <w:rFonts w:ascii="Calibri" w:hAnsi="Calibri"/>
+          <w:sz w:val="22"/>
+        </w:rPr>
+        <w:t>Un objet est un élément abstrait du système disposant d'attributs et qui représente un ensemble d'entités manipulées par l'application.</w:t>
       </w:r>
     </w:p>
     <w:p>
       <w:pPr>
-        <w:spacing w:after="240" w:line="240" w:lineRule="auto"/>
-        <w:jc w:val="center"/>
+        <w:spacing w:after="120" w:line="276" w:lineRule="auto"/>
       </w:pPr>
       <w:r>
         <w:rPr>
           <w:rFonts w:ascii="Calibri" w:hAnsi="Calibri"/>
-          <w:b w:val="0"/>
-          <w:color w:val="666666"/>
-          <w:sz w:val="18"/>
+          <w:sz w:val="22"/>
         </w:rPr>
-        <w:t>Diagramme de classes — modèle Eloquent / PostgreSQL</w:t>
-      </w:r>
-    </w:p>
-    <w:p>
-      <w:r>
-        <w:br w:type="page"/>
+        <w:t>Vue d'ensemble : User · Client · Quote · QuoteItem · Invoice · InvoiceItem · Payment · DocumentActivityLog</w:t>
       </w:r>
     </w:p>
     <w:p>
       <w:pPr>
-        <w:pStyle w:val="Heading1"/>
+        <w:spacing w:before="200" w:after="120"/>
+      </w:pPr>
+      <w:r>
+        <w:rPr>
+          <w:rFonts w:ascii="Calibri Light" w:hAnsi="Calibri Light"/>
+          <w:b/>
+          <w:color w:val="14213D"/>
+          <w:sz w:val="26"/>
+        </w:rPr>
+        <w:t>User</w:t>
+      </w:r>
+    </w:p>
+    <w:p>
+      <w:pPr>
+        <w:spacing w:after="120" w:line="276" w:lineRule="auto"/>
       </w:pPr>
       <w:r>
         <w:rPr>
           <w:rFonts w:ascii="Calibri" w:hAnsi="Calibri"/>
-          <w:color w:val="14213D"/>
+          <w:sz w:val="22"/>
         </w:rPr>
-        <w:t>III. Diagrammes de séquences</w:t>
-      </w:r>
-    </w:p>
-    <w:p>
-      <w:pPr>
-        <w:pStyle w:val="Heading2"/>
-      </w:pPr>
-      <w:r>
-        <w:rPr>
-          <w:rFonts w:ascii="Calibri" w:hAnsi="Calibri"/>
-          <w:color w:val="14213D"/>
-        </w:rPr>
-        <w:t>Séquence — Inscription et connexion (Sanctum)</w:t>
-      </w:r>
-    </w:p>
-    <w:p>
-      <w:pPr>
-        <w:jc w:val="center"/>
-      </w:pPr>
-      <w:r>
-        <w:drawing>
-          <wp:inline xmlns:a="http://schemas.openxmlformats.org/drawingml/2006/main" xmlns:pic="http://schemas.openxmlformats.org/drawingml/2006/picture">
-            <wp:extent cx="5669280" cy="4020035"/>
-            <wp:docPr id="2" name="Picture 2"/>
-            <wp:cNvGraphicFramePr>
-              <a:graphicFrameLocks noChangeAspect="1"/>
-            </wp:cNvGraphicFramePr>
-            <a:graphic>
-              <a:graphicData uri="http://schemas.openxmlformats.org/drawingml/2006/picture">
-                <pic:pic>
-                  <pic:nvPicPr>
-                    <pic:cNvPr id="0" name="seq_auth.png"/>
-                    <pic:cNvPicPr/>
-                  </pic:nvPicPr>
-                  <pic:blipFill>
-                    <a:blip r:embed="rId10"/>
-                    <a:stretch>
-                      <a:fillRect/>
-                    </a:stretch>
-                  </pic:blipFill>
-                  <pic:spPr>
-                    <a:xfrm>
-                      <a:off x="0" y="0"/>
-                      <a:ext cx="5669280" cy="4020035"/>
-                    </a:xfrm>
-                    <a:prstGeom prst="rect"/>
-                  </pic:spPr>
-                </pic:pic>
-              </a:graphicData>
-            </a:graphic>
-          </wp:inline>
-        </w:drawing>
-      </w:r>
-    </w:p>
-    <w:p>
-      <w:pPr>
-        <w:spacing w:after="240" w:line="240" w:lineRule="auto"/>
-        <w:jc w:val="center"/>
-      </w:pPr>
-      <w:r>
-        <w:rPr>
-          <w:rFonts w:ascii="Calibri" w:hAnsi="Calibri"/>
-          <w:b w:val="0"/>
-          <w:color w:val="666666"/>
-          <w:sz w:val="18"/>
-        </w:rPr>
-        <w:t>Séquence — Inscription et connexion (Sanctum)</w:t>
-      </w:r>
-    </w:p>
-    <w:p>
-      <w:pPr>
-        <w:pStyle w:val="Heading2"/>
-      </w:pPr>
-      <w:r>
-        <w:rPr>
-          <w:rFonts w:ascii="Calibri" w:hAnsi="Calibri"/>
-          <w:color w:val="14213D"/>
-        </w:rPr>
-        <w:t>Séquence — Création facture et PDF</w:t>
-      </w:r>
-    </w:p>
-    <w:p>
-      <w:pPr>
-        <w:jc w:val="center"/>
-      </w:pPr>
-      <w:r>
-        <w:drawing>
-          <wp:inline xmlns:a="http://schemas.openxmlformats.org/drawingml/2006/main" xmlns:pic="http://schemas.openxmlformats.org/drawingml/2006/picture">
-            <wp:extent cx="5669280" cy="4020035"/>
-            <wp:docPr id="3" name="Picture 3"/>
-            <wp:cNvGraphicFramePr>
-              <a:graphicFrameLocks noChangeAspect="1"/>
-            </wp:cNvGraphicFramePr>
-            <a:graphic>
-              <a:graphicData uri="http://schemas.openxmlformats.org/drawingml/2006/picture">
-                <pic:pic>
-                  <pic:nvPicPr>
-                    <pic:cNvPr id="0" name="seq_invoice.png"/>
-                    <pic:cNvPicPr/>
-                  </pic:nvPicPr>
-                  <pic:blipFill>
-                    <a:blip r:embed="rId11"/>
-                    <a:stretch>
-                      <a:fillRect/>
-                    </a:stretch>
-                  </pic:blipFill>
-                  <pic:spPr>
-                    <a:xfrm>
-                      <a:off x="0" y="0"/>
-                      <a:ext cx="5669280" cy="4020035"/>
-                    </a:xfrm>
-                    <a:prstGeom prst="rect"/>
-                  </pic:spPr>
-                </pic:pic>
-              </a:graphicData>
-            </a:graphic>
-          </wp:inline>
-        </w:drawing>
-      </w:r>
-    </w:p>
-    <w:p>
-      <w:pPr>
-        <w:spacing w:after="240" w:line="240" w:lineRule="auto"/>
-        <w:jc w:val="center"/>
-      </w:pPr>
-      <w:r>
-        <w:rPr>
-          <w:rFonts w:ascii="Calibri" w:hAnsi="Calibri"/>
-          <w:b w:val="0"/>
-          <w:color w:val="666666"/>
-          <w:sz w:val="18"/>
-        </w:rPr>
-        <w:t>Séquence — Création facture et PDF</w:t>
-      </w:r>
-    </w:p>
-    <w:p>
-      <w:pPr>
-        <w:pStyle w:val="Heading2"/>
-      </w:pPr>
-      <w:r>
-        <w:rPr>
-          <w:rFonts w:ascii="Calibri" w:hAnsi="Calibri"/>
-          <w:color w:val="14213D"/>
-        </w:rPr>
-        <w:t>Séquence — Devis et conversion</w:t>
-      </w:r>
-    </w:p>
-    <w:p>
-      <w:pPr>
-        <w:jc w:val="center"/>
-      </w:pPr>
-      <w:r>
-        <w:drawing>
-          <wp:inline xmlns:a="http://schemas.openxmlformats.org/drawingml/2006/main" xmlns:pic="http://schemas.openxmlformats.org/drawingml/2006/picture">
-            <wp:extent cx="5669280" cy="4020035"/>
-            <wp:docPr id="4" name="Picture 4"/>
-            <wp:cNvGraphicFramePr>
-              <a:graphicFrameLocks noChangeAspect="1"/>
-            </wp:cNvGraphicFramePr>
-            <a:graphic>
-              <a:graphicData uri="http://schemas.openxmlformats.org/drawingml/2006/picture">
-                <pic:pic>
-                  <pic:nvPicPr>
-                    <pic:cNvPr id="0" name="seq_quote.png"/>
-                    <pic:cNvPicPr/>
-                  </pic:nvPicPr>
-                  <pic:blipFill>
-                    <a:blip r:embed="rId12"/>
-                    <a:stretch>
-                      <a:fillRect/>
-                    </a:stretch>
-                  </pic:blipFill>
-                  <pic:spPr>
-                    <a:xfrm>
-                      <a:off x="0" y="0"/>
-                      <a:ext cx="5669280" cy="4020035"/>
-                    </a:xfrm>
-                    <a:prstGeom prst="rect"/>
-                  </pic:spPr>
-                </pic:pic>
-              </a:graphicData>
-            </a:graphic>
-          </wp:inline>
-        </w:drawing>
-      </w:r>
-    </w:p>
-    <w:p>
-      <w:pPr>
-        <w:spacing w:after="240" w:line="240" w:lineRule="auto"/>
-        <w:jc w:val="center"/>
-      </w:pPr>
-      <w:r>
-        <w:rPr>
-          <w:rFonts w:ascii="Calibri" w:hAnsi="Calibri"/>
-          <w:b w:val="0"/>
-          <w:color w:val="666666"/>
-          <w:sz w:val="18"/>
-        </w:rPr>
-        <w:t>Séquence — Devis et conversion</w:t>
-      </w:r>
-    </w:p>
-    <w:p>
-      <w:pPr>
-        <w:pStyle w:val="Heading2"/>
-      </w:pPr>
-      <w:r>
-        <w:rPr>
-          <w:rFonts w:ascii="Calibri" w:hAnsi="Calibri"/>
-          <w:color w:val="14213D"/>
-        </w:rPr>
-        <w:t>Séquence — CRUD clients</w:t>
-      </w:r>
-    </w:p>
-    <w:p>
-      <w:pPr>
-        <w:jc w:val="center"/>
-      </w:pPr>
-      <w:r>
-        <w:drawing>
-          <wp:inline xmlns:a="http://schemas.openxmlformats.org/drawingml/2006/main" xmlns:pic="http://schemas.openxmlformats.org/drawingml/2006/picture">
-            <wp:extent cx="5669280" cy="4020035"/>
-            <wp:docPr id="5" name="Picture 5"/>
-            <wp:cNvGraphicFramePr>
-              <a:graphicFrameLocks noChangeAspect="1"/>
-            </wp:cNvGraphicFramePr>
-            <a:graphic>
-              <a:graphicData uri="http://schemas.openxmlformats.org/drawingml/2006/picture">
-                <pic:pic>
-                  <pic:nvPicPr>
-                    <pic:cNvPr id="0" name="seq_client.png"/>
-                    <pic:cNvPicPr/>
-                  </pic:nvPicPr>
-                  <pic:blipFill>
-                    <a:blip r:embed="rId13"/>
-                    <a:stretch>
-                      <a:fillRect/>
-                    </a:stretch>
-                  </pic:blipFill>
-                  <pic:spPr>
-                    <a:xfrm>
-                      <a:off x="0" y="0"/>
-                      <a:ext cx="5669280" cy="4020035"/>
-                    </a:xfrm>
-                    <a:prstGeom prst="rect"/>
-                  </pic:spPr>
-                </pic:pic>
-              </a:graphicData>
-            </a:graphic>
-          </wp:inline>
-        </w:drawing>
-      </w:r>
-    </w:p>
-    <w:p>
-      <w:pPr>
-        <w:spacing w:after="240" w:line="240" w:lineRule="auto"/>
-        <w:jc w:val="center"/>
-      </w:pPr>
-      <w:r>
-        <w:rPr>
-          <w:rFonts w:ascii="Calibri" w:hAnsi="Calibri"/>
-          <w:b w:val="0"/>
-          <w:color w:val="666666"/>
-          <w:sz w:val="18"/>
-        </w:rPr>
-        <w:t>Séquence — CRUD clients</w:t>
-      </w:r>
-    </w:p>
-    <w:p>
-      <w:pPr>
-        <w:pStyle w:val="Heading2"/>
-      </w:pPr>
-      <w:r>
-        <w:rPr>
-          <w:rFonts w:ascii="Calibri" w:hAnsi="Calibri"/>
-          <w:color w:val="14213D"/>
-        </w:rPr>
-        <w:t>Séquence — Export PDF DomPDF</w:t>
-      </w:r>
-    </w:p>
-    <w:p>
-      <w:pPr>
-        <w:jc w:val="center"/>
-      </w:pPr>
-      <w:r>
-        <w:drawing>
-          <wp:inline xmlns:a="http://schemas.openxmlformats.org/drawingml/2006/main" xmlns:pic="http://schemas.openxmlformats.org/drawingml/2006/picture">
-            <wp:extent cx="5669280" cy="4020035"/>
-            <wp:docPr id="6" name="Picture 6"/>
-            <wp:cNvGraphicFramePr>
-              <a:graphicFrameLocks noChangeAspect="1"/>
-            </wp:cNvGraphicFramePr>
-            <a:graphic>
-              <a:graphicData uri="http://schemas.openxmlformats.org/drawingml/2006/picture">
-                <pic:pic>
-                  <pic:nvPicPr>
-                    <pic:cNvPr id="0" name="seq_pdf.png"/>
-                    <pic:cNvPicPr/>
-                  </pic:nvPicPr>
-                  <pic:blipFill>
-                    <a:blip r:embed="rId14"/>
-                    <a:stretch>
-                      <a:fillRect/>
-                    </a:stretch>
-                  </pic:blipFill>
-                  <pic:spPr>
-                    <a:xfrm>
-                      <a:off x="0" y="0"/>
-                      <a:ext cx="5669280" cy="4020035"/>
-                    </a:xfrm>
-                    <a:prstGeom prst="rect"/>
-                  </pic:spPr>
-                </pic:pic>
-              </a:graphicData>
-            </a:graphic>
-          </wp:inline>
-        </w:drawing>
-      </w:r>
-    </w:p>
-    <w:p>
-      <w:pPr>
-        <w:spacing w:after="240" w:line="240" w:lineRule="auto"/>
-        <w:jc w:val="center"/>
-      </w:pPr>
-      <w:r>
-        <w:rPr>
-          <w:rFonts w:ascii="Calibri" w:hAnsi="Calibri"/>
-          <w:b w:val="0"/>
-          <w:color w:val="666666"/>
-          <w:sz w:val="18"/>
-        </w:rPr>
-        <w:t>Séquence — Export PDF DomPDF</w:t>
-      </w:r>
-    </w:p>
-    <w:p>
-      <w:pPr>
-        <w:pStyle w:val="Heading2"/>
-      </w:pPr>
-      <w:r>
-        <w:rPr>
-          <w:rFonts w:ascii="Calibri" w:hAnsi="Calibri"/>
-          <w:color w:val="14213D"/>
-        </w:rPr>
-        <w:t>Séquence — Tableau de bord</w:t>
-      </w:r>
-    </w:p>
-    <w:p>
-      <w:pPr>
-        <w:jc w:val="center"/>
-      </w:pPr>
-      <w:r>
-        <w:drawing>
-          <wp:inline xmlns:a="http://schemas.openxmlformats.org/drawingml/2006/main" xmlns:pic="http://schemas.openxmlformats.org/drawingml/2006/picture">
-            <wp:extent cx="5669280" cy="4020035"/>
-            <wp:docPr id="7" name="Picture 7"/>
-            <wp:cNvGraphicFramePr>
-              <a:graphicFrameLocks noChangeAspect="1"/>
-            </wp:cNvGraphicFramePr>
-            <a:graphic>
-              <a:graphicData uri="http://schemas.openxmlformats.org/drawingml/2006/picture">
-                <pic:pic>
-                  <pic:nvPicPr>
-                    <pic:cNvPr id="0" name="seq_dashboard.png"/>
-                    <pic:cNvPicPr/>
-                  </pic:nvPicPr>
-                  <pic:blipFill>
-                    <a:blip r:embed="rId15"/>
-                    <a:stretch>
-                      <a:fillRect/>
-                    </a:stretch>
-                  </pic:blipFill>
-                  <pic:spPr>
-                    <a:xfrm>
-                      <a:off x="0" y="0"/>
-                      <a:ext cx="5669280" cy="4020035"/>
-                    </a:xfrm>
-                    <a:prstGeom prst="rect"/>
-                  </pic:spPr>
-                </pic:pic>
-              </a:graphicData>
-            </a:graphic>
-          </wp:inline>
-        </w:drawing>
-      </w:r>
-    </w:p>
-    <w:p>
-      <w:pPr>
-        <w:spacing w:after="240" w:line="240" w:lineRule="auto"/>
-        <w:jc w:val="center"/>
-      </w:pPr>
-      <w:r>
-        <w:rPr>
-          <w:rFonts w:ascii="Calibri" w:hAnsi="Calibri"/>
-          <w:b w:val="0"/>
-          <w:color w:val="666666"/>
-          <w:sz w:val="18"/>
-        </w:rPr>
-        <w:t>Séquence — Tableau de bord</w:t>
-      </w:r>
-    </w:p>
-    <w:p>
-      <w:r>
-        <w:br w:type="page"/>
-      </w:r>
-    </w:p>
-    <w:p>
-      <w:pPr>
-        <w:pStyle w:val="Heading1"/>
-      </w:pPr>
-      <w:r>
-        <w:rPr>
-          <w:rFonts w:ascii="Calibri" w:hAnsi="Calibri"/>
-          <w:color w:val="14213D"/>
-        </w:rPr>
-        <w:t>IV. Règles de gestion</w:t>
+        <w:t>L'objet User représente l'utilisateur de la plateforme et son profil entreprise.</w:t>
       </w:r>
     </w:p>
     <w:tbl>
@@ -704,30 +804,48 @@
         <w:tc>
           <w:tcPr>
             <w:tcW w:type="dxa" w:w="3135"/>
+            <w:shd w:fill="F2F2F2"/>
           </w:tcPr>
           <w:p>
             <w:r>
-              <w:t>N°</w:t>
+              <w:rPr>
+                <w:rFonts w:ascii="Calibri" w:hAnsi="Calibri"/>
+                <w:b/>
+                <w:sz w:val="20"/>
+              </w:rPr>
+              <w:t>ATTRIBUTS</w:t>
             </w:r>
           </w:p>
         </w:tc>
         <w:tc>
           <w:tcPr>
             <w:tcW w:type="dxa" w:w="3135"/>
+            <w:shd w:fill="F2F2F2"/>
           </w:tcPr>
           <w:p>
             <w:r>
-              <w:t>Règle</w:t>
+              <w:rPr>
+                <w:rFonts w:ascii="Calibri" w:hAnsi="Calibri"/>
+                <w:b/>
+                <w:sz w:val="20"/>
+              </w:rPr>
+              <w:t>TYPE</w:t>
             </w:r>
           </w:p>
         </w:tc>
         <w:tc>
           <w:tcPr>
             <w:tcW w:type="dxa" w:w="3135"/>
+            <w:shd w:fill="F2F2F2"/>
           </w:tcPr>
           <w:p>
             <w:r>
-              <w:t>Statut v1.0</w:t>
+              <w:rPr>
+                <w:rFonts w:ascii="Calibri" w:hAnsi="Calibri"/>
+                <w:b/>
+                <w:sz w:val="20"/>
+              </w:rPr>
+              <w:t>OBSERVATIONS</w:t>
             </w:r>
           </w:p>
         </w:tc>
@@ -739,7 +857,11 @@
           </w:tcPr>
           <w:p>
             <w:r>
-              <w:t>RG01</w:t>
+              <w:rPr>
+                <w:rFonts w:ascii="Calibri" w:hAnsi="Calibri"/>
+                <w:sz w:val="20"/>
+              </w:rPr>
+              <w:t>name</w:t>
             </w:r>
           </w:p>
         </w:tc>
@@ -749,7 +871,11 @@
           </w:tcPr>
           <w:p>
             <w:r>
-              <w:t>Isolation stricte par user_id — aucun partage entre comptes.</w:t>
+              <w:rPr>
+                <w:rFonts w:ascii="Calibri" w:hAnsi="Calibri"/>
+                <w:sz w:val="20"/>
+              </w:rPr>
+              <w:t>string</w:t>
             </w:r>
           </w:p>
         </w:tc>
@@ -759,7 +885,11 @@
           </w:tcPr>
           <w:p>
             <w:r>
-              <w:t>Conforme</w:t>
+              <w:rPr>
+                <w:rFonts w:ascii="Calibri" w:hAnsi="Calibri"/>
+                <w:sz w:val="20"/>
+              </w:rPr>
+              <w:t>Nom complet</w:t>
             </w:r>
           </w:p>
         </w:tc>
@@ -771,7 +901,11 @@
           </w:tcPr>
           <w:p>
             <w:r>
-              <w:t>RG02</w:t>
+              <w:rPr>
+                <w:rFonts w:ascii="Calibri" w:hAnsi="Calibri"/>
+                <w:sz w:val="20"/>
+              </w:rPr>
+              <w:t>email</w:t>
             </w:r>
           </w:p>
         </w:tc>
@@ -781,7 +915,11 @@
           </w:tcPr>
           <w:p>
             <w:r>
-              <w:t>Suppression client interdite si documents liés.</w:t>
+              <w:rPr>
+                <w:rFonts w:ascii="Calibri" w:hAnsi="Calibri"/>
+                <w:sz w:val="20"/>
+              </w:rPr>
+              <w:t>string</w:t>
             </w:r>
           </w:p>
         </w:tc>
@@ -791,7 +929,11 @@
           </w:tcPr>
           <w:p>
             <w:r>
-              <w:t>Dette produit — suppression autorisée en v1 (ClientController::destroy).</w:t>
+              <w:rPr>
+                <w:rFonts w:ascii="Calibri" w:hAnsi="Calibri"/>
+                <w:sz w:val="20"/>
+              </w:rPr>
+              <w:t>Adresse e-mail (unique)</w:t>
             </w:r>
           </w:p>
         </w:tc>
@@ -803,7 +945,11 @@
           </w:tcPr>
           <w:p>
             <w:r>
-              <w:t>RG03</w:t>
+              <w:rPr>
+                <w:rFonts w:ascii="Calibri" w:hAnsi="Calibri"/>
+                <w:sz w:val="20"/>
+              </w:rPr>
+              <w:t>password</w:t>
             </w:r>
           </w:p>
         </w:tc>
@@ -813,7 +959,11 @@
           </w:tcPr>
           <w:p>
             <w:r>
-              <w:t>Numérotation facture FAC-YYYY-NNNN, unique par user/année.</w:t>
+              <w:rPr>
+                <w:rFonts w:ascii="Calibri" w:hAnsi="Calibri"/>
+                <w:sz w:val="20"/>
+              </w:rPr>
+              <w:t>string</w:t>
             </w:r>
           </w:p>
         </w:tc>
@@ -823,7 +973,11 @@
           </w:tcPr>
           <w:p>
             <w:r>
-              <w:t>Conforme</w:t>
+              <w:rPr>
+                <w:rFonts w:ascii="Calibri" w:hAnsi="Calibri"/>
+                <w:sz w:val="20"/>
+              </w:rPr>
+              <w:t>Mot de passe haché (bcrypt)</w:t>
             </w:r>
           </w:p>
         </w:tc>
@@ -835,7 +989,11 @@
           </w:tcPr>
           <w:p>
             <w:r>
-              <w:t>RG04</w:t>
+              <w:rPr>
+                <w:rFonts w:ascii="Calibri" w:hAnsi="Calibri"/>
+                <w:sz w:val="20"/>
+              </w:rPr>
+              <w:t>email_verified_at</w:t>
             </w:r>
           </w:p>
         </w:tc>
@@ -845,7 +1003,11 @@
           </w:tcPr>
           <w:p>
             <w:r>
-              <w:t>Numérotation devis DEV-YYYY-NNNN.</w:t>
+              <w:rPr>
+                <w:rFonts w:ascii="Calibri" w:hAnsi="Calibri"/>
+                <w:sz w:val="20"/>
+              </w:rPr>
+              <w:t>datetime</w:t>
             </w:r>
           </w:p>
         </w:tc>
@@ -855,7 +1017,11 @@
           </w:tcPr>
           <w:p>
             <w:r>
-              <w:t>Conforme</w:t>
+              <w:rPr>
+                <w:rFonts w:ascii="Calibri" w:hAnsi="Calibri"/>
+                <w:sz w:val="20"/>
+              </w:rPr>
+              <w:t>Nullable ; renseigné à l'inscription</w:t>
             </w:r>
           </w:p>
         </w:tc>
@@ -867,7 +1033,11 @@
           </w:tcPr>
           <w:p>
             <w:r>
-              <w:t>RG05</w:t>
+              <w:rPr>
+                <w:rFonts w:ascii="Calibri" w:hAnsi="Calibri"/>
+                <w:sz w:val="20"/>
+              </w:rPr>
+              <w:t>company_name</w:t>
             </w:r>
           </w:p>
         </w:tc>
@@ -877,7 +1047,11 @@
           </w:tcPr>
           <w:p>
             <w:r>
-              <w:t>Facture brouillon modifiable ; contenu verrouillé après émission (statut sent+).</w:t>
+              <w:rPr>
+                <w:rFonts w:ascii="Calibri" w:hAnsi="Calibri"/>
+                <w:sz w:val="20"/>
+              </w:rPr>
+              <w:t>string</w:t>
             </w:r>
           </w:p>
         </w:tc>
@@ -887,7 +1061,11 @@
           </w:tcPr>
           <w:p>
             <w:r>
-              <w:t>Conforme — InvoiceDocumentRules</w:t>
+              <w:rPr>
+                <w:rFonts w:ascii="Calibri" w:hAnsi="Calibri"/>
+                <w:sz w:val="20"/>
+              </w:rPr>
+              <w:t>Nullable — raison sociale</w:t>
             </w:r>
           </w:p>
         </w:tc>
@@ -899,7 +1077,11 @@
           </w:tcPr>
           <w:p>
             <w:r>
-              <w:t>RG06</w:t>
+              <w:rPr>
+                <w:rFonts w:ascii="Calibri" w:hAnsi="Calibri"/>
+                <w:sz w:val="20"/>
+              </w:rPr>
+              <w:t>company_address</w:t>
             </w:r>
           </w:p>
         </w:tc>
@@ -909,7 +1091,11 @@
           </w:tcPr>
           <w:p>
             <w:r>
-              <w:t>Devis accepted convertible en une facture draft (quote_id).</w:t>
+              <w:rPr>
+                <w:rFonts w:ascii="Calibri" w:hAnsi="Calibri"/>
+                <w:sz w:val="20"/>
+              </w:rPr>
+              <w:t>text</w:t>
             </w:r>
           </w:p>
         </w:tc>
@@ -919,7 +1105,11 @@
           </w:tcPr>
           <w:p>
             <w:r>
-              <w:t>Conforme</w:t>
+              <w:rPr>
+                <w:rFonts w:ascii="Calibri" w:hAnsi="Calibri"/>
+                <w:sz w:val="20"/>
+              </w:rPr>
+              <w:t>Nullable</w:t>
             </w:r>
           </w:p>
         </w:tc>
@@ -931,7 +1121,11 @@
           </w:tcPr>
           <w:p>
             <w:r>
-              <w:t>RG07</w:t>
+              <w:rPr>
+                <w:rFonts w:ascii="Calibri" w:hAnsi="Calibri"/>
+                <w:sz w:val="20"/>
+              </w:rPr>
+              <w:t>company_phone</w:t>
             </w:r>
           </w:p>
         </w:tc>
@@ -941,7 +1135,11 @@
           </w:tcPr>
           <w:p>
             <w:r>
-              <w:t>Totaux calculés depuis lignes ; saisie manuelle possible sans lignes.</w:t>
+              <w:rPr>
+                <w:rFonts w:ascii="Calibri" w:hAnsi="Calibri"/>
+                <w:sz w:val="20"/>
+              </w:rPr>
+              <w:t>string</w:t>
             </w:r>
           </w:p>
         </w:tc>
@@ -951,7 +1149,11 @@
           </w:tcPr>
           <w:p>
             <w:r>
-              <w:t>Conforme avec nuance</w:t>
+              <w:rPr>
+                <w:rFonts w:ascii="Calibri" w:hAnsi="Calibri"/>
+                <w:sz w:val="20"/>
+              </w:rPr>
+              <w:t>Nullable</w:t>
             </w:r>
           </w:p>
         </w:tc>
@@ -963,7 +1165,11 @@
           </w:tcPr>
           <w:p>
             <w:r>
-              <w:t>RG08</w:t>
+              <w:rPr>
+                <w:rFonts w:ascii="Calibri" w:hAnsi="Calibri"/>
+                <w:sz w:val="20"/>
+              </w:rPr>
+              <w:t>company_email</w:t>
             </w:r>
           </w:p>
         </w:tc>
@@ -973,7 +1179,11 @@
           </w:tcPr>
           <w:p>
             <w:r>
-              <w:t>Paiements partiels ; solde = total - SUM(payments).</w:t>
+              <w:rPr>
+                <w:rFonts w:ascii="Calibri" w:hAnsi="Calibri"/>
+                <w:sz w:val="20"/>
+              </w:rPr>
+              <w:t>string</w:t>
             </w:r>
           </w:p>
         </w:tc>
@@ -983,7 +1193,11 @@
           </w:tcPr>
           <w:p>
             <w:r>
-              <w:t>Conforme</w:t>
+              <w:rPr>
+                <w:rFonts w:ascii="Calibri" w:hAnsi="Calibri"/>
+                <w:sz w:val="20"/>
+              </w:rPr>
+              <w:t>Nullable</w:t>
             </w:r>
           </w:p>
         </w:tc>
@@ -995,7 +1209,11 @@
           </w:tcPr>
           <w:p>
             <w:r>
-              <w:t>RG09</w:t>
+              <w:rPr>
+                <w:rFonts w:ascii="Calibri" w:hAnsi="Calibri"/>
+                <w:sz w:val="20"/>
+              </w:rPr>
+              <w:t>company_tax_id</w:t>
             </w:r>
           </w:p>
         </w:tc>
@@ -1005,7 +1223,11 @@
           </w:tcPr>
           <w:p>
             <w:r>
-              <w:t>Factures sent avec due_date dépassée → overdue (scheduler quotidien).</w:t>
+              <w:rPr>
+                <w:rFonts w:ascii="Calibri" w:hAnsi="Calibri"/>
+                <w:sz w:val="20"/>
+              </w:rPr>
+              <w:t>string</w:t>
             </w:r>
           </w:p>
         </w:tc>
@@ -1015,7 +1237,11 @@
           </w:tcPr>
           <w:p>
             <w:r>
-              <w:t>Conforme</w:t>
+              <w:rPr>
+                <w:rFonts w:ascii="Calibri" w:hAnsi="Calibri"/>
+                <w:sz w:val="20"/>
+              </w:rPr>
+              <w:t>Nullable — identifiant fiscal</w:t>
             </w:r>
           </w:p>
         </w:tc>
@@ -1027,7 +1253,11 @@
           </w:tcPr>
           <w:p>
             <w:r>
-              <w:t>RG10</w:t>
+              <w:rPr>
+                <w:rFonts w:ascii="Calibri" w:hAnsi="Calibri"/>
+                <w:sz w:val="20"/>
+              </w:rPr>
+              <w:t>company_bank_name</w:t>
             </w:r>
           </w:p>
         </w:tc>
@@ -1037,7 +1267,11 @@
           </w:tcPr>
           <w:p>
             <w:r>
-              <w:t>Avoir manuel AVR-YYYY-NNNN — annulation totale, facture parente cancelled.</w:t>
+              <w:rPr>
+                <w:rFonts w:ascii="Calibri" w:hAnsi="Calibri"/>
+                <w:sz w:val="20"/>
+              </w:rPr>
+              <w:t>string</w:t>
             </w:r>
           </w:p>
         </w:tc>
@@ -1047,7 +1281,11 @@
           </w:tcPr>
           <w:p>
             <w:r>
-              <w:t>Conforme — pas d'avoir auto ni partiel</w:t>
+              <w:rPr>
+                <w:rFonts w:ascii="Calibri" w:hAnsi="Calibri"/>
+                <w:sz w:val="20"/>
+              </w:rPr>
+              <w:t>Nullable</w:t>
             </w:r>
           </w:p>
         </w:tc>
@@ -1059,7 +1297,11 @@
           </w:tcPr>
           <w:p>
             <w:r>
-              <w:t>RG11</w:t>
+              <w:rPr>
+                <w:rFonts w:ascii="Calibri" w:hAnsi="Calibri"/>
+                <w:sz w:val="20"/>
+              </w:rPr>
+              <w:t>company_bank_iban</w:t>
             </w:r>
           </w:p>
         </w:tc>
@@ -1069,7 +1311,11 @@
           </w:tcPr>
           <w:p>
             <w:r>
-              <w:t>PDF regénéré à chaque téléchargement (pas de cache fichier).</w:t>
+              <w:rPr>
+                <w:rFonts w:ascii="Calibri" w:hAnsi="Calibri"/>
+                <w:sz w:val="20"/>
+              </w:rPr>
+              <w:t>string</w:t>
             </w:r>
           </w:p>
         </w:tc>
@@ -1079,7 +1325,11 @@
           </w:tcPr>
           <w:p>
             <w:r>
-              <w:t>Conforme</w:t>
+              <w:rPr>
+                <w:rFonts w:ascii="Calibri" w:hAnsi="Calibri"/>
+                <w:sz w:val="20"/>
+              </w:rPr>
+              <w:t>Nullable</w:t>
             </w:r>
           </w:p>
         </w:tc>
@@ -1091,7 +1341,11 @@
           </w:tcPr>
           <w:p>
             <w:r>
-              <w:t>RG12</w:t>
+              <w:rPr>
+                <w:rFonts w:ascii="Calibri" w:hAnsi="Calibri"/>
+                <w:sz w:val="20"/>
+              </w:rPr>
+              <w:t>company_bank_bic</w:t>
             </w:r>
           </w:p>
         </w:tc>
@@ -1101,7 +1355,11 @@
           </w:tcPr>
           <w:p>
             <w:r>
-              <w:t>CA dashboard = somme des paiements encaissés (PaymentAnalytics).</w:t>
+              <w:rPr>
+                <w:rFonts w:ascii="Calibri" w:hAnsi="Calibri"/>
+                <w:sz w:val="20"/>
+              </w:rPr>
+              <w:t>string</w:t>
             </w:r>
           </w:p>
         </w:tc>
@@ -1111,76 +1369,349 @@
           </w:tcPr>
           <w:p>
             <w:r>
-              <w:t>Conforme — diffère de « factures payées »</w:t>
+              <w:rPr>
+                <w:rFonts w:ascii="Calibri" w:hAnsi="Calibri"/>
+                <w:sz w:val="20"/>
+              </w:rPr>
+              <w:t>Nullable</w:t>
+            </w:r>
+          </w:p>
+        </w:tc>
+      </w:tr>
+      <w:tr>
+        <w:tc>
+          <w:tcPr>
+            <w:tcW w:type="dxa" w:w="3135"/>
+          </w:tcPr>
+          <w:p>
+            <w:r>
+              <w:rPr>
+                <w:rFonts w:ascii="Calibri" w:hAnsi="Calibri"/>
+                <w:sz w:val="20"/>
+              </w:rPr>
+              <w:t>company_legal_footer</w:t>
+            </w:r>
+          </w:p>
+        </w:tc>
+        <w:tc>
+          <w:tcPr>
+            <w:tcW w:type="dxa" w:w="3135"/>
+          </w:tcPr>
+          <w:p>
+            <w:r>
+              <w:rPr>
+                <w:rFonts w:ascii="Calibri" w:hAnsi="Calibri"/>
+                <w:sz w:val="20"/>
+              </w:rPr>
+              <w:t>text</w:t>
+            </w:r>
+          </w:p>
+        </w:tc>
+        <w:tc>
+          <w:tcPr>
+            <w:tcW w:type="dxa" w:w="3135"/>
+          </w:tcPr>
+          <w:p>
+            <w:r>
+              <w:rPr>
+                <w:rFonts w:ascii="Calibri" w:hAnsi="Calibri"/>
+                <w:sz w:val="20"/>
+              </w:rPr>
+              <w:t>Nullable — mentions légales PDF</w:t>
+            </w:r>
+          </w:p>
+        </w:tc>
+      </w:tr>
+      <w:tr>
+        <w:tc>
+          <w:tcPr>
+            <w:tcW w:type="dxa" w:w="3135"/>
+          </w:tcPr>
+          <w:p>
+            <w:r>
+              <w:rPr>
+                <w:rFonts w:ascii="Calibri" w:hAnsi="Calibri"/>
+                <w:sz w:val="20"/>
+              </w:rPr>
+              <w:t>company_logo_path</w:t>
+            </w:r>
+          </w:p>
+        </w:tc>
+        <w:tc>
+          <w:tcPr>
+            <w:tcW w:type="dxa" w:w="3135"/>
+          </w:tcPr>
+          <w:p>
+            <w:r>
+              <w:rPr>
+                <w:rFonts w:ascii="Calibri" w:hAnsi="Calibri"/>
+                <w:sz w:val="20"/>
+              </w:rPr>
+              <w:t>string</w:t>
+            </w:r>
+          </w:p>
+        </w:tc>
+        <w:tc>
+          <w:tcPr>
+            <w:tcW w:type="dxa" w:w="3135"/>
+          </w:tcPr>
+          <w:p>
+            <w:r>
+              <w:rPr>
+                <w:rFonts w:ascii="Calibri" w:hAnsi="Calibri"/>
+                <w:sz w:val="20"/>
+              </w:rPr>
+              <w:t>Nullable — chemin logo</w:t>
+            </w:r>
+          </w:p>
+        </w:tc>
+      </w:tr>
+      <w:tr>
+        <w:tc>
+          <w:tcPr>
+            <w:tcW w:type="dxa" w:w="3135"/>
+          </w:tcPr>
+          <w:p>
+            <w:r>
+              <w:rPr>
+                <w:rFonts w:ascii="Calibri" w:hAnsi="Calibri"/>
+                <w:sz w:val="20"/>
+              </w:rPr>
+              <w:t>document_color_primary</w:t>
+            </w:r>
+          </w:p>
+        </w:tc>
+        <w:tc>
+          <w:tcPr>
+            <w:tcW w:type="dxa" w:w="3135"/>
+          </w:tcPr>
+          <w:p>
+            <w:r>
+              <w:rPr>
+                <w:rFonts w:ascii="Calibri" w:hAnsi="Calibri"/>
+                <w:sz w:val="20"/>
+              </w:rPr>
+              <w:t>string</w:t>
+            </w:r>
+          </w:p>
+        </w:tc>
+        <w:tc>
+          <w:tcPr>
+            <w:tcW w:type="dxa" w:w="3135"/>
+          </w:tcPr>
+          <w:p>
+            <w:r>
+              <w:rPr>
+                <w:rFonts w:ascii="Calibri" w:hAnsi="Calibri"/>
+                <w:sz w:val="20"/>
+              </w:rPr>
+              <w:t>Nullable — couleur PDF (#RRGGBB)</w:t>
+            </w:r>
+          </w:p>
+        </w:tc>
+      </w:tr>
+      <w:tr>
+        <w:tc>
+          <w:tcPr>
+            <w:tcW w:type="dxa" w:w="3135"/>
+          </w:tcPr>
+          <w:p>
+            <w:r>
+              <w:rPr>
+                <w:rFonts w:ascii="Calibri" w:hAnsi="Calibri"/>
+                <w:sz w:val="20"/>
+              </w:rPr>
+              <w:t>document_color_accent</w:t>
+            </w:r>
+          </w:p>
+        </w:tc>
+        <w:tc>
+          <w:tcPr>
+            <w:tcW w:type="dxa" w:w="3135"/>
+          </w:tcPr>
+          <w:p>
+            <w:r>
+              <w:rPr>
+                <w:rFonts w:ascii="Calibri" w:hAnsi="Calibri"/>
+                <w:sz w:val="20"/>
+              </w:rPr>
+              <w:t>string</w:t>
+            </w:r>
+          </w:p>
+        </w:tc>
+        <w:tc>
+          <w:tcPr>
+            <w:tcW w:type="dxa" w:w="3135"/>
+          </w:tcPr>
+          <w:p>
+            <w:r>
+              <w:rPr>
+                <w:rFonts w:ascii="Calibri" w:hAnsi="Calibri"/>
+                <w:sz w:val="20"/>
+              </w:rPr>
+              <w:t>Nullable — couleur PDF (#RRGGBB)</w:t>
+            </w:r>
+          </w:p>
+        </w:tc>
+      </w:tr>
+      <w:tr>
+        <w:tc>
+          <w:tcPr>
+            <w:tcW w:type="dxa" w:w="3135"/>
+          </w:tcPr>
+          <w:p>
+            <w:r>
+              <w:rPr>
+                <w:rFonts w:ascii="Calibri" w:hAnsi="Calibri"/>
+                <w:sz w:val="20"/>
+              </w:rPr>
+              <w:t>locale</w:t>
+            </w:r>
+          </w:p>
+        </w:tc>
+        <w:tc>
+          <w:tcPr>
+            <w:tcW w:type="dxa" w:w="3135"/>
+          </w:tcPr>
+          <w:p>
+            <w:r>
+              <w:rPr>
+                <w:rFonts w:ascii="Calibri" w:hAnsi="Calibri"/>
+                <w:sz w:val="20"/>
+              </w:rPr>
+              <w:t>string</w:t>
+            </w:r>
+          </w:p>
+        </w:tc>
+        <w:tc>
+          <w:tcPr>
+            <w:tcW w:type="dxa" w:w="3135"/>
+          </w:tcPr>
+          <w:p>
+            <w:r>
+              <w:rPr>
+                <w:rFonts w:ascii="Calibri" w:hAnsi="Calibri"/>
+                <w:sz w:val="20"/>
+              </w:rPr>
+              <w:t>fr ou en (défaut : fr)</w:t>
+            </w:r>
+          </w:p>
+        </w:tc>
+      </w:tr>
+      <w:tr>
+        <w:tc>
+          <w:tcPr>
+            <w:tcW w:type="dxa" w:w="3135"/>
+          </w:tcPr>
+          <w:p>
+            <w:r>
+              <w:rPr>
+                <w:rFonts w:ascii="Calibri" w:hAnsi="Calibri"/>
+                <w:sz w:val="20"/>
+              </w:rPr>
+              <w:t>timezone</w:t>
+            </w:r>
+          </w:p>
+        </w:tc>
+        <w:tc>
+          <w:tcPr>
+            <w:tcW w:type="dxa" w:w="3135"/>
+          </w:tcPr>
+          <w:p>
+            <w:r>
+              <w:rPr>
+                <w:rFonts w:ascii="Calibri" w:hAnsi="Calibri"/>
+                <w:sz w:val="20"/>
+              </w:rPr>
+              <w:t>string</w:t>
+            </w:r>
+          </w:p>
+        </w:tc>
+        <w:tc>
+          <w:tcPr>
+            <w:tcW w:type="dxa" w:w="3135"/>
+          </w:tcPr>
+          <w:p>
+            <w:r>
+              <w:rPr>
+                <w:rFonts w:ascii="Calibri" w:hAnsi="Calibri"/>
+                <w:sz w:val="20"/>
+              </w:rPr>
+              <w:t>Défaut : Africa/Abidjan</w:t>
+            </w:r>
+          </w:p>
+        </w:tc>
+      </w:tr>
+      <w:tr>
+        <w:tc>
+          <w:tcPr>
+            <w:tcW w:type="dxa" w:w="3135"/>
+          </w:tcPr>
+          <w:p>
+            <w:r>
+              <w:rPr>
+                <w:rFonts w:ascii="Calibri" w:hAnsi="Calibri"/>
+                <w:sz w:val="20"/>
+              </w:rPr>
+              <w:t>notifications_email</w:t>
+            </w:r>
+          </w:p>
+        </w:tc>
+        <w:tc>
+          <w:tcPr>
+            <w:tcW w:type="dxa" w:w="3135"/>
+          </w:tcPr>
+          <w:p>
+            <w:r>
+              <w:rPr>
+                <w:rFonts w:ascii="Calibri" w:hAnsi="Calibri"/>
+                <w:sz w:val="20"/>
+              </w:rPr>
+              <w:t>boolean</w:t>
+            </w:r>
+          </w:p>
+        </w:tc>
+        <w:tc>
+          <w:tcPr>
+            <w:tcW w:type="dxa" w:w="3135"/>
+          </w:tcPr>
+          <w:p>
+            <w:r>
+              <w:rPr>
+                <w:rFonts w:ascii="Calibri" w:hAnsi="Calibri"/>
+                <w:sz w:val="20"/>
+              </w:rPr>
+              <w:t>Relances factures en retard</w:t>
             </w:r>
           </w:p>
         </w:tc>
       </w:tr>
     </w:tbl>
+    <w:p/>
     <w:p>
       <w:pPr>
-        <w:pStyle w:val="Heading2"/>
+        <w:spacing w:before="200" w:after="120"/>
+      </w:pPr>
+      <w:r>
+        <w:rPr>
+          <w:rFonts w:ascii="Calibri Light" w:hAnsi="Calibri Light"/>
+          <w:b/>
+          <w:color w:val="14213D"/>
+          <w:sz w:val="26"/>
+        </w:rPr>
+        <w:t>Client</w:t>
+      </w:r>
+    </w:p>
+    <w:p>
+      <w:pPr>
+        <w:spacing w:after="120" w:line="276" w:lineRule="auto"/>
       </w:pPr>
       <w:r>
         <w:rPr>
           <w:rFonts w:ascii="Calibri" w:hAnsi="Calibri"/>
-          <w:color w:val="14213D"/>
-        </w:rPr>
-        <w:t>IV.1 Décisions produit</w:t>
-      </w:r>
-    </w:p>
-    <w:p>
-      <w:pPr>
-        <w:pStyle w:val="ListBullet"/>
-        <w:spacing w:after="80" w:line="240" w:lineRule="auto"/>
-      </w:pPr>
-      <w:r>
-        <w:rPr>
-          <w:rFonts w:ascii="Calibri" w:hAnsi="Calibri"/>
-          <w:b w:val="0"/>
           <w:sz w:val="22"/>
         </w:rPr>
-        <w:t>Vérification e-mail : désactivée volontairement à l'inscription.</w:t>
-      </w:r>
-    </w:p>
-    <w:p>
-      <w:pPr>
-        <w:pStyle w:val="ListBullet"/>
-        <w:spacing w:after="80" w:line="240" w:lineRule="auto"/>
-      </w:pPr>
-      <w:r>
-        <w:rPr>
-          <w:rFonts w:ascii="Calibri" w:hAnsi="Calibri"/>
-          <w:b w:val="0"/>
-          <w:sz w:val="22"/>
-        </w:rPr>
-        <w:t>Relances impayés : tous plans si notifications_email=true (pas réservé Pro).</w:t>
-      </w:r>
-    </w:p>
-    <w:p>
-      <w:pPr>
-        <w:pStyle w:val="ListBullet"/>
-        <w:spacing w:after="80" w:line="240" w:lineRule="auto"/>
-      </w:pPr>
-      <w:r>
-        <w:rPr>
-          <w:rFonts w:ascii="Calibri" w:hAnsi="Calibri"/>
-          <w:b w:val="0"/>
-          <w:sz w:val="22"/>
-        </w:rPr>
-        <w:t>Enterprise multi-utilisateurs : roadmap, non implémenté.</w:t>
-      </w:r>
-    </w:p>
-    <w:p>
-      <w:pPr>
-        <w:pStyle w:val="Heading2"/>
-      </w:pPr>
-      <w:r>
-        <w:rPr>
-          <w:rFonts w:ascii="Calibri" w:hAnsi="Calibri"/>
-          <w:color w:val="14213D"/>
-        </w:rPr>
-        <w:t>IV.2 Déploiement</w:t>
+        <w:t>L'objet Client représente un client commercial rattaché à un utilisateur.</w:t>
       </w:r>
     </w:p>
     <w:tbl>
@@ -1190,27 +1721,56 @@
         <w:tblLook w:firstColumn="1" w:firstRow="1" w:lastColumn="0" w:lastRow="0" w:noHBand="0" w:noVBand="1" w:val="04A0"/>
       </w:tblPr>
       <w:tblGrid>
-        <w:gridCol w:w="4703"/>
-        <w:gridCol w:w="4703"/>
+        <w:gridCol w:w="3135"/>
+        <w:gridCol w:w="3135"/>
+        <w:gridCol w:w="3135"/>
       </w:tblGrid>
       <w:tr>
         <w:tc>
           <w:tcPr>
-            <w:tcW w:type="dxa" w:w="4703"/>
+            <w:tcW w:type="dxa" w:w="3135"/>
+            <w:shd w:fill="F2F2F2"/>
           </w:tcPr>
           <w:p>
             <w:r>
-              <w:t>Composant</w:t>
+              <w:rPr>
+                <w:rFonts w:ascii="Calibri" w:hAnsi="Calibri"/>
+                <w:b/>
+                <w:sz w:val="20"/>
+              </w:rPr>
+              <w:t>ATTRIBUTS</w:t>
             </w:r>
           </w:p>
         </w:tc>
         <w:tc>
           <w:tcPr>
-            <w:tcW w:type="dxa" w:w="4703"/>
+            <w:tcW w:type="dxa" w:w="3135"/>
+            <w:shd w:fill="F2F2F2"/>
           </w:tcPr>
           <w:p>
             <w:r>
-              <w:t>Cible</w:t>
+              <w:rPr>
+                <w:rFonts w:ascii="Calibri" w:hAnsi="Calibri"/>
+                <w:b/>
+                <w:sz w:val="20"/>
+              </w:rPr>
+              <w:t>TYPE</w:t>
+            </w:r>
+          </w:p>
+        </w:tc>
+        <w:tc>
+          <w:tcPr>
+            <w:tcW w:type="dxa" w:w="3135"/>
+            <w:shd w:fill="F2F2F2"/>
+          </w:tcPr>
+          <w:p>
+            <w:r>
+              <w:rPr>
+                <w:rFonts w:ascii="Calibri" w:hAnsi="Calibri"/>
+                <w:b/>
+                <w:sz w:val="20"/>
+              </w:rPr>
+              <w:t>OBSERVATIONS</w:t>
             </w:r>
           </w:p>
         </w:tc>
@@ -1218,21 +1778,43 @@
       <w:tr>
         <w:tc>
           <w:tcPr>
-            <w:tcW w:type="dxa" w:w="4703"/>
+            <w:tcW w:type="dxa" w:w="3135"/>
           </w:tcPr>
           <w:p>
             <w:r>
-              <w:t>Frontend</w:t>
+              <w:rPr>
+                <w:rFonts w:ascii="Calibri" w:hAnsi="Calibri"/>
+                <w:sz w:val="20"/>
+              </w:rPr>
+              <w:t>user_id</w:t>
             </w:r>
           </w:p>
         </w:tc>
         <w:tc>
           <w:tcPr>
-            <w:tcW w:type="dxa" w:w="4703"/>
+            <w:tcW w:type="dxa" w:w="3135"/>
           </w:tcPr>
           <w:p>
             <w:r>
-              <w:t>Vercel — saas-facturation.vercel.app</w:t>
+              <w:rPr>
+                <w:rFonts w:ascii="Calibri" w:hAnsi="Calibri"/>
+                <w:sz w:val="20"/>
+              </w:rPr>
+              <w:t>bigint</w:t>
+            </w:r>
+          </w:p>
+        </w:tc>
+        <w:tc>
+          <w:tcPr>
+            <w:tcW w:type="dxa" w:w="3135"/>
+          </w:tcPr>
+          <w:p>
+            <w:r>
+              <w:rPr>
+                <w:rFonts w:ascii="Calibri" w:hAnsi="Calibri"/>
+                <w:sz w:val="20"/>
+              </w:rPr>
+              <w:t>Clé étrangère vers users</w:t>
             </w:r>
           </w:p>
         </w:tc>
@@ -1240,21 +1822,43 @@
       <w:tr>
         <w:tc>
           <w:tcPr>
-            <w:tcW w:type="dxa" w:w="4703"/>
+            <w:tcW w:type="dxa" w:w="3135"/>
           </w:tcPr>
           <w:p>
             <w:r>
-              <w:t>Backend API</w:t>
+              <w:rPr>
+                <w:rFonts w:ascii="Calibri" w:hAnsi="Calibri"/>
+                <w:sz w:val="20"/>
+              </w:rPr>
+              <w:t>first_name</w:t>
             </w:r>
           </w:p>
         </w:tc>
         <w:tc>
           <w:tcPr>
-            <w:tcW w:type="dxa" w:w="4703"/>
+            <w:tcW w:type="dxa" w:w="3135"/>
           </w:tcPr>
           <w:p>
             <w:r>
-              <w:t>Fly.io — API REST Laravel (/api)</w:t>
+              <w:rPr>
+                <w:rFonts w:ascii="Calibri" w:hAnsi="Calibri"/>
+                <w:sz w:val="20"/>
+              </w:rPr>
+              <w:t>string</w:t>
+            </w:r>
+          </w:p>
+        </w:tc>
+        <w:tc>
+          <w:tcPr>
+            <w:tcW w:type="dxa" w:w="3135"/>
+          </w:tcPr>
+          <w:p>
+            <w:r>
+              <w:rPr>
+                <w:rFonts w:ascii="Calibri" w:hAnsi="Calibri"/>
+                <w:sz w:val="20"/>
+              </w:rPr>
+              <w:t>Nullable</w:t>
             </w:r>
           </w:p>
         </w:tc>
@@ -1262,46 +1866,5862 @@
       <w:tr>
         <w:tc>
           <w:tcPr>
-            <w:tcW w:type="dxa" w:w="4703"/>
+            <w:tcW w:type="dxa" w:w="3135"/>
           </w:tcPr>
           <w:p>
             <w:r>
-              <w:t>Base de données</w:t>
+              <w:rPr>
+                <w:rFonts w:ascii="Calibri" w:hAnsi="Calibri"/>
+                <w:sz w:val="20"/>
+              </w:rPr>
+              <w:t>last_name</w:t>
             </w:r>
           </w:p>
         </w:tc>
         <w:tc>
           <w:tcPr>
-            <w:tcW w:type="dxa" w:w="4703"/>
+            <w:tcW w:type="dxa" w:w="3135"/>
           </w:tcPr>
           <w:p>
             <w:r>
-              <w:t>PostgreSQL (Fly.io)</w:t>
+              <w:rPr>
+                <w:rFonts w:ascii="Calibri" w:hAnsi="Calibri"/>
+                <w:sz w:val="20"/>
+              </w:rPr>
+              <w:t>string</w:t>
+            </w:r>
+          </w:p>
+        </w:tc>
+        <w:tc>
+          <w:tcPr>
+            <w:tcW w:type="dxa" w:w="3135"/>
+          </w:tcPr>
+          <w:p>
+            <w:r>
+              <w:rPr>
+                <w:rFonts w:ascii="Calibri" w:hAnsi="Calibri"/>
+                <w:sz w:val="20"/>
+              </w:rPr>
+              <w:t>Nullable</w:t>
+            </w:r>
+          </w:p>
+        </w:tc>
+      </w:tr>
+      <w:tr>
+        <w:tc>
+          <w:tcPr>
+            <w:tcW w:type="dxa" w:w="3135"/>
+          </w:tcPr>
+          <w:p>
+            <w:r>
+              <w:rPr>
+                <w:rFonts w:ascii="Calibri" w:hAnsi="Calibri"/>
+                <w:sz w:val="20"/>
+              </w:rPr>
+              <w:t>name</w:t>
+            </w:r>
+          </w:p>
+        </w:tc>
+        <w:tc>
+          <w:tcPr>
+            <w:tcW w:type="dxa" w:w="3135"/>
+          </w:tcPr>
+          <w:p>
+            <w:r>
+              <w:rPr>
+                <w:rFonts w:ascii="Calibri" w:hAnsi="Calibri"/>
+                <w:sz w:val="20"/>
+              </w:rPr>
+              <w:t>string</w:t>
+            </w:r>
+          </w:p>
+        </w:tc>
+        <w:tc>
+          <w:tcPr>
+            <w:tcW w:type="dxa" w:w="3135"/>
+          </w:tcPr>
+          <w:p>
+            <w:r>
+              <w:rPr>
+                <w:rFonts w:ascii="Calibri" w:hAnsi="Calibri"/>
+                <w:sz w:val="20"/>
+              </w:rPr>
+              <w:t>Nom affiché</w:t>
+            </w:r>
+          </w:p>
+        </w:tc>
+      </w:tr>
+      <w:tr>
+        <w:tc>
+          <w:tcPr>
+            <w:tcW w:type="dxa" w:w="3135"/>
+          </w:tcPr>
+          <w:p>
+            <w:r>
+              <w:rPr>
+                <w:rFonts w:ascii="Calibri" w:hAnsi="Calibri"/>
+                <w:sz w:val="20"/>
+              </w:rPr>
+              <w:t>email</w:t>
+            </w:r>
+          </w:p>
+        </w:tc>
+        <w:tc>
+          <w:tcPr>
+            <w:tcW w:type="dxa" w:w="3135"/>
+          </w:tcPr>
+          <w:p>
+            <w:r>
+              <w:rPr>
+                <w:rFonts w:ascii="Calibri" w:hAnsi="Calibri"/>
+                <w:sz w:val="20"/>
+              </w:rPr>
+              <w:t>string</w:t>
+            </w:r>
+          </w:p>
+        </w:tc>
+        <w:tc>
+          <w:tcPr>
+            <w:tcW w:type="dxa" w:w="3135"/>
+          </w:tcPr>
+          <w:p>
+            <w:r>
+              <w:rPr>
+                <w:rFonts w:ascii="Calibri" w:hAnsi="Calibri"/>
+                <w:sz w:val="20"/>
+              </w:rPr>
+              <w:t>Nullable</w:t>
+            </w:r>
+          </w:p>
+        </w:tc>
+      </w:tr>
+      <w:tr>
+        <w:tc>
+          <w:tcPr>
+            <w:tcW w:type="dxa" w:w="3135"/>
+          </w:tcPr>
+          <w:p>
+            <w:r>
+              <w:rPr>
+                <w:rFonts w:ascii="Calibri" w:hAnsi="Calibri"/>
+                <w:sz w:val="20"/>
+              </w:rPr>
+              <w:t>phone</w:t>
+            </w:r>
+          </w:p>
+        </w:tc>
+        <w:tc>
+          <w:tcPr>
+            <w:tcW w:type="dxa" w:w="3135"/>
+          </w:tcPr>
+          <w:p>
+            <w:r>
+              <w:rPr>
+                <w:rFonts w:ascii="Calibri" w:hAnsi="Calibri"/>
+                <w:sz w:val="20"/>
+              </w:rPr>
+              <w:t>string</w:t>
+            </w:r>
+          </w:p>
+        </w:tc>
+        <w:tc>
+          <w:tcPr>
+            <w:tcW w:type="dxa" w:w="3135"/>
+          </w:tcPr>
+          <w:p>
+            <w:r>
+              <w:rPr>
+                <w:rFonts w:ascii="Calibri" w:hAnsi="Calibri"/>
+                <w:sz w:val="20"/>
+              </w:rPr>
+              <w:t>Nullable</w:t>
+            </w:r>
+          </w:p>
+        </w:tc>
+      </w:tr>
+      <w:tr>
+        <w:tc>
+          <w:tcPr>
+            <w:tcW w:type="dxa" w:w="3135"/>
+          </w:tcPr>
+          <w:p>
+            <w:r>
+              <w:rPr>
+                <w:rFonts w:ascii="Calibri" w:hAnsi="Calibri"/>
+                <w:sz w:val="20"/>
+              </w:rPr>
+              <w:t>company</w:t>
+            </w:r>
+          </w:p>
+        </w:tc>
+        <w:tc>
+          <w:tcPr>
+            <w:tcW w:type="dxa" w:w="3135"/>
+          </w:tcPr>
+          <w:p>
+            <w:r>
+              <w:rPr>
+                <w:rFonts w:ascii="Calibri" w:hAnsi="Calibri"/>
+                <w:sz w:val="20"/>
+              </w:rPr>
+              <w:t>string</w:t>
+            </w:r>
+          </w:p>
+        </w:tc>
+        <w:tc>
+          <w:tcPr>
+            <w:tcW w:type="dxa" w:w="3135"/>
+          </w:tcPr>
+          <w:p>
+            <w:r>
+              <w:rPr>
+                <w:rFonts w:ascii="Calibri" w:hAnsi="Calibri"/>
+                <w:sz w:val="20"/>
+              </w:rPr>
+              <w:t>Nullable — raison sociale client</w:t>
+            </w:r>
+          </w:p>
+        </w:tc>
+      </w:tr>
+      <w:tr>
+        <w:tc>
+          <w:tcPr>
+            <w:tcW w:type="dxa" w:w="3135"/>
+          </w:tcPr>
+          <w:p>
+            <w:r>
+              <w:rPr>
+                <w:rFonts w:ascii="Calibri" w:hAnsi="Calibri"/>
+                <w:sz w:val="20"/>
+              </w:rPr>
+              <w:t>address</w:t>
+            </w:r>
+          </w:p>
+        </w:tc>
+        <w:tc>
+          <w:tcPr>
+            <w:tcW w:type="dxa" w:w="3135"/>
+          </w:tcPr>
+          <w:p>
+            <w:r>
+              <w:rPr>
+                <w:rFonts w:ascii="Calibri" w:hAnsi="Calibri"/>
+                <w:sz w:val="20"/>
+              </w:rPr>
+              <w:t>text</w:t>
+            </w:r>
+          </w:p>
+        </w:tc>
+        <w:tc>
+          <w:tcPr>
+            <w:tcW w:type="dxa" w:w="3135"/>
+          </w:tcPr>
+          <w:p>
+            <w:r>
+              <w:rPr>
+                <w:rFonts w:ascii="Calibri" w:hAnsi="Calibri"/>
+                <w:sz w:val="20"/>
+              </w:rPr>
+              <w:t>Nullable</w:t>
+            </w:r>
+          </w:p>
+        </w:tc>
+      </w:tr>
+      <w:tr>
+        <w:tc>
+          <w:tcPr>
+            <w:tcW w:type="dxa" w:w="3135"/>
+          </w:tcPr>
+          <w:p>
+            <w:r>
+              <w:rPr>
+                <w:rFonts w:ascii="Calibri" w:hAnsi="Calibri"/>
+                <w:sz w:val="20"/>
+              </w:rPr>
+              <w:t>tax_id</w:t>
+            </w:r>
+          </w:p>
+        </w:tc>
+        <w:tc>
+          <w:tcPr>
+            <w:tcW w:type="dxa" w:w="3135"/>
+          </w:tcPr>
+          <w:p>
+            <w:r>
+              <w:rPr>
+                <w:rFonts w:ascii="Calibri" w:hAnsi="Calibri"/>
+                <w:sz w:val="20"/>
+              </w:rPr>
+              <w:t>string</w:t>
+            </w:r>
+          </w:p>
+        </w:tc>
+        <w:tc>
+          <w:tcPr>
+            <w:tcW w:type="dxa" w:w="3135"/>
+          </w:tcPr>
+          <w:p>
+            <w:r>
+              <w:rPr>
+                <w:rFonts w:ascii="Calibri" w:hAnsi="Calibri"/>
+                <w:sz w:val="20"/>
+              </w:rPr>
+              <w:t>Nullable — identifiant fiscal client</w:t>
+            </w:r>
+          </w:p>
+        </w:tc>
+      </w:tr>
+      <w:tr>
+        <w:tc>
+          <w:tcPr>
+            <w:tcW w:type="dxa" w:w="3135"/>
+          </w:tcPr>
+          <w:p>
+            <w:r>
+              <w:rPr>
+                <w:rFonts w:ascii="Calibri" w:hAnsi="Calibri"/>
+                <w:sz w:val="20"/>
+              </w:rPr>
+              <w:t>notes</w:t>
+            </w:r>
+          </w:p>
+        </w:tc>
+        <w:tc>
+          <w:tcPr>
+            <w:tcW w:type="dxa" w:w="3135"/>
+          </w:tcPr>
+          <w:p>
+            <w:r>
+              <w:rPr>
+                <w:rFonts w:ascii="Calibri" w:hAnsi="Calibri"/>
+                <w:sz w:val="20"/>
+              </w:rPr>
+              <w:t>text</w:t>
+            </w:r>
+          </w:p>
+        </w:tc>
+        <w:tc>
+          <w:tcPr>
+            <w:tcW w:type="dxa" w:w="3135"/>
+          </w:tcPr>
+          <w:p>
+            <w:r>
+              <w:rPr>
+                <w:rFonts w:ascii="Calibri" w:hAnsi="Calibri"/>
+                <w:sz w:val="20"/>
+              </w:rPr>
+              <w:t>Nullable</w:t>
             </w:r>
           </w:p>
         </w:tc>
       </w:tr>
     </w:tbl>
+    <w:p/>
     <w:p>
       <w:pPr>
-        <w:spacing w:after="160" w:line="240" w:lineRule="auto"/>
+        <w:spacing w:before="200" w:after="120"/>
+      </w:pPr>
+      <w:r>
+        <w:rPr>
+          <w:rFonts w:ascii="Calibri Light" w:hAnsi="Calibri Light"/>
+          <w:b/>
+          <w:color w:val="14213D"/>
+          <w:sz w:val="26"/>
+        </w:rPr>
+        <w:t>Quote</w:t>
+      </w:r>
+    </w:p>
+    <w:p>
+      <w:pPr>
+        <w:spacing w:after="120" w:line="276" w:lineRule="auto"/>
       </w:pPr>
       <w:r>
         <w:rPr>
           <w:rFonts w:ascii="Calibri" w:hAnsi="Calibri"/>
-          <w:b w:val="0"/>
-          <w:color w:val="14213D"/>
           <w:sz w:val="22"/>
         </w:rPr>
-        <w:t xml:space="preserve">Contact — </w:t>
+        <w:t>L'objet Quote représente un devis émis par l'utilisateur.</w:t>
       </w:r>
+    </w:p>
+    <w:tbl>
+      <w:tblPr>
+        <w:tblStyle w:val="TableGrid"/>
+        <w:tblW w:type="auto" w:w="0"/>
+        <w:tblLook w:firstColumn="1" w:firstRow="1" w:lastColumn="0" w:lastRow="0" w:noHBand="0" w:noVBand="1" w:val="04A0"/>
+      </w:tblPr>
+      <w:tblGrid>
+        <w:gridCol w:w="3135"/>
+        <w:gridCol w:w="3135"/>
+        <w:gridCol w:w="3135"/>
+      </w:tblGrid>
+      <w:tr>
+        <w:tc>
+          <w:tcPr>
+            <w:tcW w:type="dxa" w:w="3135"/>
+            <w:shd w:fill="F2F2F2"/>
+          </w:tcPr>
+          <w:p>
+            <w:r>
+              <w:rPr>
+                <w:rFonts w:ascii="Calibri" w:hAnsi="Calibri"/>
+                <w:b/>
+                <w:sz w:val="20"/>
+              </w:rPr>
+              <w:t>ATTRIBUTS</w:t>
+            </w:r>
+          </w:p>
+        </w:tc>
+        <w:tc>
+          <w:tcPr>
+            <w:tcW w:type="dxa" w:w="3135"/>
+            <w:shd w:fill="F2F2F2"/>
+          </w:tcPr>
+          <w:p>
+            <w:r>
+              <w:rPr>
+                <w:rFonts w:ascii="Calibri" w:hAnsi="Calibri"/>
+                <w:b/>
+                <w:sz w:val="20"/>
+              </w:rPr>
+              <w:t>TYPE</w:t>
+            </w:r>
+          </w:p>
+        </w:tc>
+        <w:tc>
+          <w:tcPr>
+            <w:tcW w:type="dxa" w:w="3135"/>
+            <w:shd w:fill="F2F2F2"/>
+          </w:tcPr>
+          <w:p>
+            <w:r>
+              <w:rPr>
+                <w:rFonts w:ascii="Calibri" w:hAnsi="Calibri"/>
+                <w:b/>
+                <w:sz w:val="20"/>
+              </w:rPr>
+              <w:t>OBSERVATIONS</w:t>
+            </w:r>
+          </w:p>
+        </w:tc>
+      </w:tr>
+      <w:tr>
+        <w:tc>
+          <w:tcPr>
+            <w:tcW w:type="dxa" w:w="3135"/>
+          </w:tcPr>
+          <w:p>
+            <w:r>
+              <w:rPr>
+                <w:rFonts w:ascii="Calibri" w:hAnsi="Calibri"/>
+                <w:sz w:val="20"/>
+              </w:rPr>
+              <w:t>user_id</w:t>
+            </w:r>
+          </w:p>
+        </w:tc>
+        <w:tc>
+          <w:tcPr>
+            <w:tcW w:type="dxa" w:w="3135"/>
+          </w:tcPr>
+          <w:p>
+            <w:r>
+              <w:rPr>
+                <w:rFonts w:ascii="Calibri" w:hAnsi="Calibri"/>
+                <w:sz w:val="20"/>
+              </w:rPr>
+              <w:t>bigint</w:t>
+            </w:r>
+          </w:p>
+        </w:tc>
+        <w:tc>
+          <w:tcPr>
+            <w:tcW w:type="dxa" w:w="3135"/>
+          </w:tcPr>
+          <w:p>
+            <w:r>
+              <w:rPr>
+                <w:rFonts w:ascii="Calibri" w:hAnsi="Calibri"/>
+                <w:sz w:val="20"/>
+              </w:rPr>
+              <w:t>Propriétaire</w:t>
+            </w:r>
+          </w:p>
+        </w:tc>
+      </w:tr>
+      <w:tr>
+        <w:tc>
+          <w:tcPr>
+            <w:tcW w:type="dxa" w:w="3135"/>
+          </w:tcPr>
+          <w:p>
+            <w:r>
+              <w:rPr>
+                <w:rFonts w:ascii="Calibri" w:hAnsi="Calibri"/>
+                <w:sz w:val="20"/>
+              </w:rPr>
+              <w:t>client_id</w:t>
+            </w:r>
+          </w:p>
+        </w:tc>
+        <w:tc>
+          <w:tcPr>
+            <w:tcW w:type="dxa" w:w="3135"/>
+          </w:tcPr>
+          <w:p>
+            <w:r>
+              <w:rPr>
+                <w:rFonts w:ascii="Calibri" w:hAnsi="Calibri"/>
+                <w:sz w:val="20"/>
+              </w:rPr>
+              <w:t>bigint</w:t>
+            </w:r>
+          </w:p>
+        </w:tc>
+        <w:tc>
+          <w:tcPr>
+            <w:tcW w:type="dxa" w:w="3135"/>
+          </w:tcPr>
+          <w:p>
+            <w:r>
+              <w:rPr>
+                <w:rFonts w:ascii="Calibri" w:hAnsi="Calibri"/>
+                <w:sz w:val="20"/>
+              </w:rPr>
+              <w:t>Nullable — client destinataire</w:t>
+            </w:r>
+          </w:p>
+        </w:tc>
+      </w:tr>
+      <w:tr>
+        <w:tc>
+          <w:tcPr>
+            <w:tcW w:type="dxa" w:w="3135"/>
+          </w:tcPr>
+          <w:p>
+            <w:r>
+              <w:rPr>
+                <w:rFonts w:ascii="Calibri" w:hAnsi="Calibri"/>
+                <w:sz w:val="20"/>
+              </w:rPr>
+              <w:t>number</w:t>
+            </w:r>
+          </w:p>
+        </w:tc>
+        <w:tc>
+          <w:tcPr>
+            <w:tcW w:type="dxa" w:w="3135"/>
+          </w:tcPr>
+          <w:p>
+            <w:r>
+              <w:rPr>
+                <w:rFonts w:ascii="Calibri" w:hAnsi="Calibri"/>
+                <w:sz w:val="20"/>
+              </w:rPr>
+              <w:t>string</w:t>
+            </w:r>
+          </w:p>
+        </w:tc>
+        <w:tc>
+          <w:tcPr>
+            <w:tcW w:type="dxa" w:w="3135"/>
+          </w:tcPr>
+          <w:p>
+            <w:r>
+              <w:rPr>
+                <w:rFonts w:ascii="Calibri" w:hAnsi="Calibri"/>
+                <w:sz w:val="20"/>
+              </w:rPr>
+              <w:t>Numérotation DEV-AAAA-NNNN</w:t>
+            </w:r>
+          </w:p>
+        </w:tc>
+      </w:tr>
+      <w:tr>
+        <w:tc>
+          <w:tcPr>
+            <w:tcW w:type="dxa" w:w="3135"/>
+          </w:tcPr>
+          <w:p>
+            <w:r>
+              <w:rPr>
+                <w:rFonts w:ascii="Calibri" w:hAnsi="Calibri"/>
+                <w:sz w:val="20"/>
+              </w:rPr>
+              <w:t>status</w:t>
+            </w:r>
+          </w:p>
+        </w:tc>
+        <w:tc>
+          <w:tcPr>
+            <w:tcW w:type="dxa" w:w="3135"/>
+          </w:tcPr>
+          <w:p>
+            <w:r>
+              <w:rPr>
+                <w:rFonts w:ascii="Calibri" w:hAnsi="Calibri"/>
+                <w:sz w:val="20"/>
+              </w:rPr>
+              <w:t>enum</w:t>
+            </w:r>
+          </w:p>
+        </w:tc>
+        <w:tc>
+          <w:tcPr>
+            <w:tcW w:type="dxa" w:w="3135"/>
+          </w:tcPr>
+          <w:p>
+            <w:r>
+              <w:rPr>
+                <w:rFonts w:ascii="Calibri" w:hAnsi="Calibri"/>
+                <w:sz w:val="20"/>
+              </w:rPr>
+              <w:t>draft | sent | accepted | rejected | expired</w:t>
+            </w:r>
+          </w:p>
+        </w:tc>
+      </w:tr>
+      <w:tr>
+        <w:tc>
+          <w:tcPr>
+            <w:tcW w:type="dxa" w:w="3135"/>
+          </w:tcPr>
+          <w:p>
+            <w:r>
+              <w:rPr>
+                <w:rFonts w:ascii="Calibri" w:hAnsi="Calibri"/>
+                <w:sz w:val="20"/>
+              </w:rPr>
+              <w:t>issue_date</w:t>
+            </w:r>
+          </w:p>
+        </w:tc>
+        <w:tc>
+          <w:tcPr>
+            <w:tcW w:type="dxa" w:w="3135"/>
+          </w:tcPr>
+          <w:p>
+            <w:r>
+              <w:rPr>
+                <w:rFonts w:ascii="Calibri" w:hAnsi="Calibri"/>
+                <w:sz w:val="20"/>
+              </w:rPr>
+              <w:t>date</w:t>
+            </w:r>
+          </w:p>
+        </w:tc>
+        <w:tc>
+          <w:tcPr>
+            <w:tcW w:type="dxa" w:w="3135"/>
+          </w:tcPr>
+          <w:p>
+            <w:r>
+              <w:rPr>
+                <w:rFonts w:ascii="Calibri" w:hAnsi="Calibri"/>
+                <w:sz w:val="20"/>
+              </w:rPr>
+              <w:t>Nullable</w:t>
+            </w:r>
+          </w:p>
+        </w:tc>
+      </w:tr>
+      <w:tr>
+        <w:tc>
+          <w:tcPr>
+            <w:tcW w:type="dxa" w:w="3135"/>
+          </w:tcPr>
+          <w:p>
+            <w:r>
+              <w:rPr>
+                <w:rFonts w:ascii="Calibri" w:hAnsi="Calibri"/>
+                <w:sz w:val="20"/>
+              </w:rPr>
+              <w:t>valid_until</w:t>
+            </w:r>
+          </w:p>
+        </w:tc>
+        <w:tc>
+          <w:tcPr>
+            <w:tcW w:type="dxa" w:w="3135"/>
+          </w:tcPr>
+          <w:p>
+            <w:r>
+              <w:rPr>
+                <w:rFonts w:ascii="Calibri" w:hAnsi="Calibri"/>
+                <w:sz w:val="20"/>
+              </w:rPr>
+              <w:t>date</w:t>
+            </w:r>
+          </w:p>
+        </w:tc>
+        <w:tc>
+          <w:tcPr>
+            <w:tcW w:type="dxa" w:w="3135"/>
+          </w:tcPr>
+          <w:p>
+            <w:r>
+              <w:rPr>
+                <w:rFonts w:ascii="Calibri" w:hAnsi="Calibri"/>
+                <w:sz w:val="20"/>
+              </w:rPr>
+              <w:t>Nullable — expiration automatique</w:t>
+            </w:r>
+          </w:p>
+        </w:tc>
+      </w:tr>
+      <w:tr>
+        <w:tc>
+          <w:tcPr>
+            <w:tcW w:type="dxa" w:w="3135"/>
+          </w:tcPr>
+          <w:p>
+            <w:r>
+              <w:rPr>
+                <w:rFonts w:ascii="Calibri" w:hAnsi="Calibri"/>
+                <w:sz w:val="20"/>
+              </w:rPr>
+              <w:t>currency</w:t>
+            </w:r>
+          </w:p>
+        </w:tc>
+        <w:tc>
+          <w:tcPr>
+            <w:tcW w:type="dxa" w:w="3135"/>
+          </w:tcPr>
+          <w:p>
+            <w:r>
+              <w:rPr>
+                <w:rFonts w:ascii="Calibri" w:hAnsi="Calibri"/>
+                <w:sz w:val="20"/>
+              </w:rPr>
+              <w:t>string</w:t>
+            </w:r>
+          </w:p>
+        </w:tc>
+        <w:tc>
+          <w:tcPr>
+            <w:tcW w:type="dxa" w:w="3135"/>
+          </w:tcPr>
+          <w:p>
+            <w:r>
+              <w:rPr>
+                <w:rFonts w:ascii="Calibri" w:hAnsi="Calibri"/>
+                <w:sz w:val="20"/>
+              </w:rPr>
+              <w:t>XOF, EUR, USD ou GBP</w:t>
+            </w:r>
+          </w:p>
+        </w:tc>
+      </w:tr>
+      <w:tr>
+        <w:tc>
+          <w:tcPr>
+            <w:tcW w:type="dxa" w:w="3135"/>
+          </w:tcPr>
+          <w:p>
+            <w:r>
+              <w:rPr>
+                <w:rFonts w:ascii="Calibri" w:hAnsi="Calibri"/>
+                <w:sz w:val="20"/>
+              </w:rPr>
+              <w:t>discount_percent</w:t>
+            </w:r>
+          </w:p>
+        </w:tc>
+        <w:tc>
+          <w:tcPr>
+            <w:tcW w:type="dxa" w:w="3135"/>
+          </w:tcPr>
+          <w:p>
+            <w:r>
+              <w:rPr>
+                <w:rFonts w:ascii="Calibri" w:hAnsi="Calibri"/>
+                <w:sz w:val="20"/>
+              </w:rPr>
+              <w:t>decimal</w:t>
+            </w:r>
+          </w:p>
+        </w:tc>
+        <w:tc>
+          <w:tcPr>
+            <w:tcW w:type="dxa" w:w="3135"/>
+          </w:tcPr>
+          <w:p>
+            <w:r>
+              <w:rPr>
+                <w:rFonts w:ascii="Calibri" w:hAnsi="Calibri"/>
+                <w:sz w:val="20"/>
+              </w:rPr>
+              <w:t>Remise globale (%)</w:t>
+            </w:r>
+          </w:p>
+        </w:tc>
+      </w:tr>
+      <w:tr>
+        <w:tc>
+          <w:tcPr>
+            <w:tcW w:type="dxa" w:w="3135"/>
+          </w:tcPr>
+          <w:p>
+            <w:r>
+              <w:rPr>
+                <w:rFonts w:ascii="Calibri" w:hAnsi="Calibri"/>
+                <w:sz w:val="20"/>
+              </w:rPr>
+              <w:t>subtotal</w:t>
+            </w:r>
+          </w:p>
+        </w:tc>
+        <w:tc>
+          <w:tcPr>
+            <w:tcW w:type="dxa" w:w="3135"/>
+          </w:tcPr>
+          <w:p>
+            <w:r>
+              <w:rPr>
+                <w:rFonts w:ascii="Calibri" w:hAnsi="Calibri"/>
+                <w:sz w:val="20"/>
+              </w:rPr>
+              <w:t>decimal</w:t>
+            </w:r>
+          </w:p>
+        </w:tc>
+        <w:tc>
+          <w:tcPr>
+            <w:tcW w:type="dxa" w:w="3135"/>
+          </w:tcPr>
+          <w:p>
+            <w:r>
+              <w:rPr>
+                <w:rFonts w:ascii="Calibri" w:hAnsi="Calibri"/>
+                <w:sz w:val="20"/>
+              </w:rPr>
+              <w:t>Total HT</w:t>
+            </w:r>
+          </w:p>
+        </w:tc>
+      </w:tr>
+      <w:tr>
+        <w:tc>
+          <w:tcPr>
+            <w:tcW w:type="dxa" w:w="3135"/>
+          </w:tcPr>
+          <w:p>
+            <w:r>
+              <w:rPr>
+                <w:rFonts w:ascii="Calibri" w:hAnsi="Calibri"/>
+                <w:sz w:val="20"/>
+              </w:rPr>
+              <w:t>tax_amount</w:t>
+            </w:r>
+          </w:p>
+        </w:tc>
+        <w:tc>
+          <w:tcPr>
+            <w:tcW w:type="dxa" w:w="3135"/>
+          </w:tcPr>
+          <w:p>
+            <w:r>
+              <w:rPr>
+                <w:rFonts w:ascii="Calibri" w:hAnsi="Calibri"/>
+                <w:sz w:val="20"/>
+              </w:rPr>
+              <w:t>decimal</w:t>
+            </w:r>
+          </w:p>
+        </w:tc>
+        <w:tc>
+          <w:tcPr>
+            <w:tcW w:type="dxa" w:w="3135"/>
+          </w:tcPr>
+          <w:p>
+            <w:r>
+              <w:rPr>
+                <w:rFonts w:ascii="Calibri" w:hAnsi="Calibri"/>
+                <w:sz w:val="20"/>
+              </w:rPr>
+              <w:t>Total TVA</w:t>
+            </w:r>
+          </w:p>
+        </w:tc>
+      </w:tr>
+      <w:tr>
+        <w:tc>
+          <w:tcPr>
+            <w:tcW w:type="dxa" w:w="3135"/>
+          </w:tcPr>
+          <w:p>
+            <w:r>
+              <w:rPr>
+                <w:rFonts w:ascii="Calibri" w:hAnsi="Calibri"/>
+                <w:sz w:val="20"/>
+              </w:rPr>
+              <w:t>total</w:t>
+            </w:r>
+          </w:p>
+        </w:tc>
+        <w:tc>
+          <w:tcPr>
+            <w:tcW w:type="dxa" w:w="3135"/>
+          </w:tcPr>
+          <w:p>
+            <w:r>
+              <w:rPr>
+                <w:rFonts w:ascii="Calibri" w:hAnsi="Calibri"/>
+                <w:sz w:val="20"/>
+              </w:rPr>
+              <w:t>decimal</w:t>
+            </w:r>
+          </w:p>
+        </w:tc>
+        <w:tc>
+          <w:tcPr>
+            <w:tcW w:type="dxa" w:w="3135"/>
+          </w:tcPr>
+          <w:p>
+            <w:r>
+              <w:rPr>
+                <w:rFonts w:ascii="Calibri" w:hAnsi="Calibri"/>
+                <w:sz w:val="20"/>
+              </w:rPr>
+              <w:t>Total TTC</w:t>
+            </w:r>
+          </w:p>
+        </w:tc>
+      </w:tr>
+      <w:tr>
+        <w:tc>
+          <w:tcPr>
+            <w:tcW w:type="dxa" w:w="3135"/>
+          </w:tcPr>
+          <w:p>
+            <w:r>
+              <w:rPr>
+                <w:rFonts w:ascii="Calibri" w:hAnsi="Calibri"/>
+                <w:sz w:val="20"/>
+              </w:rPr>
+              <w:t>notes</w:t>
+            </w:r>
+          </w:p>
+        </w:tc>
+        <w:tc>
+          <w:tcPr>
+            <w:tcW w:type="dxa" w:w="3135"/>
+          </w:tcPr>
+          <w:p>
+            <w:r>
+              <w:rPr>
+                <w:rFonts w:ascii="Calibri" w:hAnsi="Calibri"/>
+                <w:sz w:val="20"/>
+              </w:rPr>
+              <w:t>text</w:t>
+            </w:r>
+          </w:p>
+        </w:tc>
+        <w:tc>
+          <w:tcPr>
+            <w:tcW w:type="dxa" w:w="3135"/>
+          </w:tcPr>
+          <w:p>
+            <w:r>
+              <w:rPr>
+                <w:rFonts w:ascii="Calibri" w:hAnsi="Calibri"/>
+                <w:sz w:val="20"/>
+              </w:rPr>
+              <w:t>Nullable</w:t>
+            </w:r>
+          </w:p>
+        </w:tc>
+      </w:tr>
+      <w:tr>
+        <w:tc>
+          <w:tcPr>
+            <w:tcW w:type="dxa" w:w="3135"/>
+          </w:tcPr>
+          <w:p>
+            <w:r>
+              <w:rPr>
+                <w:rFonts w:ascii="Calibri" w:hAnsi="Calibri"/>
+                <w:sz w:val="20"/>
+              </w:rPr>
+              <w:t>deleted_at</w:t>
+            </w:r>
+          </w:p>
+        </w:tc>
+        <w:tc>
+          <w:tcPr>
+            <w:tcW w:type="dxa" w:w="3135"/>
+          </w:tcPr>
+          <w:p>
+            <w:r>
+              <w:rPr>
+                <w:rFonts w:ascii="Calibri" w:hAnsi="Calibri"/>
+                <w:sz w:val="20"/>
+              </w:rPr>
+              <w:t>datetime</w:t>
+            </w:r>
+          </w:p>
+        </w:tc>
+        <w:tc>
+          <w:tcPr>
+            <w:tcW w:type="dxa" w:w="3135"/>
+          </w:tcPr>
+          <w:p>
+            <w:r>
+              <w:rPr>
+                <w:rFonts w:ascii="Calibri" w:hAnsi="Calibri"/>
+                <w:sz w:val="20"/>
+              </w:rPr>
+              <w:t>Nullable — suppression logique</w:t>
+            </w:r>
+          </w:p>
+        </w:tc>
+      </w:tr>
+    </w:tbl>
+    <w:p/>
+    <w:p>
+      <w:pPr>
+        <w:spacing w:before="200" w:after="120"/>
+      </w:pPr>
+      <w:r>
+        <w:rPr>
+          <w:rFonts w:ascii="Calibri Light" w:hAnsi="Calibri Light"/>
+          <w:b/>
+          <w:color w:val="14213D"/>
+          <w:sz w:val="26"/>
+        </w:rPr>
+        <w:t>QuoteItem</w:t>
+      </w:r>
+    </w:p>
+    <w:p>
+      <w:pPr>
+        <w:spacing w:after="120" w:line="276" w:lineRule="auto"/>
+      </w:pPr>
+      <w:r>
+        <w:rPr>
+          <w:rFonts w:ascii="Calibri" w:hAnsi="Calibri"/>
+          <w:sz w:val="22"/>
+        </w:rPr>
+        <w:t>L'objet QuoteItem représente une ligne de prestation d'un devis.</w:t>
+      </w:r>
+    </w:p>
+    <w:tbl>
+      <w:tblPr>
+        <w:tblStyle w:val="TableGrid"/>
+        <w:tblW w:type="auto" w:w="0"/>
+        <w:tblLook w:firstColumn="1" w:firstRow="1" w:lastColumn="0" w:lastRow="0" w:noHBand="0" w:noVBand="1" w:val="04A0"/>
+      </w:tblPr>
+      <w:tblGrid>
+        <w:gridCol w:w="3135"/>
+        <w:gridCol w:w="3135"/>
+        <w:gridCol w:w="3135"/>
+      </w:tblGrid>
+      <w:tr>
+        <w:tc>
+          <w:tcPr>
+            <w:tcW w:type="dxa" w:w="3135"/>
+            <w:shd w:fill="F2F2F2"/>
+          </w:tcPr>
+          <w:p>
+            <w:r>
+              <w:rPr>
+                <w:rFonts w:ascii="Calibri" w:hAnsi="Calibri"/>
+                <w:b/>
+                <w:sz w:val="20"/>
+              </w:rPr>
+              <w:t>ATTRIBUTS</w:t>
+            </w:r>
+          </w:p>
+        </w:tc>
+        <w:tc>
+          <w:tcPr>
+            <w:tcW w:type="dxa" w:w="3135"/>
+            <w:shd w:fill="F2F2F2"/>
+          </w:tcPr>
+          <w:p>
+            <w:r>
+              <w:rPr>
+                <w:rFonts w:ascii="Calibri" w:hAnsi="Calibri"/>
+                <w:b/>
+                <w:sz w:val="20"/>
+              </w:rPr>
+              <w:t>TYPE</w:t>
+            </w:r>
+          </w:p>
+        </w:tc>
+        <w:tc>
+          <w:tcPr>
+            <w:tcW w:type="dxa" w:w="3135"/>
+            <w:shd w:fill="F2F2F2"/>
+          </w:tcPr>
+          <w:p>
+            <w:r>
+              <w:rPr>
+                <w:rFonts w:ascii="Calibri" w:hAnsi="Calibri"/>
+                <w:b/>
+                <w:sz w:val="20"/>
+              </w:rPr>
+              <w:t>OBSERVATIONS</w:t>
+            </w:r>
+          </w:p>
+        </w:tc>
+      </w:tr>
+      <w:tr>
+        <w:tc>
+          <w:tcPr>
+            <w:tcW w:type="dxa" w:w="3135"/>
+          </w:tcPr>
+          <w:p>
+            <w:r>
+              <w:rPr>
+                <w:rFonts w:ascii="Calibri" w:hAnsi="Calibri"/>
+                <w:sz w:val="20"/>
+              </w:rPr>
+              <w:t>quote_id</w:t>
+            </w:r>
+          </w:p>
+        </w:tc>
+        <w:tc>
+          <w:tcPr>
+            <w:tcW w:type="dxa" w:w="3135"/>
+          </w:tcPr>
+          <w:p>
+            <w:r>
+              <w:rPr>
+                <w:rFonts w:ascii="Calibri" w:hAnsi="Calibri"/>
+                <w:sz w:val="20"/>
+              </w:rPr>
+              <w:t>bigint</w:t>
+            </w:r>
+          </w:p>
+        </w:tc>
+        <w:tc>
+          <w:tcPr>
+            <w:tcW w:type="dxa" w:w="3135"/>
+          </w:tcPr>
+          <w:p>
+            <w:r>
+              <w:rPr>
+                <w:rFonts w:ascii="Calibri" w:hAnsi="Calibri"/>
+                <w:sz w:val="20"/>
+              </w:rPr>
+              <w:t>Devis parent</w:t>
+            </w:r>
+          </w:p>
+        </w:tc>
+      </w:tr>
+      <w:tr>
+        <w:tc>
+          <w:tcPr>
+            <w:tcW w:type="dxa" w:w="3135"/>
+          </w:tcPr>
+          <w:p>
+            <w:r>
+              <w:rPr>
+                <w:rFonts w:ascii="Calibri" w:hAnsi="Calibri"/>
+                <w:sz w:val="20"/>
+              </w:rPr>
+              <w:t>description</w:t>
+            </w:r>
+          </w:p>
+        </w:tc>
+        <w:tc>
+          <w:tcPr>
+            <w:tcW w:type="dxa" w:w="3135"/>
+          </w:tcPr>
+          <w:p>
+            <w:r>
+              <w:rPr>
+                <w:rFonts w:ascii="Calibri" w:hAnsi="Calibri"/>
+                <w:sz w:val="20"/>
+              </w:rPr>
+              <w:t>string</w:t>
+            </w:r>
+          </w:p>
+        </w:tc>
+        <w:tc>
+          <w:tcPr>
+            <w:tcW w:type="dxa" w:w="3135"/>
+          </w:tcPr>
+          <w:p>
+            <w:r>
+              <w:rPr>
+                <w:rFonts w:ascii="Calibri" w:hAnsi="Calibri"/>
+                <w:sz w:val="20"/>
+              </w:rPr>
+              <w:t>Libellé de la prestation</w:t>
+            </w:r>
+          </w:p>
+        </w:tc>
+      </w:tr>
+      <w:tr>
+        <w:tc>
+          <w:tcPr>
+            <w:tcW w:type="dxa" w:w="3135"/>
+          </w:tcPr>
+          <w:p>
+            <w:r>
+              <w:rPr>
+                <w:rFonts w:ascii="Calibri" w:hAnsi="Calibri"/>
+                <w:sz w:val="20"/>
+              </w:rPr>
+              <w:t>quantity</w:t>
+            </w:r>
+          </w:p>
+        </w:tc>
+        <w:tc>
+          <w:tcPr>
+            <w:tcW w:type="dxa" w:w="3135"/>
+          </w:tcPr>
+          <w:p>
+            <w:r>
+              <w:rPr>
+                <w:rFonts w:ascii="Calibri" w:hAnsi="Calibri"/>
+                <w:sz w:val="20"/>
+              </w:rPr>
+              <w:t>decimal</w:t>
+            </w:r>
+          </w:p>
+        </w:tc>
+        <w:tc>
+          <w:tcPr>
+            <w:tcW w:type="dxa" w:w="3135"/>
+          </w:tcPr>
+          <w:p>
+            <w:r>
+              <w:rPr>
+                <w:rFonts w:ascii="Calibri" w:hAnsi="Calibri"/>
+                <w:sz w:val="20"/>
+              </w:rPr>
+              <w:t>Quantité</w:t>
+            </w:r>
+          </w:p>
+        </w:tc>
+      </w:tr>
+      <w:tr>
+        <w:tc>
+          <w:tcPr>
+            <w:tcW w:type="dxa" w:w="3135"/>
+          </w:tcPr>
+          <w:p>
+            <w:r>
+              <w:rPr>
+                <w:rFonts w:ascii="Calibri" w:hAnsi="Calibri"/>
+                <w:sz w:val="20"/>
+              </w:rPr>
+              <w:t>unit_price</w:t>
+            </w:r>
+          </w:p>
+        </w:tc>
+        <w:tc>
+          <w:tcPr>
+            <w:tcW w:type="dxa" w:w="3135"/>
+          </w:tcPr>
+          <w:p>
+            <w:r>
+              <w:rPr>
+                <w:rFonts w:ascii="Calibri" w:hAnsi="Calibri"/>
+                <w:sz w:val="20"/>
+              </w:rPr>
+              <w:t>decimal</w:t>
+            </w:r>
+          </w:p>
+        </w:tc>
+        <w:tc>
+          <w:tcPr>
+            <w:tcW w:type="dxa" w:w="3135"/>
+          </w:tcPr>
+          <w:p>
+            <w:r>
+              <w:rPr>
+                <w:rFonts w:ascii="Calibri" w:hAnsi="Calibri"/>
+                <w:sz w:val="20"/>
+              </w:rPr>
+              <w:t>Prix unitaire HT</w:t>
+            </w:r>
+          </w:p>
+        </w:tc>
+      </w:tr>
+      <w:tr>
+        <w:tc>
+          <w:tcPr>
+            <w:tcW w:type="dxa" w:w="3135"/>
+          </w:tcPr>
+          <w:p>
+            <w:r>
+              <w:rPr>
+                <w:rFonts w:ascii="Calibri" w:hAnsi="Calibri"/>
+                <w:sz w:val="20"/>
+              </w:rPr>
+              <w:t>tax_rate</w:t>
+            </w:r>
+          </w:p>
+        </w:tc>
+        <w:tc>
+          <w:tcPr>
+            <w:tcW w:type="dxa" w:w="3135"/>
+          </w:tcPr>
+          <w:p>
+            <w:r>
+              <w:rPr>
+                <w:rFonts w:ascii="Calibri" w:hAnsi="Calibri"/>
+                <w:sz w:val="20"/>
+              </w:rPr>
+              <w:t>decimal</w:t>
+            </w:r>
+          </w:p>
+        </w:tc>
+        <w:tc>
+          <w:tcPr>
+            <w:tcW w:type="dxa" w:w="3135"/>
+          </w:tcPr>
+          <w:p>
+            <w:r>
+              <w:rPr>
+                <w:rFonts w:ascii="Calibri" w:hAnsi="Calibri"/>
+                <w:sz w:val="20"/>
+              </w:rPr>
+              <w:t>Taux de TVA (%)</w:t>
+            </w:r>
+          </w:p>
+        </w:tc>
+      </w:tr>
+      <w:tr>
+        <w:tc>
+          <w:tcPr>
+            <w:tcW w:type="dxa" w:w="3135"/>
+          </w:tcPr>
+          <w:p>
+            <w:r>
+              <w:rPr>
+                <w:rFonts w:ascii="Calibri" w:hAnsi="Calibri"/>
+                <w:sz w:val="20"/>
+              </w:rPr>
+              <w:t>line_total</w:t>
+            </w:r>
+          </w:p>
+        </w:tc>
+        <w:tc>
+          <w:tcPr>
+            <w:tcW w:type="dxa" w:w="3135"/>
+          </w:tcPr>
+          <w:p>
+            <w:r>
+              <w:rPr>
+                <w:rFonts w:ascii="Calibri" w:hAnsi="Calibri"/>
+                <w:sz w:val="20"/>
+              </w:rPr>
+              <w:t>decimal</w:t>
+            </w:r>
+          </w:p>
+        </w:tc>
+        <w:tc>
+          <w:tcPr>
+            <w:tcW w:type="dxa" w:w="3135"/>
+          </w:tcPr>
+          <w:p>
+            <w:r>
+              <w:rPr>
+                <w:rFonts w:ascii="Calibri" w:hAnsi="Calibri"/>
+                <w:sz w:val="20"/>
+              </w:rPr>
+              <w:t>Total ligne TTC</w:t>
+            </w:r>
+          </w:p>
+        </w:tc>
+      </w:tr>
+      <w:tr>
+        <w:tc>
+          <w:tcPr>
+            <w:tcW w:type="dxa" w:w="3135"/>
+          </w:tcPr>
+          <w:p>
+            <w:r>
+              <w:rPr>
+                <w:rFonts w:ascii="Calibri" w:hAnsi="Calibri"/>
+                <w:sz w:val="20"/>
+              </w:rPr>
+              <w:t>sort_order</w:t>
+            </w:r>
+          </w:p>
+        </w:tc>
+        <w:tc>
+          <w:tcPr>
+            <w:tcW w:type="dxa" w:w="3135"/>
+          </w:tcPr>
+          <w:p>
+            <w:r>
+              <w:rPr>
+                <w:rFonts w:ascii="Calibri" w:hAnsi="Calibri"/>
+                <w:sz w:val="20"/>
+              </w:rPr>
+              <w:t>integer</w:t>
+            </w:r>
+          </w:p>
+        </w:tc>
+        <w:tc>
+          <w:tcPr>
+            <w:tcW w:type="dxa" w:w="3135"/>
+          </w:tcPr>
+          <w:p>
+            <w:r>
+              <w:rPr>
+                <w:rFonts w:ascii="Calibri" w:hAnsi="Calibri"/>
+                <w:sz w:val="20"/>
+              </w:rPr>
+              <w:t>Ordre d'affichage</w:t>
+            </w:r>
+          </w:p>
+        </w:tc>
+      </w:tr>
+    </w:tbl>
+    <w:p/>
+    <w:p>
+      <w:pPr>
+        <w:spacing w:before="200" w:after="120"/>
+      </w:pPr>
+      <w:r>
+        <w:rPr>
+          <w:rFonts w:ascii="Calibri Light" w:hAnsi="Calibri Light"/>
+          <w:b/>
+          <w:color w:val="14213D"/>
+          <w:sz w:val="26"/>
+        </w:rPr>
+        <w:t>Invoice</w:t>
+      </w:r>
+    </w:p>
+    <w:p>
+      <w:pPr>
+        <w:spacing w:after="120" w:line="276" w:lineRule="auto"/>
+      </w:pPr>
+      <w:r>
+        <w:rPr>
+          <w:rFonts w:ascii="Calibri" w:hAnsi="Calibri"/>
+          <w:sz w:val="22"/>
+        </w:rPr>
+        <w:t>L'objet Invoice représente une facture ou un avoir (credit_note).</w:t>
+      </w:r>
+    </w:p>
+    <w:tbl>
+      <w:tblPr>
+        <w:tblStyle w:val="TableGrid"/>
+        <w:tblW w:type="auto" w:w="0"/>
+        <w:tblLook w:firstColumn="1" w:firstRow="1" w:lastColumn="0" w:lastRow="0" w:noHBand="0" w:noVBand="1" w:val="04A0"/>
+      </w:tblPr>
+      <w:tblGrid>
+        <w:gridCol w:w="3135"/>
+        <w:gridCol w:w="3135"/>
+        <w:gridCol w:w="3135"/>
+      </w:tblGrid>
+      <w:tr>
+        <w:tc>
+          <w:tcPr>
+            <w:tcW w:type="dxa" w:w="3135"/>
+            <w:shd w:fill="F2F2F2"/>
+          </w:tcPr>
+          <w:p>
+            <w:r>
+              <w:rPr>
+                <w:rFonts w:ascii="Calibri" w:hAnsi="Calibri"/>
+                <w:b/>
+                <w:sz w:val="20"/>
+              </w:rPr>
+              <w:t>ATTRIBUTS</w:t>
+            </w:r>
+          </w:p>
+        </w:tc>
+        <w:tc>
+          <w:tcPr>
+            <w:tcW w:type="dxa" w:w="3135"/>
+            <w:shd w:fill="F2F2F2"/>
+          </w:tcPr>
+          <w:p>
+            <w:r>
+              <w:rPr>
+                <w:rFonts w:ascii="Calibri" w:hAnsi="Calibri"/>
+                <w:b/>
+                <w:sz w:val="20"/>
+              </w:rPr>
+              <w:t>TYPE</w:t>
+            </w:r>
+          </w:p>
+        </w:tc>
+        <w:tc>
+          <w:tcPr>
+            <w:tcW w:type="dxa" w:w="3135"/>
+            <w:shd w:fill="F2F2F2"/>
+          </w:tcPr>
+          <w:p>
+            <w:r>
+              <w:rPr>
+                <w:rFonts w:ascii="Calibri" w:hAnsi="Calibri"/>
+                <w:b/>
+                <w:sz w:val="20"/>
+              </w:rPr>
+              <w:t>OBSERVATIONS</w:t>
+            </w:r>
+          </w:p>
+        </w:tc>
+      </w:tr>
+      <w:tr>
+        <w:tc>
+          <w:tcPr>
+            <w:tcW w:type="dxa" w:w="3135"/>
+          </w:tcPr>
+          <w:p>
+            <w:r>
+              <w:rPr>
+                <w:rFonts w:ascii="Calibri" w:hAnsi="Calibri"/>
+                <w:sz w:val="20"/>
+              </w:rPr>
+              <w:t>user_id</w:t>
+            </w:r>
+          </w:p>
+        </w:tc>
+        <w:tc>
+          <w:tcPr>
+            <w:tcW w:type="dxa" w:w="3135"/>
+          </w:tcPr>
+          <w:p>
+            <w:r>
+              <w:rPr>
+                <w:rFonts w:ascii="Calibri" w:hAnsi="Calibri"/>
+                <w:sz w:val="20"/>
+              </w:rPr>
+              <w:t>bigint</w:t>
+            </w:r>
+          </w:p>
+        </w:tc>
+        <w:tc>
+          <w:tcPr>
+            <w:tcW w:type="dxa" w:w="3135"/>
+          </w:tcPr>
+          <w:p>
+            <w:r>
+              <w:rPr>
+                <w:rFonts w:ascii="Calibri" w:hAnsi="Calibri"/>
+                <w:sz w:val="20"/>
+              </w:rPr>
+              <w:t>Propriétaire</w:t>
+            </w:r>
+          </w:p>
+        </w:tc>
+      </w:tr>
+      <w:tr>
+        <w:tc>
+          <w:tcPr>
+            <w:tcW w:type="dxa" w:w="3135"/>
+          </w:tcPr>
+          <w:p>
+            <w:r>
+              <w:rPr>
+                <w:rFonts w:ascii="Calibri" w:hAnsi="Calibri"/>
+                <w:sz w:val="20"/>
+              </w:rPr>
+              <w:t>client_id</w:t>
+            </w:r>
+          </w:p>
+        </w:tc>
+        <w:tc>
+          <w:tcPr>
+            <w:tcW w:type="dxa" w:w="3135"/>
+          </w:tcPr>
+          <w:p>
+            <w:r>
+              <w:rPr>
+                <w:rFonts w:ascii="Calibri" w:hAnsi="Calibri"/>
+                <w:sz w:val="20"/>
+              </w:rPr>
+              <w:t>bigint</w:t>
+            </w:r>
+          </w:p>
+        </w:tc>
+        <w:tc>
+          <w:tcPr>
+            <w:tcW w:type="dxa" w:w="3135"/>
+          </w:tcPr>
+          <w:p>
+            <w:r>
+              <w:rPr>
+                <w:rFonts w:ascii="Calibri" w:hAnsi="Calibri"/>
+                <w:sz w:val="20"/>
+              </w:rPr>
+              <w:t>Nullable</w:t>
+            </w:r>
+          </w:p>
+        </w:tc>
+      </w:tr>
+      <w:tr>
+        <w:tc>
+          <w:tcPr>
+            <w:tcW w:type="dxa" w:w="3135"/>
+          </w:tcPr>
+          <w:p>
+            <w:r>
+              <w:rPr>
+                <w:rFonts w:ascii="Calibri" w:hAnsi="Calibri"/>
+                <w:sz w:val="20"/>
+              </w:rPr>
+              <w:t>quote_id</w:t>
+            </w:r>
+          </w:p>
+        </w:tc>
+        <w:tc>
+          <w:tcPr>
+            <w:tcW w:type="dxa" w:w="3135"/>
+          </w:tcPr>
+          <w:p>
+            <w:r>
+              <w:rPr>
+                <w:rFonts w:ascii="Calibri" w:hAnsi="Calibri"/>
+                <w:sz w:val="20"/>
+              </w:rPr>
+              <w:t>bigint</w:t>
+            </w:r>
+          </w:p>
+        </w:tc>
+        <w:tc>
+          <w:tcPr>
+            <w:tcW w:type="dxa" w:w="3135"/>
+          </w:tcPr>
+          <w:p>
+            <w:r>
+              <w:rPr>
+                <w:rFonts w:ascii="Calibri" w:hAnsi="Calibri"/>
+                <w:sz w:val="20"/>
+              </w:rPr>
+              <w:t>Nullable — devis source</w:t>
+            </w:r>
+          </w:p>
+        </w:tc>
+      </w:tr>
+      <w:tr>
+        <w:tc>
+          <w:tcPr>
+            <w:tcW w:type="dxa" w:w="3135"/>
+          </w:tcPr>
+          <w:p>
+            <w:r>
+              <w:rPr>
+                <w:rFonts w:ascii="Calibri" w:hAnsi="Calibri"/>
+                <w:sz w:val="20"/>
+              </w:rPr>
+              <w:t>parent_invoice_id</w:t>
+            </w:r>
+          </w:p>
+        </w:tc>
+        <w:tc>
+          <w:tcPr>
+            <w:tcW w:type="dxa" w:w="3135"/>
+          </w:tcPr>
+          <w:p>
+            <w:r>
+              <w:rPr>
+                <w:rFonts w:ascii="Calibri" w:hAnsi="Calibri"/>
+                <w:sz w:val="20"/>
+              </w:rPr>
+              <w:t>bigint</w:t>
+            </w:r>
+          </w:p>
+        </w:tc>
+        <w:tc>
+          <w:tcPr>
+            <w:tcW w:type="dxa" w:w="3135"/>
+          </w:tcPr>
+          <w:p>
+            <w:r>
+              <w:rPr>
+                <w:rFonts w:ascii="Calibri" w:hAnsi="Calibri"/>
+                <w:sz w:val="20"/>
+              </w:rPr>
+              <w:t>Nullable — facture parente (avoir)</w:t>
+            </w:r>
+          </w:p>
+        </w:tc>
+      </w:tr>
+      <w:tr>
+        <w:tc>
+          <w:tcPr>
+            <w:tcW w:type="dxa" w:w="3135"/>
+          </w:tcPr>
+          <w:p>
+            <w:r>
+              <w:rPr>
+                <w:rFonts w:ascii="Calibri" w:hAnsi="Calibri"/>
+                <w:sz w:val="20"/>
+              </w:rPr>
+              <w:t>document_type</w:t>
+            </w:r>
+          </w:p>
+        </w:tc>
+        <w:tc>
+          <w:tcPr>
+            <w:tcW w:type="dxa" w:w="3135"/>
+          </w:tcPr>
+          <w:p>
+            <w:r>
+              <w:rPr>
+                <w:rFonts w:ascii="Calibri" w:hAnsi="Calibri"/>
+                <w:sz w:val="20"/>
+              </w:rPr>
+              <w:t>enum</w:t>
+            </w:r>
+          </w:p>
+        </w:tc>
+        <w:tc>
+          <w:tcPr>
+            <w:tcW w:type="dxa" w:w="3135"/>
+          </w:tcPr>
+          <w:p>
+            <w:r>
+              <w:rPr>
+                <w:rFonts w:ascii="Calibri" w:hAnsi="Calibri"/>
+                <w:sz w:val="20"/>
+              </w:rPr>
+              <w:t>invoice | credit_note</w:t>
+            </w:r>
+          </w:p>
+        </w:tc>
+      </w:tr>
+      <w:tr>
+        <w:tc>
+          <w:tcPr>
+            <w:tcW w:type="dxa" w:w="3135"/>
+          </w:tcPr>
+          <w:p>
+            <w:r>
+              <w:rPr>
+                <w:rFonts w:ascii="Calibri" w:hAnsi="Calibri"/>
+                <w:sz w:val="20"/>
+              </w:rPr>
+              <w:t>number</w:t>
+            </w:r>
+          </w:p>
+        </w:tc>
+        <w:tc>
+          <w:tcPr>
+            <w:tcW w:type="dxa" w:w="3135"/>
+          </w:tcPr>
+          <w:p>
+            <w:r>
+              <w:rPr>
+                <w:rFonts w:ascii="Calibri" w:hAnsi="Calibri"/>
+                <w:sz w:val="20"/>
+              </w:rPr>
+              <w:t>string</w:t>
+            </w:r>
+          </w:p>
+        </w:tc>
+        <w:tc>
+          <w:tcPr>
+            <w:tcW w:type="dxa" w:w="3135"/>
+          </w:tcPr>
+          <w:p>
+            <w:r>
+              <w:rPr>
+                <w:rFonts w:ascii="Calibri" w:hAnsi="Calibri"/>
+                <w:sz w:val="20"/>
+              </w:rPr>
+              <w:t>FAC-AAAA-NNNN ou AVR-AAAA-NNNN</w:t>
+            </w:r>
+          </w:p>
+        </w:tc>
+      </w:tr>
+      <w:tr>
+        <w:tc>
+          <w:tcPr>
+            <w:tcW w:type="dxa" w:w="3135"/>
+          </w:tcPr>
+          <w:p>
+            <w:r>
+              <w:rPr>
+                <w:rFonts w:ascii="Calibri" w:hAnsi="Calibri"/>
+                <w:sz w:val="20"/>
+              </w:rPr>
+              <w:t>status</w:t>
+            </w:r>
+          </w:p>
+        </w:tc>
+        <w:tc>
+          <w:tcPr>
+            <w:tcW w:type="dxa" w:w="3135"/>
+          </w:tcPr>
+          <w:p>
+            <w:r>
+              <w:rPr>
+                <w:rFonts w:ascii="Calibri" w:hAnsi="Calibri"/>
+                <w:sz w:val="20"/>
+              </w:rPr>
+              <w:t>enum</w:t>
+            </w:r>
+          </w:p>
+        </w:tc>
+        <w:tc>
+          <w:tcPr>
+            <w:tcW w:type="dxa" w:w="3135"/>
+          </w:tcPr>
+          <w:p>
+            <w:r>
+              <w:rPr>
+                <w:rFonts w:ascii="Calibri" w:hAnsi="Calibri"/>
+                <w:sz w:val="20"/>
+              </w:rPr>
+              <w:t>draft | sent | paid | overdue | cancelled</w:t>
+            </w:r>
+          </w:p>
+        </w:tc>
+      </w:tr>
+      <w:tr>
+        <w:tc>
+          <w:tcPr>
+            <w:tcW w:type="dxa" w:w="3135"/>
+          </w:tcPr>
+          <w:p>
+            <w:r>
+              <w:rPr>
+                <w:rFonts w:ascii="Calibri" w:hAnsi="Calibri"/>
+                <w:sz w:val="20"/>
+              </w:rPr>
+              <w:t>issue_date</w:t>
+            </w:r>
+          </w:p>
+        </w:tc>
+        <w:tc>
+          <w:tcPr>
+            <w:tcW w:type="dxa" w:w="3135"/>
+          </w:tcPr>
+          <w:p>
+            <w:r>
+              <w:rPr>
+                <w:rFonts w:ascii="Calibri" w:hAnsi="Calibri"/>
+                <w:sz w:val="20"/>
+              </w:rPr>
+              <w:t>date</w:t>
+            </w:r>
+          </w:p>
+        </w:tc>
+        <w:tc>
+          <w:tcPr>
+            <w:tcW w:type="dxa" w:w="3135"/>
+          </w:tcPr>
+          <w:p>
+            <w:r>
+              <w:rPr>
+                <w:rFonts w:ascii="Calibri" w:hAnsi="Calibri"/>
+                <w:sz w:val="20"/>
+              </w:rPr>
+              <w:t>Nullable</w:t>
+            </w:r>
+          </w:p>
+        </w:tc>
+      </w:tr>
+      <w:tr>
+        <w:tc>
+          <w:tcPr>
+            <w:tcW w:type="dxa" w:w="3135"/>
+          </w:tcPr>
+          <w:p>
+            <w:r>
+              <w:rPr>
+                <w:rFonts w:ascii="Calibri" w:hAnsi="Calibri"/>
+                <w:sz w:val="20"/>
+              </w:rPr>
+              <w:t>due_date</w:t>
+            </w:r>
+          </w:p>
+        </w:tc>
+        <w:tc>
+          <w:tcPr>
+            <w:tcW w:type="dxa" w:w="3135"/>
+          </w:tcPr>
+          <w:p>
+            <w:r>
+              <w:rPr>
+                <w:rFonts w:ascii="Calibri" w:hAnsi="Calibri"/>
+                <w:sz w:val="20"/>
+              </w:rPr>
+              <w:t>date</w:t>
+            </w:r>
+          </w:p>
+        </w:tc>
+        <w:tc>
+          <w:tcPr>
+            <w:tcW w:type="dxa" w:w="3135"/>
+          </w:tcPr>
+          <w:p>
+            <w:r>
+              <w:rPr>
+                <w:rFonts w:ascii="Calibri" w:hAnsi="Calibri"/>
+                <w:sz w:val="20"/>
+              </w:rPr>
+              <w:t>Nullable — bascule en overdue si dépassée</w:t>
+            </w:r>
+          </w:p>
+        </w:tc>
+      </w:tr>
+      <w:tr>
+        <w:tc>
+          <w:tcPr>
+            <w:tcW w:type="dxa" w:w="3135"/>
+          </w:tcPr>
+          <w:p>
+            <w:r>
+              <w:rPr>
+                <w:rFonts w:ascii="Calibri" w:hAnsi="Calibri"/>
+                <w:sz w:val="20"/>
+              </w:rPr>
+              <w:t>currency</w:t>
+            </w:r>
+          </w:p>
+        </w:tc>
+        <w:tc>
+          <w:tcPr>
+            <w:tcW w:type="dxa" w:w="3135"/>
+          </w:tcPr>
+          <w:p>
+            <w:r>
+              <w:rPr>
+                <w:rFonts w:ascii="Calibri" w:hAnsi="Calibri"/>
+                <w:sz w:val="20"/>
+              </w:rPr>
+              <w:t>string</w:t>
+            </w:r>
+          </w:p>
+        </w:tc>
+        <w:tc>
+          <w:tcPr>
+            <w:tcW w:type="dxa" w:w="3135"/>
+          </w:tcPr>
+          <w:p>
+            <w:r>
+              <w:rPr>
+                <w:rFonts w:ascii="Calibri" w:hAnsi="Calibri"/>
+                <w:sz w:val="20"/>
+              </w:rPr>
+              <w:t>XOF, EUR, USD ou GBP</w:t>
+            </w:r>
+          </w:p>
+        </w:tc>
+      </w:tr>
+      <w:tr>
+        <w:tc>
+          <w:tcPr>
+            <w:tcW w:type="dxa" w:w="3135"/>
+          </w:tcPr>
+          <w:p>
+            <w:r>
+              <w:rPr>
+                <w:rFonts w:ascii="Calibri" w:hAnsi="Calibri"/>
+                <w:sz w:val="20"/>
+              </w:rPr>
+              <w:t>discount_percent</w:t>
+            </w:r>
+          </w:p>
+        </w:tc>
+        <w:tc>
+          <w:tcPr>
+            <w:tcW w:type="dxa" w:w="3135"/>
+          </w:tcPr>
+          <w:p>
+            <w:r>
+              <w:rPr>
+                <w:rFonts w:ascii="Calibri" w:hAnsi="Calibri"/>
+                <w:sz w:val="20"/>
+              </w:rPr>
+              <w:t>decimal</w:t>
+            </w:r>
+          </w:p>
+        </w:tc>
+        <w:tc>
+          <w:tcPr>
+            <w:tcW w:type="dxa" w:w="3135"/>
+          </w:tcPr>
+          <w:p>
+            <w:r>
+              <w:rPr>
+                <w:rFonts w:ascii="Calibri" w:hAnsi="Calibri"/>
+                <w:sz w:val="20"/>
+              </w:rPr>
+              <w:t>Remise globale (%)</w:t>
+            </w:r>
+          </w:p>
+        </w:tc>
+      </w:tr>
+      <w:tr>
+        <w:tc>
+          <w:tcPr>
+            <w:tcW w:type="dxa" w:w="3135"/>
+          </w:tcPr>
+          <w:p>
+            <w:r>
+              <w:rPr>
+                <w:rFonts w:ascii="Calibri" w:hAnsi="Calibri"/>
+                <w:sz w:val="20"/>
+              </w:rPr>
+              <w:t>subtotal</w:t>
+            </w:r>
+          </w:p>
+        </w:tc>
+        <w:tc>
+          <w:tcPr>
+            <w:tcW w:type="dxa" w:w="3135"/>
+          </w:tcPr>
+          <w:p>
+            <w:r>
+              <w:rPr>
+                <w:rFonts w:ascii="Calibri" w:hAnsi="Calibri"/>
+                <w:sz w:val="20"/>
+              </w:rPr>
+              <w:t>decimal</w:t>
+            </w:r>
+          </w:p>
+        </w:tc>
+        <w:tc>
+          <w:tcPr>
+            <w:tcW w:type="dxa" w:w="3135"/>
+          </w:tcPr>
+          <w:p>
+            <w:r>
+              <w:rPr>
+                <w:rFonts w:ascii="Calibri" w:hAnsi="Calibri"/>
+                <w:sz w:val="20"/>
+              </w:rPr>
+              <w:t>Total HT</w:t>
+            </w:r>
+          </w:p>
+        </w:tc>
+      </w:tr>
+      <w:tr>
+        <w:tc>
+          <w:tcPr>
+            <w:tcW w:type="dxa" w:w="3135"/>
+          </w:tcPr>
+          <w:p>
+            <w:r>
+              <w:rPr>
+                <w:rFonts w:ascii="Calibri" w:hAnsi="Calibri"/>
+                <w:sz w:val="20"/>
+              </w:rPr>
+              <w:t>tax_amount</w:t>
+            </w:r>
+          </w:p>
+        </w:tc>
+        <w:tc>
+          <w:tcPr>
+            <w:tcW w:type="dxa" w:w="3135"/>
+          </w:tcPr>
+          <w:p>
+            <w:r>
+              <w:rPr>
+                <w:rFonts w:ascii="Calibri" w:hAnsi="Calibri"/>
+                <w:sz w:val="20"/>
+              </w:rPr>
+              <w:t>decimal</w:t>
+            </w:r>
+          </w:p>
+        </w:tc>
+        <w:tc>
+          <w:tcPr>
+            <w:tcW w:type="dxa" w:w="3135"/>
+          </w:tcPr>
+          <w:p>
+            <w:r>
+              <w:rPr>
+                <w:rFonts w:ascii="Calibri" w:hAnsi="Calibri"/>
+                <w:sz w:val="20"/>
+              </w:rPr>
+              <w:t>Total TVA</w:t>
+            </w:r>
+          </w:p>
+        </w:tc>
+      </w:tr>
+      <w:tr>
+        <w:tc>
+          <w:tcPr>
+            <w:tcW w:type="dxa" w:w="3135"/>
+          </w:tcPr>
+          <w:p>
+            <w:r>
+              <w:rPr>
+                <w:rFonts w:ascii="Calibri" w:hAnsi="Calibri"/>
+                <w:sz w:val="20"/>
+              </w:rPr>
+              <w:t>total</w:t>
+            </w:r>
+          </w:p>
+        </w:tc>
+        <w:tc>
+          <w:tcPr>
+            <w:tcW w:type="dxa" w:w="3135"/>
+          </w:tcPr>
+          <w:p>
+            <w:r>
+              <w:rPr>
+                <w:rFonts w:ascii="Calibri" w:hAnsi="Calibri"/>
+                <w:sz w:val="20"/>
+              </w:rPr>
+              <w:t>decimal</w:t>
+            </w:r>
+          </w:p>
+        </w:tc>
+        <w:tc>
+          <w:tcPr>
+            <w:tcW w:type="dxa" w:w="3135"/>
+          </w:tcPr>
+          <w:p>
+            <w:r>
+              <w:rPr>
+                <w:rFonts w:ascii="Calibri" w:hAnsi="Calibri"/>
+                <w:sz w:val="20"/>
+              </w:rPr>
+              <w:t>Total TTC</w:t>
+            </w:r>
+          </w:p>
+        </w:tc>
+      </w:tr>
+      <w:tr>
+        <w:tc>
+          <w:tcPr>
+            <w:tcW w:type="dxa" w:w="3135"/>
+          </w:tcPr>
+          <w:p>
+            <w:r>
+              <w:rPr>
+                <w:rFonts w:ascii="Calibri" w:hAnsi="Calibri"/>
+                <w:sz w:val="20"/>
+              </w:rPr>
+              <w:t>paid_at</w:t>
+            </w:r>
+          </w:p>
+        </w:tc>
+        <w:tc>
+          <w:tcPr>
+            <w:tcW w:type="dxa" w:w="3135"/>
+          </w:tcPr>
+          <w:p>
+            <w:r>
+              <w:rPr>
+                <w:rFonts w:ascii="Calibri" w:hAnsi="Calibri"/>
+                <w:sz w:val="20"/>
+              </w:rPr>
+              <w:t>datetime</w:t>
+            </w:r>
+          </w:p>
+        </w:tc>
+        <w:tc>
+          <w:tcPr>
+            <w:tcW w:type="dxa" w:w="3135"/>
+          </w:tcPr>
+          <w:p>
+            <w:r>
+              <w:rPr>
+                <w:rFonts w:ascii="Calibri" w:hAnsi="Calibri"/>
+                <w:sz w:val="20"/>
+              </w:rPr>
+              <w:t>Nullable — date de solde</w:t>
+            </w:r>
+          </w:p>
+        </w:tc>
+      </w:tr>
+      <w:tr>
+        <w:tc>
+          <w:tcPr>
+            <w:tcW w:type="dxa" w:w="3135"/>
+          </w:tcPr>
+          <w:p>
+            <w:r>
+              <w:rPr>
+                <w:rFonts w:ascii="Calibri" w:hAnsi="Calibri"/>
+                <w:sz w:val="20"/>
+              </w:rPr>
+              <w:t>notes</w:t>
+            </w:r>
+          </w:p>
+        </w:tc>
+        <w:tc>
+          <w:tcPr>
+            <w:tcW w:type="dxa" w:w="3135"/>
+          </w:tcPr>
+          <w:p>
+            <w:r>
+              <w:rPr>
+                <w:rFonts w:ascii="Calibri" w:hAnsi="Calibri"/>
+                <w:sz w:val="20"/>
+              </w:rPr>
+              <w:t>text</w:t>
+            </w:r>
+          </w:p>
+        </w:tc>
+        <w:tc>
+          <w:tcPr>
+            <w:tcW w:type="dxa" w:w="3135"/>
+          </w:tcPr>
+          <w:p>
+            <w:r>
+              <w:rPr>
+                <w:rFonts w:ascii="Calibri" w:hAnsi="Calibri"/>
+                <w:sz w:val="20"/>
+              </w:rPr>
+              <w:t>Nullable</w:t>
+            </w:r>
+          </w:p>
+        </w:tc>
+      </w:tr>
+      <w:tr>
+        <w:tc>
+          <w:tcPr>
+            <w:tcW w:type="dxa" w:w="3135"/>
+          </w:tcPr>
+          <w:p>
+            <w:r>
+              <w:rPr>
+                <w:rFonts w:ascii="Calibri" w:hAnsi="Calibri"/>
+                <w:sz w:val="20"/>
+              </w:rPr>
+              <w:t>deleted_at</w:t>
+            </w:r>
+          </w:p>
+        </w:tc>
+        <w:tc>
+          <w:tcPr>
+            <w:tcW w:type="dxa" w:w="3135"/>
+          </w:tcPr>
+          <w:p>
+            <w:r>
+              <w:rPr>
+                <w:rFonts w:ascii="Calibri" w:hAnsi="Calibri"/>
+                <w:sz w:val="20"/>
+              </w:rPr>
+              <w:t>datetime</w:t>
+            </w:r>
+          </w:p>
+        </w:tc>
+        <w:tc>
+          <w:tcPr>
+            <w:tcW w:type="dxa" w:w="3135"/>
+          </w:tcPr>
+          <w:p>
+            <w:r>
+              <w:rPr>
+                <w:rFonts w:ascii="Calibri" w:hAnsi="Calibri"/>
+                <w:sz w:val="20"/>
+              </w:rPr>
+              <w:t>Nullable — suppression logique</w:t>
+            </w:r>
+          </w:p>
+        </w:tc>
+      </w:tr>
+    </w:tbl>
+    <w:p/>
+    <w:p>
+      <w:pPr>
+        <w:spacing w:before="200" w:after="120"/>
+      </w:pPr>
+      <w:r>
+        <w:rPr>
+          <w:rFonts w:ascii="Calibri Light" w:hAnsi="Calibri Light"/>
+          <w:b/>
+          <w:color w:val="14213D"/>
+          <w:sz w:val="26"/>
+        </w:rPr>
+        <w:t>InvoiceItem</w:t>
+      </w:r>
+    </w:p>
+    <w:p>
+      <w:pPr>
+        <w:spacing w:after="120" w:line="276" w:lineRule="auto"/>
+      </w:pPr>
+      <w:r>
+        <w:rPr>
+          <w:rFonts w:ascii="Calibri" w:hAnsi="Calibri"/>
+          <w:sz w:val="22"/>
+        </w:rPr>
+        <w:t>L'objet InvoiceItem représente une ligne de prestation d'une facture ou d'un avoir.</w:t>
+      </w:r>
+    </w:p>
+    <w:tbl>
+      <w:tblPr>
+        <w:tblStyle w:val="TableGrid"/>
+        <w:tblW w:type="auto" w:w="0"/>
+        <w:tblLook w:firstColumn="1" w:firstRow="1" w:lastColumn="0" w:lastRow="0" w:noHBand="0" w:noVBand="1" w:val="04A0"/>
+      </w:tblPr>
+      <w:tblGrid>
+        <w:gridCol w:w="3135"/>
+        <w:gridCol w:w="3135"/>
+        <w:gridCol w:w="3135"/>
+      </w:tblGrid>
+      <w:tr>
+        <w:tc>
+          <w:tcPr>
+            <w:tcW w:type="dxa" w:w="3135"/>
+            <w:shd w:fill="F2F2F2"/>
+          </w:tcPr>
+          <w:p>
+            <w:r>
+              <w:rPr>
+                <w:rFonts w:ascii="Calibri" w:hAnsi="Calibri"/>
+                <w:b/>
+                <w:sz w:val="20"/>
+              </w:rPr>
+              <w:t>ATTRIBUTS</w:t>
+            </w:r>
+          </w:p>
+        </w:tc>
+        <w:tc>
+          <w:tcPr>
+            <w:tcW w:type="dxa" w:w="3135"/>
+            <w:shd w:fill="F2F2F2"/>
+          </w:tcPr>
+          <w:p>
+            <w:r>
+              <w:rPr>
+                <w:rFonts w:ascii="Calibri" w:hAnsi="Calibri"/>
+                <w:b/>
+                <w:sz w:val="20"/>
+              </w:rPr>
+              <w:t>TYPE</w:t>
+            </w:r>
+          </w:p>
+        </w:tc>
+        <w:tc>
+          <w:tcPr>
+            <w:tcW w:type="dxa" w:w="3135"/>
+            <w:shd w:fill="F2F2F2"/>
+          </w:tcPr>
+          <w:p>
+            <w:r>
+              <w:rPr>
+                <w:rFonts w:ascii="Calibri" w:hAnsi="Calibri"/>
+                <w:b/>
+                <w:sz w:val="20"/>
+              </w:rPr>
+              <w:t>OBSERVATIONS</w:t>
+            </w:r>
+          </w:p>
+        </w:tc>
+      </w:tr>
+      <w:tr>
+        <w:tc>
+          <w:tcPr>
+            <w:tcW w:type="dxa" w:w="3135"/>
+          </w:tcPr>
+          <w:p>
+            <w:r>
+              <w:rPr>
+                <w:rFonts w:ascii="Calibri" w:hAnsi="Calibri"/>
+                <w:sz w:val="20"/>
+              </w:rPr>
+              <w:t>invoice_id</w:t>
+            </w:r>
+          </w:p>
+        </w:tc>
+        <w:tc>
+          <w:tcPr>
+            <w:tcW w:type="dxa" w:w="3135"/>
+          </w:tcPr>
+          <w:p>
+            <w:r>
+              <w:rPr>
+                <w:rFonts w:ascii="Calibri" w:hAnsi="Calibri"/>
+                <w:sz w:val="20"/>
+              </w:rPr>
+              <w:t>bigint</w:t>
+            </w:r>
+          </w:p>
+        </w:tc>
+        <w:tc>
+          <w:tcPr>
+            <w:tcW w:type="dxa" w:w="3135"/>
+          </w:tcPr>
+          <w:p>
+            <w:r>
+              <w:rPr>
+                <w:rFonts w:ascii="Calibri" w:hAnsi="Calibri"/>
+                <w:sz w:val="20"/>
+              </w:rPr>
+              <w:t>Facture parente</w:t>
+            </w:r>
+          </w:p>
+        </w:tc>
+      </w:tr>
+      <w:tr>
+        <w:tc>
+          <w:tcPr>
+            <w:tcW w:type="dxa" w:w="3135"/>
+          </w:tcPr>
+          <w:p>
+            <w:r>
+              <w:rPr>
+                <w:rFonts w:ascii="Calibri" w:hAnsi="Calibri"/>
+                <w:sz w:val="20"/>
+              </w:rPr>
+              <w:t>description</w:t>
+            </w:r>
+          </w:p>
+        </w:tc>
+        <w:tc>
+          <w:tcPr>
+            <w:tcW w:type="dxa" w:w="3135"/>
+          </w:tcPr>
+          <w:p>
+            <w:r>
+              <w:rPr>
+                <w:rFonts w:ascii="Calibri" w:hAnsi="Calibri"/>
+                <w:sz w:val="20"/>
+              </w:rPr>
+              <w:t>string</w:t>
+            </w:r>
+          </w:p>
+        </w:tc>
+        <w:tc>
+          <w:tcPr>
+            <w:tcW w:type="dxa" w:w="3135"/>
+          </w:tcPr>
+          <w:p>
+            <w:r>
+              <w:rPr>
+                <w:rFonts w:ascii="Calibri" w:hAnsi="Calibri"/>
+                <w:sz w:val="20"/>
+              </w:rPr>
+              <w:t>Libellé</w:t>
+            </w:r>
+          </w:p>
+        </w:tc>
+      </w:tr>
+      <w:tr>
+        <w:tc>
+          <w:tcPr>
+            <w:tcW w:type="dxa" w:w="3135"/>
+          </w:tcPr>
+          <w:p>
+            <w:r>
+              <w:rPr>
+                <w:rFonts w:ascii="Calibri" w:hAnsi="Calibri"/>
+                <w:sz w:val="20"/>
+              </w:rPr>
+              <w:t>quantity</w:t>
+            </w:r>
+          </w:p>
+        </w:tc>
+        <w:tc>
+          <w:tcPr>
+            <w:tcW w:type="dxa" w:w="3135"/>
+          </w:tcPr>
+          <w:p>
+            <w:r>
+              <w:rPr>
+                <w:rFonts w:ascii="Calibri" w:hAnsi="Calibri"/>
+                <w:sz w:val="20"/>
+              </w:rPr>
+              <w:t>decimal</w:t>
+            </w:r>
+          </w:p>
+        </w:tc>
+        <w:tc>
+          <w:tcPr>
+            <w:tcW w:type="dxa" w:w="3135"/>
+          </w:tcPr>
+          <w:p>
+            <w:r>
+              <w:rPr>
+                <w:rFonts w:ascii="Calibri" w:hAnsi="Calibri"/>
+                <w:sz w:val="20"/>
+              </w:rPr>
+              <w:t>Quantité</w:t>
+            </w:r>
+          </w:p>
+        </w:tc>
+      </w:tr>
+      <w:tr>
+        <w:tc>
+          <w:tcPr>
+            <w:tcW w:type="dxa" w:w="3135"/>
+          </w:tcPr>
+          <w:p>
+            <w:r>
+              <w:rPr>
+                <w:rFonts w:ascii="Calibri" w:hAnsi="Calibri"/>
+                <w:sz w:val="20"/>
+              </w:rPr>
+              <w:t>unit_price</w:t>
+            </w:r>
+          </w:p>
+        </w:tc>
+        <w:tc>
+          <w:tcPr>
+            <w:tcW w:type="dxa" w:w="3135"/>
+          </w:tcPr>
+          <w:p>
+            <w:r>
+              <w:rPr>
+                <w:rFonts w:ascii="Calibri" w:hAnsi="Calibri"/>
+                <w:sz w:val="20"/>
+              </w:rPr>
+              <w:t>decimal</w:t>
+            </w:r>
+          </w:p>
+        </w:tc>
+        <w:tc>
+          <w:tcPr>
+            <w:tcW w:type="dxa" w:w="3135"/>
+          </w:tcPr>
+          <w:p>
+            <w:r>
+              <w:rPr>
+                <w:rFonts w:ascii="Calibri" w:hAnsi="Calibri"/>
+                <w:sz w:val="20"/>
+              </w:rPr>
+              <w:t>Prix unitaire HT</w:t>
+            </w:r>
+          </w:p>
+        </w:tc>
+      </w:tr>
+      <w:tr>
+        <w:tc>
+          <w:tcPr>
+            <w:tcW w:type="dxa" w:w="3135"/>
+          </w:tcPr>
+          <w:p>
+            <w:r>
+              <w:rPr>
+                <w:rFonts w:ascii="Calibri" w:hAnsi="Calibri"/>
+                <w:sz w:val="20"/>
+              </w:rPr>
+              <w:t>tax_rate</w:t>
+            </w:r>
+          </w:p>
+        </w:tc>
+        <w:tc>
+          <w:tcPr>
+            <w:tcW w:type="dxa" w:w="3135"/>
+          </w:tcPr>
+          <w:p>
+            <w:r>
+              <w:rPr>
+                <w:rFonts w:ascii="Calibri" w:hAnsi="Calibri"/>
+                <w:sz w:val="20"/>
+              </w:rPr>
+              <w:t>decimal</w:t>
+            </w:r>
+          </w:p>
+        </w:tc>
+        <w:tc>
+          <w:tcPr>
+            <w:tcW w:type="dxa" w:w="3135"/>
+          </w:tcPr>
+          <w:p>
+            <w:r>
+              <w:rPr>
+                <w:rFonts w:ascii="Calibri" w:hAnsi="Calibri"/>
+                <w:sz w:val="20"/>
+              </w:rPr>
+              <w:t>Taux de TVA (%)</w:t>
+            </w:r>
+          </w:p>
+        </w:tc>
+      </w:tr>
+      <w:tr>
+        <w:tc>
+          <w:tcPr>
+            <w:tcW w:type="dxa" w:w="3135"/>
+          </w:tcPr>
+          <w:p>
+            <w:r>
+              <w:rPr>
+                <w:rFonts w:ascii="Calibri" w:hAnsi="Calibri"/>
+                <w:sz w:val="20"/>
+              </w:rPr>
+              <w:t>line_total</w:t>
+            </w:r>
+          </w:p>
+        </w:tc>
+        <w:tc>
+          <w:tcPr>
+            <w:tcW w:type="dxa" w:w="3135"/>
+          </w:tcPr>
+          <w:p>
+            <w:r>
+              <w:rPr>
+                <w:rFonts w:ascii="Calibri" w:hAnsi="Calibri"/>
+                <w:sz w:val="20"/>
+              </w:rPr>
+              <w:t>decimal</w:t>
+            </w:r>
+          </w:p>
+        </w:tc>
+        <w:tc>
+          <w:tcPr>
+            <w:tcW w:type="dxa" w:w="3135"/>
+          </w:tcPr>
+          <w:p>
+            <w:r>
+              <w:rPr>
+                <w:rFonts w:ascii="Calibri" w:hAnsi="Calibri"/>
+                <w:sz w:val="20"/>
+              </w:rPr>
+              <w:t>Total ligne TTC</w:t>
+            </w:r>
+          </w:p>
+        </w:tc>
+      </w:tr>
+      <w:tr>
+        <w:tc>
+          <w:tcPr>
+            <w:tcW w:type="dxa" w:w="3135"/>
+          </w:tcPr>
+          <w:p>
+            <w:r>
+              <w:rPr>
+                <w:rFonts w:ascii="Calibri" w:hAnsi="Calibri"/>
+                <w:sz w:val="20"/>
+              </w:rPr>
+              <w:t>sort_order</w:t>
+            </w:r>
+          </w:p>
+        </w:tc>
+        <w:tc>
+          <w:tcPr>
+            <w:tcW w:type="dxa" w:w="3135"/>
+          </w:tcPr>
+          <w:p>
+            <w:r>
+              <w:rPr>
+                <w:rFonts w:ascii="Calibri" w:hAnsi="Calibri"/>
+                <w:sz w:val="20"/>
+              </w:rPr>
+              <w:t>integer</w:t>
+            </w:r>
+          </w:p>
+        </w:tc>
+        <w:tc>
+          <w:tcPr>
+            <w:tcW w:type="dxa" w:w="3135"/>
+          </w:tcPr>
+          <w:p>
+            <w:r>
+              <w:rPr>
+                <w:rFonts w:ascii="Calibri" w:hAnsi="Calibri"/>
+                <w:sz w:val="20"/>
+              </w:rPr>
+              <w:t>Ordre d'affichage</w:t>
+            </w:r>
+          </w:p>
+        </w:tc>
+      </w:tr>
+    </w:tbl>
+    <w:p/>
+    <w:p>
+      <w:pPr>
+        <w:spacing w:before="200" w:after="120"/>
+      </w:pPr>
+      <w:r>
+        <w:rPr>
+          <w:rFonts w:ascii="Calibri Light" w:hAnsi="Calibri Light"/>
+          <w:b/>
+          <w:color w:val="14213D"/>
+          <w:sz w:val="26"/>
+        </w:rPr>
+        <w:t>Payment</w:t>
+      </w:r>
+    </w:p>
+    <w:p>
+      <w:pPr>
+        <w:spacing w:after="120" w:line="276" w:lineRule="auto"/>
+      </w:pPr>
+      <w:r>
+        <w:rPr>
+          <w:rFonts w:ascii="Calibri" w:hAnsi="Calibri"/>
+          <w:sz w:val="22"/>
+        </w:rPr>
+        <w:t>L'objet Payment représente un encaissement enregistré sur une facture.</w:t>
+      </w:r>
+    </w:p>
+    <w:tbl>
+      <w:tblPr>
+        <w:tblStyle w:val="TableGrid"/>
+        <w:tblW w:type="auto" w:w="0"/>
+        <w:tblLook w:firstColumn="1" w:firstRow="1" w:lastColumn="0" w:lastRow="0" w:noHBand="0" w:noVBand="1" w:val="04A0"/>
+      </w:tblPr>
+      <w:tblGrid>
+        <w:gridCol w:w="3135"/>
+        <w:gridCol w:w="3135"/>
+        <w:gridCol w:w="3135"/>
+      </w:tblGrid>
+      <w:tr>
+        <w:tc>
+          <w:tcPr>
+            <w:tcW w:type="dxa" w:w="3135"/>
+            <w:shd w:fill="F2F2F2"/>
+          </w:tcPr>
+          <w:p>
+            <w:r>
+              <w:rPr>
+                <w:rFonts w:ascii="Calibri" w:hAnsi="Calibri"/>
+                <w:b/>
+                <w:sz w:val="20"/>
+              </w:rPr>
+              <w:t>ATTRIBUTS</w:t>
+            </w:r>
+          </w:p>
+        </w:tc>
+        <w:tc>
+          <w:tcPr>
+            <w:tcW w:type="dxa" w:w="3135"/>
+            <w:shd w:fill="F2F2F2"/>
+          </w:tcPr>
+          <w:p>
+            <w:r>
+              <w:rPr>
+                <w:rFonts w:ascii="Calibri" w:hAnsi="Calibri"/>
+                <w:b/>
+                <w:sz w:val="20"/>
+              </w:rPr>
+              <w:t>TYPE</w:t>
+            </w:r>
+          </w:p>
+        </w:tc>
+        <w:tc>
+          <w:tcPr>
+            <w:tcW w:type="dxa" w:w="3135"/>
+            <w:shd w:fill="F2F2F2"/>
+          </w:tcPr>
+          <w:p>
+            <w:r>
+              <w:rPr>
+                <w:rFonts w:ascii="Calibri" w:hAnsi="Calibri"/>
+                <w:b/>
+                <w:sz w:val="20"/>
+              </w:rPr>
+              <w:t>OBSERVATIONS</w:t>
+            </w:r>
+          </w:p>
+        </w:tc>
+      </w:tr>
+      <w:tr>
+        <w:tc>
+          <w:tcPr>
+            <w:tcW w:type="dxa" w:w="3135"/>
+          </w:tcPr>
+          <w:p>
+            <w:r>
+              <w:rPr>
+                <w:rFonts w:ascii="Calibri" w:hAnsi="Calibri"/>
+                <w:sz w:val="20"/>
+              </w:rPr>
+              <w:t>invoice_id</w:t>
+            </w:r>
+          </w:p>
+        </w:tc>
+        <w:tc>
+          <w:tcPr>
+            <w:tcW w:type="dxa" w:w="3135"/>
+          </w:tcPr>
+          <w:p>
+            <w:r>
+              <w:rPr>
+                <w:rFonts w:ascii="Calibri" w:hAnsi="Calibri"/>
+                <w:sz w:val="20"/>
+              </w:rPr>
+              <w:t>bigint</w:t>
+            </w:r>
+          </w:p>
+        </w:tc>
+        <w:tc>
+          <w:tcPr>
+            <w:tcW w:type="dxa" w:w="3135"/>
+          </w:tcPr>
+          <w:p>
+            <w:r>
+              <w:rPr>
+                <w:rFonts w:ascii="Calibri" w:hAnsi="Calibri"/>
+                <w:sz w:val="20"/>
+              </w:rPr>
+              <w:t>Facture concernée</w:t>
+            </w:r>
+          </w:p>
+        </w:tc>
+      </w:tr>
+      <w:tr>
+        <w:tc>
+          <w:tcPr>
+            <w:tcW w:type="dxa" w:w="3135"/>
+          </w:tcPr>
+          <w:p>
+            <w:r>
+              <w:rPr>
+                <w:rFonts w:ascii="Calibri" w:hAnsi="Calibri"/>
+                <w:sz w:val="20"/>
+              </w:rPr>
+              <w:t>amount</w:t>
+            </w:r>
+          </w:p>
+        </w:tc>
+        <w:tc>
+          <w:tcPr>
+            <w:tcW w:type="dxa" w:w="3135"/>
+          </w:tcPr>
+          <w:p>
+            <w:r>
+              <w:rPr>
+                <w:rFonts w:ascii="Calibri" w:hAnsi="Calibri"/>
+                <w:sz w:val="20"/>
+              </w:rPr>
+              <w:t>decimal</w:t>
+            </w:r>
+          </w:p>
+        </w:tc>
+        <w:tc>
+          <w:tcPr>
+            <w:tcW w:type="dxa" w:w="3135"/>
+          </w:tcPr>
+          <w:p>
+            <w:r>
+              <w:rPr>
+                <w:rFonts w:ascii="Calibri" w:hAnsi="Calibri"/>
+                <w:sz w:val="20"/>
+              </w:rPr>
+              <w:t>Montant payé</w:t>
+            </w:r>
+          </w:p>
+        </w:tc>
+      </w:tr>
+      <w:tr>
+        <w:tc>
+          <w:tcPr>
+            <w:tcW w:type="dxa" w:w="3135"/>
+          </w:tcPr>
+          <w:p>
+            <w:r>
+              <w:rPr>
+                <w:rFonts w:ascii="Calibri" w:hAnsi="Calibri"/>
+                <w:sz w:val="20"/>
+              </w:rPr>
+              <w:t>method</w:t>
+            </w:r>
+          </w:p>
+        </w:tc>
+        <w:tc>
+          <w:tcPr>
+            <w:tcW w:type="dxa" w:w="3135"/>
+          </w:tcPr>
+          <w:p>
+            <w:r>
+              <w:rPr>
+                <w:rFonts w:ascii="Calibri" w:hAnsi="Calibri"/>
+                <w:sz w:val="20"/>
+              </w:rPr>
+              <w:t>string</w:t>
+            </w:r>
+          </w:p>
+        </w:tc>
+        <w:tc>
+          <w:tcPr>
+            <w:tcW w:type="dxa" w:w="3135"/>
+          </w:tcPr>
+          <w:p>
+            <w:r>
+              <w:rPr>
+                <w:rFonts w:ascii="Calibri" w:hAnsi="Calibri"/>
+                <w:sz w:val="20"/>
+              </w:rPr>
+              <w:t>Nullable — mode de paiement</w:t>
+            </w:r>
+          </w:p>
+        </w:tc>
+      </w:tr>
+      <w:tr>
+        <w:tc>
+          <w:tcPr>
+            <w:tcW w:type="dxa" w:w="3135"/>
+          </w:tcPr>
+          <w:p>
+            <w:r>
+              <w:rPr>
+                <w:rFonts w:ascii="Calibri" w:hAnsi="Calibri"/>
+                <w:sz w:val="20"/>
+              </w:rPr>
+              <w:t>reference</w:t>
+            </w:r>
+          </w:p>
+        </w:tc>
+        <w:tc>
+          <w:tcPr>
+            <w:tcW w:type="dxa" w:w="3135"/>
+          </w:tcPr>
+          <w:p>
+            <w:r>
+              <w:rPr>
+                <w:rFonts w:ascii="Calibri" w:hAnsi="Calibri"/>
+                <w:sz w:val="20"/>
+              </w:rPr>
+              <w:t>string</w:t>
+            </w:r>
+          </w:p>
+        </w:tc>
+        <w:tc>
+          <w:tcPr>
+            <w:tcW w:type="dxa" w:w="3135"/>
+          </w:tcPr>
+          <w:p>
+            <w:r>
+              <w:rPr>
+                <w:rFonts w:ascii="Calibri" w:hAnsi="Calibri"/>
+                <w:sz w:val="20"/>
+              </w:rPr>
+              <w:t>Nullable — référence transaction</w:t>
+            </w:r>
+          </w:p>
+        </w:tc>
+      </w:tr>
+      <w:tr>
+        <w:tc>
+          <w:tcPr>
+            <w:tcW w:type="dxa" w:w="3135"/>
+          </w:tcPr>
+          <w:p>
+            <w:r>
+              <w:rPr>
+                <w:rFonts w:ascii="Calibri" w:hAnsi="Calibri"/>
+                <w:sz w:val="20"/>
+              </w:rPr>
+              <w:t>paid_at</w:t>
+            </w:r>
+          </w:p>
+        </w:tc>
+        <w:tc>
+          <w:tcPr>
+            <w:tcW w:type="dxa" w:w="3135"/>
+          </w:tcPr>
+          <w:p>
+            <w:r>
+              <w:rPr>
+                <w:rFonts w:ascii="Calibri" w:hAnsi="Calibri"/>
+                <w:sz w:val="20"/>
+              </w:rPr>
+              <w:t>datetime</w:t>
+            </w:r>
+          </w:p>
+        </w:tc>
+        <w:tc>
+          <w:tcPr>
+            <w:tcW w:type="dxa" w:w="3135"/>
+          </w:tcPr>
+          <w:p>
+            <w:r>
+              <w:rPr>
+                <w:rFonts w:ascii="Calibri" w:hAnsi="Calibri"/>
+                <w:sz w:val="20"/>
+              </w:rPr>
+              <w:t>Nullable — date du paiement</w:t>
+            </w:r>
+          </w:p>
+        </w:tc>
+      </w:tr>
+    </w:tbl>
+    <w:p/>
+    <w:p>
+      <w:pPr>
+        <w:spacing w:before="200" w:after="120"/>
+      </w:pPr>
+      <w:r>
+        <w:rPr>
+          <w:rFonts w:ascii="Calibri Light" w:hAnsi="Calibri Light"/>
+          <w:b/>
+          <w:color w:val="14213D"/>
+          <w:sz w:val="26"/>
+        </w:rPr>
+        <w:t>DocumentActivityLog</w:t>
+      </w:r>
+    </w:p>
+    <w:p>
+      <w:pPr>
+        <w:spacing w:after="120" w:line="276" w:lineRule="auto"/>
+      </w:pPr>
+      <w:r>
+        <w:rPr>
+          <w:rFonts w:ascii="Calibri" w:hAnsi="Calibri"/>
+          <w:sz w:val="22"/>
+        </w:rPr>
+        <w:t>L'objet DocumentActivityLog journalise les actions sur les devis et factures.</w:t>
+      </w:r>
+    </w:p>
+    <w:tbl>
+      <w:tblPr>
+        <w:tblStyle w:val="TableGrid"/>
+        <w:tblW w:type="auto" w:w="0"/>
+        <w:tblLook w:firstColumn="1" w:firstRow="1" w:lastColumn="0" w:lastRow="0" w:noHBand="0" w:noVBand="1" w:val="04A0"/>
+      </w:tblPr>
+      <w:tblGrid>
+        <w:gridCol w:w="3135"/>
+        <w:gridCol w:w="3135"/>
+        <w:gridCol w:w="3135"/>
+      </w:tblGrid>
+      <w:tr>
+        <w:tc>
+          <w:tcPr>
+            <w:tcW w:type="dxa" w:w="3135"/>
+            <w:shd w:fill="F2F2F2"/>
+          </w:tcPr>
+          <w:p>
+            <w:r>
+              <w:rPr>
+                <w:rFonts w:ascii="Calibri" w:hAnsi="Calibri"/>
+                <w:b/>
+                <w:sz w:val="20"/>
+              </w:rPr>
+              <w:t>ATTRIBUTS</w:t>
+            </w:r>
+          </w:p>
+        </w:tc>
+        <w:tc>
+          <w:tcPr>
+            <w:tcW w:type="dxa" w:w="3135"/>
+            <w:shd w:fill="F2F2F2"/>
+          </w:tcPr>
+          <w:p>
+            <w:r>
+              <w:rPr>
+                <w:rFonts w:ascii="Calibri" w:hAnsi="Calibri"/>
+                <w:b/>
+                <w:sz w:val="20"/>
+              </w:rPr>
+              <w:t>TYPE</w:t>
+            </w:r>
+          </w:p>
+        </w:tc>
+        <w:tc>
+          <w:tcPr>
+            <w:tcW w:type="dxa" w:w="3135"/>
+            <w:shd w:fill="F2F2F2"/>
+          </w:tcPr>
+          <w:p>
+            <w:r>
+              <w:rPr>
+                <w:rFonts w:ascii="Calibri" w:hAnsi="Calibri"/>
+                <w:b/>
+                <w:sz w:val="20"/>
+              </w:rPr>
+              <w:t>OBSERVATIONS</w:t>
+            </w:r>
+          </w:p>
+        </w:tc>
+      </w:tr>
+      <w:tr>
+        <w:tc>
+          <w:tcPr>
+            <w:tcW w:type="dxa" w:w="3135"/>
+          </w:tcPr>
+          <w:p>
+            <w:r>
+              <w:rPr>
+                <w:rFonts w:ascii="Calibri" w:hAnsi="Calibri"/>
+                <w:sz w:val="20"/>
+              </w:rPr>
+              <w:t>user_id</w:t>
+            </w:r>
+          </w:p>
+        </w:tc>
+        <w:tc>
+          <w:tcPr>
+            <w:tcW w:type="dxa" w:w="3135"/>
+          </w:tcPr>
+          <w:p>
+            <w:r>
+              <w:rPr>
+                <w:rFonts w:ascii="Calibri" w:hAnsi="Calibri"/>
+                <w:sz w:val="20"/>
+              </w:rPr>
+              <w:t>bigint</w:t>
+            </w:r>
+          </w:p>
+        </w:tc>
+        <w:tc>
+          <w:tcPr>
+            <w:tcW w:type="dxa" w:w="3135"/>
+          </w:tcPr>
+          <w:p>
+            <w:r>
+              <w:rPr>
+                <w:rFonts w:ascii="Calibri" w:hAnsi="Calibri"/>
+                <w:sz w:val="20"/>
+              </w:rPr>
+              <w:t>Auteur de l'action</w:t>
+            </w:r>
+          </w:p>
+        </w:tc>
+      </w:tr>
+      <w:tr>
+        <w:tc>
+          <w:tcPr>
+            <w:tcW w:type="dxa" w:w="3135"/>
+          </w:tcPr>
+          <w:p>
+            <w:r>
+              <w:rPr>
+                <w:rFonts w:ascii="Calibri" w:hAnsi="Calibri"/>
+                <w:sz w:val="20"/>
+              </w:rPr>
+              <w:t>document_type</w:t>
+            </w:r>
+          </w:p>
+        </w:tc>
+        <w:tc>
+          <w:tcPr>
+            <w:tcW w:type="dxa" w:w="3135"/>
+          </w:tcPr>
+          <w:p>
+            <w:r>
+              <w:rPr>
+                <w:rFonts w:ascii="Calibri" w:hAnsi="Calibri"/>
+                <w:sz w:val="20"/>
+              </w:rPr>
+              <w:t>string</w:t>
+            </w:r>
+          </w:p>
+        </w:tc>
+        <w:tc>
+          <w:tcPr>
+            <w:tcW w:type="dxa" w:w="3135"/>
+          </w:tcPr>
+          <w:p>
+            <w:r>
+              <w:rPr>
+                <w:rFonts w:ascii="Calibri" w:hAnsi="Calibri"/>
+                <w:sz w:val="20"/>
+              </w:rPr>
+              <w:t>quote ou invoice</w:t>
+            </w:r>
+          </w:p>
+        </w:tc>
+      </w:tr>
+      <w:tr>
+        <w:tc>
+          <w:tcPr>
+            <w:tcW w:type="dxa" w:w="3135"/>
+          </w:tcPr>
+          <w:p>
+            <w:r>
+              <w:rPr>
+                <w:rFonts w:ascii="Calibri" w:hAnsi="Calibri"/>
+                <w:sz w:val="20"/>
+              </w:rPr>
+              <w:t>document_id</w:t>
+            </w:r>
+          </w:p>
+        </w:tc>
+        <w:tc>
+          <w:tcPr>
+            <w:tcW w:type="dxa" w:w="3135"/>
+          </w:tcPr>
+          <w:p>
+            <w:r>
+              <w:rPr>
+                <w:rFonts w:ascii="Calibri" w:hAnsi="Calibri"/>
+                <w:sz w:val="20"/>
+              </w:rPr>
+              <w:t>bigint</w:t>
+            </w:r>
+          </w:p>
+        </w:tc>
+        <w:tc>
+          <w:tcPr>
+            <w:tcW w:type="dxa" w:w="3135"/>
+          </w:tcPr>
+          <w:p>
+            <w:r>
+              <w:rPr>
+                <w:rFonts w:ascii="Calibri" w:hAnsi="Calibri"/>
+                <w:sz w:val="20"/>
+              </w:rPr>
+              <w:t>Identifiant du document</w:t>
+            </w:r>
+          </w:p>
+        </w:tc>
+      </w:tr>
+      <w:tr>
+        <w:tc>
+          <w:tcPr>
+            <w:tcW w:type="dxa" w:w="3135"/>
+          </w:tcPr>
+          <w:p>
+            <w:r>
+              <w:rPr>
+                <w:rFonts w:ascii="Calibri" w:hAnsi="Calibri"/>
+                <w:sz w:val="20"/>
+              </w:rPr>
+              <w:t>action</w:t>
+            </w:r>
+          </w:p>
+        </w:tc>
+        <w:tc>
+          <w:tcPr>
+            <w:tcW w:type="dxa" w:w="3135"/>
+          </w:tcPr>
+          <w:p>
+            <w:r>
+              <w:rPr>
+                <w:rFonts w:ascii="Calibri" w:hAnsi="Calibri"/>
+                <w:sz w:val="20"/>
+              </w:rPr>
+              <w:t>string</w:t>
+            </w:r>
+          </w:p>
+        </w:tc>
+        <w:tc>
+          <w:tcPr>
+            <w:tcW w:type="dxa" w:w="3135"/>
+          </w:tcPr>
+          <w:p>
+            <w:r>
+              <w:rPr>
+                <w:rFonts w:ascii="Calibri" w:hAnsi="Calibri"/>
+                <w:sz w:val="20"/>
+              </w:rPr>
+              <w:t>Code action (ex. created, status_changed, payment_added)</w:t>
+            </w:r>
+          </w:p>
+        </w:tc>
+      </w:tr>
+      <w:tr>
+        <w:tc>
+          <w:tcPr>
+            <w:tcW w:type="dxa" w:w="3135"/>
+          </w:tcPr>
+          <w:p>
+            <w:r>
+              <w:rPr>
+                <w:rFonts w:ascii="Calibri" w:hAnsi="Calibri"/>
+                <w:sz w:val="20"/>
+              </w:rPr>
+              <w:t>title</w:t>
+            </w:r>
+          </w:p>
+        </w:tc>
+        <w:tc>
+          <w:tcPr>
+            <w:tcW w:type="dxa" w:w="3135"/>
+          </w:tcPr>
+          <w:p>
+            <w:r>
+              <w:rPr>
+                <w:rFonts w:ascii="Calibri" w:hAnsi="Calibri"/>
+                <w:sz w:val="20"/>
+              </w:rPr>
+              <w:t>string</w:t>
+            </w:r>
+          </w:p>
+        </w:tc>
+        <w:tc>
+          <w:tcPr>
+            <w:tcW w:type="dxa" w:w="3135"/>
+          </w:tcPr>
+          <w:p>
+            <w:r>
+              <w:rPr>
+                <w:rFonts w:ascii="Calibri" w:hAnsi="Calibri"/>
+                <w:sz w:val="20"/>
+              </w:rPr>
+              <w:t>Titre lisible</w:t>
+            </w:r>
+          </w:p>
+        </w:tc>
+      </w:tr>
+      <w:tr>
+        <w:tc>
+          <w:tcPr>
+            <w:tcW w:type="dxa" w:w="3135"/>
+          </w:tcPr>
+          <w:p>
+            <w:r>
+              <w:rPr>
+                <w:rFonts w:ascii="Calibri" w:hAnsi="Calibri"/>
+                <w:sz w:val="20"/>
+              </w:rPr>
+              <w:t>detail</w:t>
+            </w:r>
+          </w:p>
+        </w:tc>
+        <w:tc>
+          <w:tcPr>
+            <w:tcW w:type="dxa" w:w="3135"/>
+          </w:tcPr>
+          <w:p>
+            <w:r>
+              <w:rPr>
+                <w:rFonts w:ascii="Calibri" w:hAnsi="Calibri"/>
+                <w:sz w:val="20"/>
+              </w:rPr>
+              <w:t>text</w:t>
+            </w:r>
+          </w:p>
+        </w:tc>
+        <w:tc>
+          <w:tcPr>
+            <w:tcW w:type="dxa" w:w="3135"/>
+          </w:tcPr>
+          <w:p>
+            <w:r>
+              <w:rPr>
+                <w:rFonts w:ascii="Calibri" w:hAnsi="Calibri"/>
+                <w:sz w:val="20"/>
+              </w:rPr>
+              <w:t>Description de l'événement</w:t>
+            </w:r>
+          </w:p>
+        </w:tc>
+      </w:tr>
+      <w:tr>
+        <w:tc>
+          <w:tcPr>
+            <w:tcW w:type="dxa" w:w="3135"/>
+          </w:tcPr>
+          <w:p>
+            <w:r>
+              <w:rPr>
+                <w:rFonts w:ascii="Calibri" w:hAnsi="Calibri"/>
+                <w:sz w:val="20"/>
+              </w:rPr>
+              <w:t>meta</w:t>
+            </w:r>
+          </w:p>
+        </w:tc>
+        <w:tc>
+          <w:tcPr>
+            <w:tcW w:type="dxa" w:w="3135"/>
+          </w:tcPr>
+          <w:p>
+            <w:r>
+              <w:rPr>
+                <w:rFonts w:ascii="Calibri" w:hAnsi="Calibri"/>
+                <w:sz w:val="20"/>
+              </w:rPr>
+              <w:t>json</w:t>
+            </w:r>
+          </w:p>
+        </w:tc>
+        <w:tc>
+          <w:tcPr>
+            <w:tcW w:type="dxa" w:w="3135"/>
+          </w:tcPr>
+          <w:p>
+            <w:r>
+              <w:rPr>
+                <w:rFonts w:ascii="Calibri" w:hAnsi="Calibri"/>
+                <w:sz w:val="20"/>
+              </w:rPr>
+              <w:t>Nullable — données complémentaires</w:t>
+            </w:r>
+          </w:p>
+        </w:tc>
+      </w:tr>
+      <w:tr>
+        <w:tc>
+          <w:tcPr>
+            <w:tcW w:type="dxa" w:w="3135"/>
+          </w:tcPr>
+          <w:p>
+            <w:r>
+              <w:rPr>
+                <w:rFonts w:ascii="Calibri" w:hAnsi="Calibri"/>
+                <w:sz w:val="20"/>
+              </w:rPr>
+              <w:t>created_at</w:t>
+            </w:r>
+          </w:p>
+        </w:tc>
+        <w:tc>
+          <w:tcPr>
+            <w:tcW w:type="dxa" w:w="3135"/>
+          </w:tcPr>
+          <w:p>
+            <w:r>
+              <w:rPr>
+                <w:rFonts w:ascii="Calibri" w:hAnsi="Calibri"/>
+                <w:sz w:val="20"/>
+              </w:rPr>
+              <w:t>datetime</w:t>
+            </w:r>
+          </w:p>
+        </w:tc>
+        <w:tc>
+          <w:tcPr>
+            <w:tcW w:type="dxa" w:w="3135"/>
+          </w:tcPr>
+          <w:p>
+            <w:r>
+              <w:rPr>
+                <w:rFonts w:ascii="Calibri" w:hAnsi="Calibri"/>
+                <w:sz w:val="20"/>
+              </w:rPr>
+              <w:t>Horodatage (pas de updated_at)</w:t>
+            </w:r>
+          </w:p>
+        </w:tc>
+      </w:tr>
+    </w:tbl>
+    <w:p/>
+    <w:p>
+      <w:pPr>
+        <w:spacing w:before="200" w:after="120"/>
+      </w:pPr>
+      <w:r>
+        <w:rPr>
+          <w:rFonts w:ascii="Calibri Light" w:hAnsi="Calibri Light"/>
+          <w:b/>
+          <w:color w:val="14213D"/>
+          <w:sz w:val="26"/>
+        </w:rPr>
+        <w:t>NB</w:t>
+      </w:r>
+    </w:p>
+    <w:p>
+      <w:pPr>
+        <w:spacing w:after="120" w:line="276" w:lineRule="auto"/>
+      </w:pPr>
+      <w:r>
+        <w:rPr>
+          <w:rFonts w:ascii="Calibri" w:hAnsi="Calibri"/>
+          <w:sz w:val="22"/>
+        </w:rPr>
+        <w:t>À toutes les tables métier sont ajoutés les attributs suivants :</w:t>
+      </w:r>
+    </w:p>
+    <w:p>
+      <w:pPr>
+        <w:pStyle w:val="ListBullet"/>
+        <w:spacing w:after="120" w:line="276" w:lineRule="auto"/>
+      </w:pPr>
+      <w:r>
+        <w:rPr>
+          <w:rFonts w:ascii="Calibri" w:hAnsi="Calibri"/>
+          <w:sz w:val="22"/>
+        </w:rPr>
+        <w:t>id — clé primaire auto-incrémentée.</w:t>
+      </w:r>
+    </w:p>
+    <w:p>
+      <w:pPr>
+        <w:pStyle w:val="ListBullet"/>
+        <w:spacing w:after="120" w:line="276" w:lineRule="auto"/>
+      </w:pPr>
+      <w:r>
+        <w:rPr>
+          <w:rFonts w:ascii="Calibri" w:hAnsi="Calibri"/>
+          <w:sz w:val="22"/>
+        </w:rPr>
+        <w:t>created_at et updated_at — horodatages Laravel (sauf document_activity_logs qui n'a que created_at).</w:t>
+      </w:r>
+    </w:p>
+    <w:p>
+      <w:pPr>
+        <w:pStyle w:val="ListBullet"/>
+        <w:spacing w:after="120" w:line="276" w:lineRule="auto"/>
+      </w:pPr>
+      <w:r>
+        <w:rPr>
+          <w:rFonts w:ascii="Calibri" w:hAnsi="Calibri"/>
+          <w:sz w:val="22"/>
+        </w:rPr>
+        <w:t>deleted_at — suppression logique (soft delete) sur les tables quotes et invoices uniquement.</w:t>
+      </w:r>
+    </w:p>
+    <w:p>
+      <w:pPr>
+        <w:pStyle w:val="ListBullet"/>
+        <w:spacing w:after="120" w:line="276" w:lineRule="auto"/>
+      </w:pPr>
+      <w:r>
+        <w:rPr>
+          <w:rFonts w:ascii="Calibri" w:hAnsi="Calibri"/>
+          <w:sz w:val="22"/>
+        </w:rPr>
+        <w:t>Chaque enregistrement est rattaché à un user_id garantissant l'isolation des données entre comptes.</w:t>
+      </w:r>
+    </w:p>
+    <w:p>
+      <w:pPr>
+        <w:spacing w:after="120" w:line="276" w:lineRule="auto"/>
+      </w:pPr>
+      <w:r>
+        <w:rPr>
+          <w:rFonts w:ascii="Calibri" w:hAnsi="Calibri"/>
+          <w:sz w:val="22"/>
+        </w:rPr>
+        <w:t>Base de données : PostgreSQL (production). Le schéma est défini via les migrations Laravel dans backend/database/migrations/.</w:t>
+      </w:r>
+    </w:p>
+    <w:p>
+      <w:pPr>
+        <w:spacing w:before="280" w:after="120"/>
+      </w:pPr>
+      <w:r>
+        <w:rPr>
+          <w:rFonts w:ascii="Calibri Light" w:hAnsi="Calibri Light"/>
+          <w:b/>
+          <w:color w:val="14213D"/>
+          <w:sz w:val="32"/>
+        </w:rPr>
+        <w:t>IV. DIAGRAMMES / DESCRIPTION TEXTUELLE</w:t>
+      </w:r>
+    </w:p>
+    <w:p>
+      <w:pPr>
+        <w:spacing w:after="120" w:line="276" w:lineRule="auto"/>
+      </w:pPr>
+      <w:r>
+        <w:rPr>
+          <w:rFonts w:ascii="Calibri" w:hAnsi="Calibri"/>
+          <w:sz w:val="22"/>
+        </w:rPr>
+        <w:t>Cette partie présente les diagrammes UML de LAFACTURE sous forme de code PlantUML (à copier sur plantuml.com ou via l'extension PlantUML), complétés par une description textuelle chronologique pour chaque scénario.</w:t>
+      </w:r>
+    </w:p>
+    <w:p>
+      <w:pPr>
+        <w:spacing w:before="200" w:after="120"/>
+      </w:pPr>
+      <w:r>
+        <w:rPr>
+          <w:rFonts w:ascii="Calibri Light" w:hAnsi="Calibri Light"/>
+          <w:b/>
+          <w:color w:val="14213D"/>
+          <w:sz w:val="26"/>
+        </w:rPr>
+        <w:t>IV.1 Diagramme de cas d'utilisation</w:t>
+      </w:r>
+    </w:p>
+    <w:p>
+      <w:pPr>
+        <w:spacing w:after="120" w:line="276" w:lineRule="auto"/>
+      </w:pPr>
+      <w:r>
+        <w:rPr>
+          <w:rFonts w:ascii="Calibri" w:hAnsi="Calibri"/>
+          <w:sz w:val="22"/>
+        </w:rPr>
+        <w:t>Le diagramme ci-dessous modélise les interactions entre les acteurs Visiteur et Utilisateur authentifié avec les fonctionnalités exposées par l'application.</w:t>
+      </w:r>
+    </w:p>
+    <w:p>
+      <w:pPr>
+        <w:spacing w:before="200" w:after="120"/>
+      </w:pPr>
+      <w:r>
+        <w:rPr>
+          <w:rFonts w:ascii="Calibri Light" w:hAnsi="Calibri Light"/>
+          <w:b/>
+          <w:color w:val="14213D"/>
+          <w:sz w:val="24"/>
+        </w:rPr>
+        <w:t>Code PlantUML — Cas d'utilisation</w:t>
+      </w:r>
+    </w:p>
+    <w:p>
+      <w:pPr>
+        <w:spacing w:after="120" w:line="276" w:lineRule="auto"/>
+      </w:pPr>
       <w:r>
         <w:rPr>
           <w:rFonts w:ascii="Calibri" w:hAnsi="Calibri"/>
           <w:b w:val="0"/>
           <w:sz w:val="22"/>
         </w:rPr>
-        <w:t>contact@lafacture.app — Version 1.1 — 02/06/2026</w:t>
+        <w:t>Code PlantUML — copier-coller sur https://www.plantuml.com/plantuml ou utiliser l'extension PlantUML (VS Code / Cursor) pour générer le diagramme. Source : docs/plantuml/08-use_case.puml</w:t>
+      </w:r>
+    </w:p>
+    <w:tbl>
+      <w:tblPr>
+        <w:tblW w:type="auto" w:w="0"/>
+        <w:tblLook w:firstColumn="1" w:firstRow="1" w:lastColumn="0" w:lastRow="0" w:noHBand="0" w:noVBand="1" w:val="04A0"/>
+      </w:tblPr>
+      <w:tblGrid>
+        <w:gridCol w:w="9406"/>
+      </w:tblGrid>
+      <w:tr>
+        <w:tc>
+          <w:tcPr>
+            <w:tcW w:type="dxa" w:w="9406"/>
+            <w:shd w:fill="F5F5F5"/>
+          </w:tcPr>
+          <w:p>
+            <w:pPr>
+              <w:spacing w:after="0"/>
+            </w:pPr>
+            <w:r>
+              <w:rPr>
+                <w:rFonts w:ascii="Consolas" w:hAnsi="Consolas"/>
+                <w:sz w:val="15"/>
+              </w:rPr>
+              <w:t>@startuml LAFACTURE_UseCase</w:t>
+              <w:br/>
+              <w:t>left to right direction</w:t>
+              <w:br/>
+              <w:t>skinparam shadowing false</w:t>
+              <w:br/>
+              <w:t>skinparam packageStyle rectangle</w:t>
+              <w:br/>
+              <w:t>skinparam linetype ortho</w:t>
+              <w:br/>
+              <w:br/>
+              <w:t>title LAFACTURE — Diagramme de cas d'utilisation</w:t>
+              <w:br/>
+              <w:br/>
+              <w:t>actor "Visiteur" as V</w:t>
+              <w:br/>
+              <w:t>actor "Utilisateur\nauthentifié" as U</w:t>
+              <w:br/>
+              <w:br/>
+              <w:t>rectangle "LAFACTURE" {</w:t>
+              <w:br/>
+              <w:br/>
+              <w:t xml:space="preserve">  package "Accès" {</w:t>
+              <w:br/>
+              <w:t xml:space="preserve">    usecase "S'inscrire" as UC1</w:t>
+              <w:br/>
+              <w:t xml:space="preserve">    usecase "Se connecter" as UC2</w:t>
+              <w:br/>
+              <w:t xml:space="preserve">    usecase "Réinitialiser\nle mot de passe" as UC3</w:t>
+              <w:br/>
+              <w:t xml:space="preserve">  }</w:t>
+              <w:br/>
+              <w:br/>
+              <w:t xml:space="preserve">  package "Session" {</w:t>
+              <w:br/>
+              <w:t xml:space="preserve">    usecase "Se déconnecter" as UC4</w:t>
+              <w:br/>
+              <w:t xml:space="preserve">  }</w:t>
+              <w:br/>
+              <w:br/>
+              <w:t xml:space="preserve">  package "Clients" {</w:t>
+              <w:br/>
+              <w:t xml:space="preserve">    usecase "Gérer les clients" as UC5</w:t>
+              <w:br/>
+              <w:t xml:space="preserve">    usecase "Importer des clients\n(CSV)" as UC6</w:t>
+              <w:br/>
+              <w:t xml:space="preserve">  }</w:t>
+              <w:br/>
+              <w:br/>
+              <w:t xml:space="preserve">  package "Devis" {</w:t>
+              <w:br/>
+              <w:t xml:space="preserve">    usecase "Gérer les devis" as UC7</w:t>
+              <w:br/>
+              <w:t xml:space="preserve">    usecase "Convertir un devis\nen facture" as UC8</w:t>
+              <w:br/>
+              <w:t xml:space="preserve">  }</w:t>
+              <w:br/>
+              <w:br/>
+              <w:t xml:space="preserve">  package "Factures" {</w:t>
+              <w:br/>
+              <w:t xml:space="preserve">    usecase "Gérer les factures" as UC9</w:t>
+              <w:br/>
+              <w:t xml:space="preserve">    usecase "Enregistrer\nun paiement" as UC10</w:t>
+              <w:br/>
+              <w:t xml:space="preserve">    usecase "Créer un avoir" as UC11</w:t>
+              <w:br/>
+              <w:t xml:space="preserve">    usecase "Télécharger le PDF\ndocument ou historique" as UC12</w:t>
+              <w:br/>
+              <w:t xml:space="preserve">  }</w:t>
+              <w:br/>
+              <w:br/>
+              <w:t xml:space="preserve">  package "Pilotage" {</w:t>
+              <w:br/>
+              <w:t xml:space="preserve">    usecase "Consulter le\ntableau de bord" as UC13</w:t>
+              <w:br/>
+              <w:t xml:space="preserve">    usecase "Exporter les revenus\n(CSV)" as UC14</w:t>
+              <w:br/>
+              <w:t xml:space="preserve">    usecase "Consulter\nles rapports" as UC15</w:t>
+              <w:br/>
+              <w:t xml:space="preserve">  }</w:t>
+              <w:br/>
+              <w:br/>
+              <w:t xml:space="preserve">  package "Paramètres" {</w:t>
+              <w:br/>
+              <w:t xml:space="preserve">    usecase "Configurer\nl'entreprise" as UC16</w:t>
+              <w:br/>
+              <w:t xml:space="preserve">    usecase "Définir les préférences" as UC17</w:t>
+              <w:br/>
+              <w:t xml:space="preserve">    usecase "Modifier le profil" as UC18</w:t>
+              <w:br/>
+              <w:t xml:space="preserve">    usecase "Modifier le\nmot de passe" as UC19</w:t>
+              <w:br/>
+              <w:t xml:space="preserve">    usecase "Masquer ou afficher\nles montants" as UC20</w:t>
+              <w:br/>
+              <w:t xml:space="preserve">  }</w:t>
+              <w:br/>
+              <w:br/>
+              <w:t xml:space="preserve">  usecase "Vérifier\nl'authentification" as UC_AUTH</w:t>
+              <w:br/>
+              <w:t>}</w:t>
+              <w:br/>
+              <w:br/>
+              <w:t>' --- Acteur Visiteur (accès public)</w:t>
+              <w:br/>
+              <w:t>V --&gt; UC1</w:t>
+              <w:br/>
+              <w:t>V --&gt; UC2</w:t>
+              <w:br/>
+              <w:t>V --&gt; UC3</w:t>
+              <w:br/>
+              <w:br/>
+              <w:t>' --- Acteur Utilisateur authentifié (cas d'utilisation primaires)</w:t>
+              <w:br/>
+              <w:t>U --&gt; UC4</w:t>
+              <w:br/>
+              <w:t>U --&gt; UC5</w:t>
+              <w:br/>
+              <w:t>U --&gt; UC7</w:t>
+              <w:br/>
+              <w:t>U --&gt; UC9</w:t>
+              <w:br/>
+              <w:t>U --&gt; UC13</w:t>
+              <w:br/>
+              <w:t>U --&gt; UC15</w:t>
+              <w:br/>
+              <w:t>U --&gt; UC16</w:t>
+              <w:br/>
+              <w:t>U --&gt; UC17</w:t>
+              <w:br/>
+              <w:t>U --&gt; UC18</w:t>
+              <w:br/>
+              <w:t>U --&gt; UC19</w:t>
+              <w:br/>
+              <w:t>U --&gt; UC20</w:t>
+              <w:br/>
+              <w:br/>
+              <w:t>' --- &lt;&lt;extend&gt;&gt; : comportement optionnel (flèche extension --&gt; base)</w:t>
+              <w:br/>
+              <w:t>UC6 ..&gt; UC5 : &lt;&lt;extend&gt;&gt;</w:t>
+              <w:br/>
+              <w:t>UC8 ..&gt; UC7 : &lt;&lt;extend&gt;&gt;</w:t>
+              <w:br/>
+              <w:t>UC10 ..&gt; UC9 : &lt;&lt;extend&gt;&gt;</w:t>
+              <w:br/>
+              <w:t>UC11 ..&gt; UC9 : &lt;&lt;extend&gt;&gt;</w:t>
+              <w:br/>
+              <w:t>UC12 ..&gt; UC9 : &lt;&lt;extend&gt;&gt;</w:t>
+              <w:br/>
+              <w:t>UC12 ..&gt; UC7 : &lt;&lt;extend&gt;&gt;</w:t>
+              <w:br/>
+              <w:t>UC14 ..&gt; UC13 : &lt;&lt;extend&gt;&gt;</w:t>
+              <w:br/>
+              <w:br/>
+              <w:t>' --- &lt;&lt;include&gt;&gt; : comportement obligatoire (flèche cas de base --&gt; inclus)</w:t>
+              <w:br/>
+              <w:t>UC5 ..&gt; UC_AUTH : &lt;&lt;include&gt;&gt;</w:t>
+              <w:br/>
+              <w:t>UC7 ..&gt; UC_AUTH : &lt;&lt;include&gt;&gt;</w:t>
+              <w:br/>
+              <w:t>UC9 ..&gt; UC_AUTH : &lt;&lt;include&gt;&gt;</w:t>
+              <w:br/>
+              <w:t>UC13 ..&gt; UC_AUTH : &lt;&lt;include&gt;&gt;</w:t>
+              <w:br/>
+              <w:t>UC15 ..&gt; UC_AUTH : &lt;&lt;include&gt;&gt;</w:t>
+              <w:br/>
+              <w:t>UC16 ..&gt; UC_AUTH : &lt;&lt;include&gt;&gt;</w:t>
+              <w:br/>
+              <w:t>UC17 ..&gt; UC_AUTH : &lt;&lt;include&gt;&gt;</w:t>
+              <w:br/>
+              <w:t>UC18 ..&gt; UC_AUTH : &lt;&lt;include&gt;&gt;</w:t>
+              <w:br/>
+              <w:t>UC19 ..&gt; UC_AUTH : &lt;&lt;include&gt;&gt;</w:t>
+              <w:br/>
+              <w:t>UC20 ..&gt; UC_AUTH : &lt;&lt;include&gt;&gt;</w:t>
+              <w:br/>
+              <w:t>UC4 ..&gt; UC_AUTH : &lt;&lt;include&gt;&gt;</w:t>
+              <w:br/>
+              <w:br/>
+              <w:t>@enduml</w:t>
+            </w:r>
+          </w:p>
+        </w:tc>
+      </w:tr>
+    </w:tbl>
+    <w:p/>
+    <w:p>
+      <w:pPr>
+        <w:spacing w:before="200" w:after="120"/>
+      </w:pPr>
+      <w:r>
+        <w:rPr>
+          <w:rFonts w:ascii="Calibri Light" w:hAnsi="Calibri Light"/>
+          <w:b/>
+          <w:color w:val="14213D"/>
+          <w:sz w:val="26"/>
+        </w:rPr>
+        <w:t>IV.2 Diagramme de classes</w:t>
+      </w:r>
+    </w:p>
+    <w:p>
+      <w:pPr>
+        <w:spacing w:after="120" w:line="276" w:lineRule="auto"/>
+      </w:pPr>
+      <w:r>
+        <w:rPr>
+          <w:rFonts w:ascii="Calibri" w:hAnsi="Calibri"/>
+          <w:sz w:val="22"/>
+        </w:rPr>
+        <w:t>Le diagramme de classes représente les entités Eloquent persistées en PostgreSQL et leurs associations.</w:t>
+      </w:r>
+    </w:p>
+    <w:p>
+      <w:pPr>
+        <w:spacing w:before="200" w:after="120"/>
+      </w:pPr>
+      <w:r>
+        <w:rPr>
+          <w:rFonts w:ascii="Calibri Light" w:hAnsi="Calibri Light"/>
+          <w:b/>
+          <w:color w:val="14213D"/>
+          <w:sz w:val="24"/>
+        </w:rPr>
+        <w:t>Code PlantUML — Diagramme de classes</w:t>
+      </w:r>
+    </w:p>
+    <w:p>
+      <w:pPr>
+        <w:spacing w:after="120" w:line="276" w:lineRule="auto"/>
+      </w:pPr>
+      <w:r>
+        <w:rPr>
+          <w:rFonts w:ascii="Calibri" w:hAnsi="Calibri"/>
+          <w:b w:val="0"/>
+          <w:sz w:val="22"/>
+        </w:rPr>
+        <w:t>Code PlantUML — copier-coller sur https://www.plantuml.com/plantuml ou utiliser l'extension PlantUML (VS Code / Cursor) pour générer le diagramme. Source : docs/plantuml/01-class_diagram.puml</w:t>
+      </w:r>
+    </w:p>
+    <w:tbl>
+      <w:tblPr>
+        <w:tblW w:type="auto" w:w="0"/>
+        <w:tblLook w:firstColumn="1" w:firstRow="1" w:lastColumn="0" w:lastRow="0" w:noHBand="0" w:noVBand="1" w:val="04A0"/>
+      </w:tblPr>
+      <w:tblGrid>
+        <w:gridCol w:w="9406"/>
+      </w:tblGrid>
+      <w:tr>
+        <w:tc>
+          <w:tcPr>
+            <w:tcW w:type="dxa" w:w="9406"/>
+            <w:shd w:fill="F5F5F5"/>
+          </w:tcPr>
+          <w:p>
+            <w:pPr>
+              <w:spacing w:after="0"/>
+            </w:pPr>
+            <w:r>
+              <w:rPr>
+                <w:rFonts w:ascii="Consolas" w:hAnsi="Consolas"/>
+                <w:sz w:val="15"/>
+              </w:rPr>
+              <w:t>@startuml LAFACTURE_ClassDiagram</w:t>
+              <w:br/>
+              <w:t>skinparam classAttributeIconSize 0</w:t>
+              <w:br/>
+              <w:t>skinparam shadowing false</w:t>
+              <w:br/>
+              <w:t>skinparam packageStyle rectangle</w:t>
+              <w:br/>
+              <w:br/>
+              <w:t>title LAFACTURE — Diagramme de classes (Eloquent / PostgreSQL)</w:t>
+              <w:br/>
+              <w:br/>
+              <w:t>class User {</w:t>
+              <w:br/>
+              <w:t xml:space="preserve">  +id: bigint</w:t>
+              <w:br/>
+              <w:t xml:space="preserve">  +name: string</w:t>
+              <w:br/>
+              <w:t xml:space="preserve">  +email: string</w:t>
+              <w:br/>
+              <w:t xml:space="preserve">  +password: string</w:t>
+              <w:br/>
+              <w:t xml:space="preserve">  +email_verified_at: datetime</w:t>
+              <w:br/>
+              <w:t xml:space="preserve">  +company_name: string</w:t>
+              <w:br/>
+              <w:t xml:space="preserve">  +company_address: text</w:t>
+              <w:br/>
+              <w:t xml:space="preserve">  +company_phone: string</w:t>
+              <w:br/>
+              <w:t xml:space="preserve">  +company_email: string</w:t>
+              <w:br/>
+              <w:t xml:space="preserve">  +company_tax_id: string</w:t>
+              <w:br/>
+              <w:t xml:space="preserve">  +company_bank_name: string</w:t>
+              <w:br/>
+              <w:t xml:space="preserve">  +company_bank_iban: string</w:t>
+              <w:br/>
+              <w:t xml:space="preserve">  +company_bank_bic: string</w:t>
+              <w:br/>
+              <w:t xml:space="preserve">  +company_legal_footer: text</w:t>
+              <w:br/>
+              <w:t xml:space="preserve">  +company_logo_path: string</w:t>
+              <w:br/>
+              <w:t xml:space="preserve">  +document_color_primary: string</w:t>
+              <w:br/>
+              <w:t xml:space="preserve">  +document_color_accent: string</w:t>
+              <w:br/>
+              <w:t xml:space="preserve">  +locale: string</w:t>
+              <w:br/>
+              <w:t xml:space="preserve">  +timezone: string</w:t>
+              <w:br/>
+              <w:t xml:space="preserve">  +notifications_email: boolean</w:t>
+              <w:br/>
+              <w:t>}</w:t>
+              <w:br/>
+              <w:br/>
+              <w:t>class Client {</w:t>
+              <w:br/>
+              <w:t xml:space="preserve">  +id: bigint</w:t>
+              <w:br/>
+              <w:t xml:space="preserve">  +user_id: bigint</w:t>
+              <w:br/>
+              <w:t xml:space="preserve">  +first_name: string</w:t>
+              <w:br/>
+              <w:t xml:space="preserve">  +last_name: string</w:t>
+              <w:br/>
+              <w:t xml:space="preserve">  +name: string</w:t>
+              <w:br/>
+              <w:t xml:space="preserve">  +email: string</w:t>
+              <w:br/>
+              <w:t xml:space="preserve">  +phone: string</w:t>
+              <w:br/>
+              <w:t xml:space="preserve">  +company: string</w:t>
+              <w:br/>
+              <w:t xml:space="preserve">  +address: text</w:t>
+              <w:br/>
+              <w:t xml:space="preserve">  +tax_id: string</w:t>
+              <w:br/>
+              <w:t xml:space="preserve">  +notes: text</w:t>
+              <w:br/>
+              <w:t>}</w:t>
+              <w:br/>
+              <w:br/>
+              <w:t>class Quote {</w:t>
+              <w:br/>
+              <w:t xml:space="preserve">  +id: bigint</w:t>
+              <w:br/>
+              <w:t xml:space="preserve">  +user_id: bigint</w:t>
+              <w:br/>
+              <w:t xml:space="preserve">  +client_id: bigint</w:t>
+              <w:br/>
+              <w:t xml:space="preserve">  +number: string  &lt;&lt;DEV-YYYY-NNNN&gt;&gt;</w:t>
+              <w:br/>
+              <w:t xml:space="preserve">  +status: enum(draft|sent|accepted|rejected|expired)</w:t>
+              <w:br/>
+              <w:t xml:space="preserve">  +issue_date: date</w:t>
+              <w:br/>
+              <w:t xml:space="preserve">  +valid_until: date</w:t>
+              <w:br/>
+              <w:t xml:space="preserve">  +currency: string</w:t>
+              <w:br/>
+              <w:t xml:space="preserve">  +discount_percent: decimal</w:t>
+              <w:br/>
+              <w:t xml:space="preserve">  +subtotal: decimal</w:t>
+              <w:br/>
+              <w:t xml:space="preserve">  +tax_amount: decimal</w:t>
+              <w:br/>
+              <w:t xml:space="preserve">  +total: decimal</w:t>
+              <w:br/>
+              <w:t xml:space="preserve">  +deleted_at: datetime</w:t>
+              <w:br/>
+              <w:t>}</w:t>
+              <w:br/>
+              <w:br/>
+              <w:t>class QuoteItem {</w:t>
+              <w:br/>
+              <w:t xml:space="preserve">  +id: bigint</w:t>
+              <w:br/>
+              <w:t xml:space="preserve">  +quote_id: bigint</w:t>
+              <w:br/>
+              <w:t xml:space="preserve">  +description: string</w:t>
+              <w:br/>
+              <w:t xml:space="preserve">  +quantity: decimal</w:t>
+              <w:br/>
+              <w:t xml:space="preserve">  +unit_price: decimal</w:t>
+              <w:br/>
+              <w:t xml:space="preserve">  +tax_rate: decimal</w:t>
+              <w:br/>
+              <w:t xml:space="preserve">  +line_total: decimal</w:t>
+              <w:br/>
+              <w:t xml:space="preserve">  +sort_order: int</w:t>
+              <w:br/>
+              <w:t>}</w:t>
+              <w:br/>
+              <w:br/>
+              <w:t>class Invoice {</w:t>
+              <w:br/>
+              <w:t xml:space="preserve">  +id: bigint</w:t>
+              <w:br/>
+              <w:t xml:space="preserve">  +user_id: bigint</w:t>
+              <w:br/>
+              <w:t xml:space="preserve">  +client_id: bigint</w:t>
+              <w:br/>
+              <w:t xml:space="preserve">  +quote_id: bigint</w:t>
+              <w:br/>
+              <w:t xml:space="preserve">  +parent_invoice_id: bigint</w:t>
+              <w:br/>
+              <w:t xml:space="preserve">  +document_type: enum(invoice|credit_note)</w:t>
+              <w:br/>
+              <w:t xml:space="preserve">  +number: string  &lt;&lt;FAC|AVR-YYYY-NNNN&gt;&gt;</w:t>
+              <w:br/>
+              <w:t xml:space="preserve">  +status: enum(draft|sent|paid|overdue|cancelled)</w:t>
+              <w:br/>
+              <w:t xml:space="preserve">  +issue_date: date</w:t>
+              <w:br/>
+              <w:t xml:space="preserve">  +due_date: date</w:t>
+              <w:br/>
+              <w:t xml:space="preserve">  +currency: string</w:t>
+              <w:br/>
+              <w:t xml:space="preserve">  +discount_percent: decimal</w:t>
+              <w:br/>
+              <w:t xml:space="preserve">  +subtotal: decimal</w:t>
+              <w:br/>
+              <w:t xml:space="preserve">  +tax_amount: decimal</w:t>
+              <w:br/>
+              <w:t xml:space="preserve">  +total: decimal</w:t>
+              <w:br/>
+              <w:t xml:space="preserve">  +paid_at: datetime</w:t>
+              <w:br/>
+              <w:t xml:space="preserve">  +deleted_at: datetime</w:t>
+              <w:br/>
+              <w:t>}</w:t>
+              <w:br/>
+              <w:br/>
+              <w:t>class InvoiceItem {</w:t>
+              <w:br/>
+              <w:t xml:space="preserve">  +id: bigint</w:t>
+              <w:br/>
+              <w:t xml:space="preserve">  +invoice_id: bigint</w:t>
+              <w:br/>
+              <w:t xml:space="preserve">  +description: string</w:t>
+              <w:br/>
+              <w:t xml:space="preserve">  +quantity: decimal</w:t>
+              <w:br/>
+              <w:t xml:space="preserve">  +unit_price: decimal</w:t>
+              <w:br/>
+              <w:t xml:space="preserve">  +tax_rate: decimal</w:t>
+              <w:br/>
+              <w:t xml:space="preserve">  +line_total: decimal</w:t>
+              <w:br/>
+              <w:t xml:space="preserve">  +sort_order: int</w:t>
+              <w:br/>
+              <w:t>}</w:t>
+              <w:br/>
+              <w:br/>
+              <w:t>class Payment {</w:t>
+              <w:br/>
+              <w:t xml:space="preserve">  +id: bigint</w:t>
+              <w:br/>
+              <w:t xml:space="preserve">  +invoice_id: bigint</w:t>
+              <w:br/>
+              <w:t xml:space="preserve">  +amount: decimal</w:t>
+              <w:br/>
+              <w:t xml:space="preserve">  +method: string</w:t>
+              <w:br/>
+              <w:t xml:space="preserve">  +reference: string</w:t>
+              <w:br/>
+              <w:t xml:space="preserve">  +paid_at: datetime</w:t>
+              <w:br/>
+              <w:t>}</w:t>
+              <w:br/>
+              <w:br/>
+              <w:t>class DocumentActivityLog {</w:t>
+              <w:br/>
+              <w:t xml:space="preserve">  +id: bigint</w:t>
+              <w:br/>
+              <w:t xml:space="preserve">  +user_id: bigint</w:t>
+              <w:br/>
+              <w:t xml:space="preserve">  +document_type: string</w:t>
+              <w:br/>
+              <w:t xml:space="preserve">  +document_id: bigint</w:t>
+              <w:br/>
+              <w:t xml:space="preserve">  +action: string</w:t>
+              <w:br/>
+              <w:t xml:space="preserve">  +title: string</w:t>
+              <w:br/>
+              <w:t xml:space="preserve">  +detail: text</w:t>
+              <w:br/>
+              <w:t xml:space="preserve">  +meta: json</w:t>
+              <w:br/>
+              <w:t xml:space="preserve">  +created_at: datetime</w:t>
+              <w:br/>
+              <w:t>}</w:t>
+              <w:br/>
+              <w:br/>
+              <w:t>User "1" -- "0..*" Client : possède</w:t>
+              <w:br/>
+              <w:t>User "1" -- "0..*" Quote : crée</w:t>
+              <w:br/>
+              <w:t>User "1" -- "0..*" Invoice : émet</w:t>
+              <w:br/>
+              <w:t>User "1" -- "0..*" DocumentActivityLog : journalise</w:t>
+              <w:br/>
+              <w:br/>
+              <w:t>Client "1" -- "0..*" Quote : reçoit</w:t>
+              <w:br/>
+              <w:t>Client "1" -- "0..*" Invoice : reçoit</w:t>
+              <w:br/>
+              <w:br/>
+              <w:t>Quote "1" *-- "1..*" QuoteItem : contient</w:t>
+              <w:br/>
+              <w:t>Quote "1" ..&gt; "0..*" Invoice : convertToInvoice\n(quote_id)</w:t>
+              <w:br/>
+              <w:br/>
+              <w:t>Invoice "1" *-- "0..*" InvoiceItem : contient</w:t>
+              <w:br/>
+              <w:t>Invoice "1" -- "0..*" Payment : enregistre</w:t>
+              <w:br/>
+              <w:t>Invoice "1" -- "0..1" Invoice : parent_invoice_id\n(avoir)</w:t>
+              <w:br/>
+              <w:br/>
+              <w:t>note bottom of Invoice</w:t>
+              <w:br/>
+              <w:t xml:space="preserve">  PDF généré à la demande (DomPDF).</w:t>
+              <w:br/>
+              <w:t xml:space="preserve">  Aucune URL PDF stockée en base.</w:t>
+              <w:br/>
+              <w:t>end note</w:t>
+              <w:br/>
+              <w:br/>
+              <w:t>@enduml</w:t>
+            </w:r>
+          </w:p>
+        </w:tc>
+      </w:tr>
+    </w:tbl>
+    <w:p/>
+    <w:p>
+      <w:pPr>
+        <w:spacing w:before="200" w:after="120"/>
+      </w:pPr>
+      <w:r>
+        <w:rPr>
+          <w:rFonts w:ascii="Calibri Light" w:hAnsi="Calibri Light"/>
+          <w:b/>
+          <w:color w:val="14213D"/>
+          <w:sz w:val="26"/>
+        </w:rPr>
+        <w:t>IV.3 Diagrammes de séquences</w:t>
+      </w:r>
+    </w:p>
+    <w:p>
+      <w:pPr>
+        <w:spacing w:after="120" w:line="276" w:lineRule="auto"/>
+      </w:pPr>
+      <w:r>
+        <w:rPr>
+          <w:rFonts w:ascii="Calibri" w:hAnsi="Calibri"/>
+          <w:sz w:val="22"/>
+        </w:rPr>
+        <w:t>Chaque scénario est décrit textuellement puis illustré par son diagramme de séquence PlantUML.</w:t>
+      </w:r>
+    </w:p>
+    <w:p>
+      <w:pPr>
+        <w:spacing w:before="200" w:after="120"/>
+      </w:pPr>
+      <w:r>
+        <w:rPr>
+          <w:rFonts w:ascii="Calibri Light" w:hAnsi="Calibri Light"/>
+          <w:b/>
+          <w:color w:val="14213D"/>
+          <w:sz w:val="26"/>
+        </w:rPr>
+        <w:t>3.1 Authentification — Inscription, connexion et déconnexion</w:t>
+      </w:r>
+    </w:p>
+    <w:p>
+      <w:pPr>
+        <w:spacing w:after="120" w:line="276" w:lineRule="auto"/>
+      </w:pPr>
+      <w:r>
+        <w:rPr>
+          <w:rFonts w:ascii="Calibri" w:hAnsi="Calibri"/>
+          <w:sz w:val="22"/>
+        </w:rPr>
+        <w:t>Description textuelle :</w:t>
+      </w:r>
+    </w:p>
+    <w:p>
+      <w:pPr>
+        <w:spacing w:after="120" w:line="276" w:lineRule="auto"/>
+      </w:pPr>
+      <w:r>
+        <w:rPr>
+          <w:rFonts w:ascii="Calibri" w:hAnsi="Calibri"/>
+          <w:sz w:val="22"/>
+        </w:rPr>
+        <w:t>1) L'utilisateur remplit le formulaire d'inscription (nom, e-mail, mot de passe).</w:t>
+      </w:r>
+    </w:p>
+    <w:p>
+      <w:pPr>
+        <w:spacing w:after="120" w:line="276" w:lineRule="auto"/>
+      </w:pPr>
+      <w:r>
+        <w:rPr>
+          <w:rFonts w:ascii="Calibri" w:hAnsi="Calibri"/>
+          <w:sz w:val="22"/>
+        </w:rPr>
+        <w:t>2) Le frontend envoie POST /api/register au backend Laravel.</w:t>
+      </w:r>
+    </w:p>
+    <w:p>
+      <w:pPr>
+        <w:spacing w:after="120" w:line="276" w:lineRule="auto"/>
+      </w:pPr>
+      <w:r>
+        <w:rPr>
+          <w:rFonts w:ascii="Calibri" w:hAnsi="Calibri"/>
+          <w:sz w:val="22"/>
+        </w:rPr>
+        <w:t>3) Le backend valide les données (PasswordRules) et insère l'utilisateur en base PostgreSQL.</w:t>
+      </w:r>
+    </w:p>
+    <w:p>
+      <w:pPr>
+        <w:spacing w:after="120" w:line="276" w:lineRule="auto"/>
+      </w:pPr>
+      <w:r>
+        <w:rPr>
+          <w:rFonts w:ascii="Calibri" w:hAnsi="Calibri"/>
+          <w:sz w:val="22"/>
+        </w:rPr>
+        <w:t>4) Le compte est immédiatement utilisable (email_verified_at renseigné à l'inscription).</w:t>
+      </w:r>
+    </w:p>
+    <w:p>
+      <w:pPr>
+        <w:spacing w:after="120" w:line="276" w:lineRule="auto"/>
+      </w:pPr>
+      <w:r>
+        <w:rPr>
+          <w:rFonts w:ascii="Calibri" w:hAnsi="Calibri"/>
+          <w:sz w:val="22"/>
+        </w:rPr>
+        <w:t>5) Le frontend redirige vers /login.</w:t>
+      </w:r>
+    </w:p>
+    <w:p>
+      <w:pPr>
+        <w:spacing w:after="120" w:line="276" w:lineRule="auto"/>
+      </w:pPr>
+      <w:r>
+        <w:rPr>
+          <w:rFonts w:ascii="Calibri" w:hAnsi="Calibri"/>
+          <w:sz w:val="22"/>
+        </w:rPr>
+        <w:t>6) L'utilisateur saisit e-mail et mot de passe puis envoie POST /api/login.</w:t>
+      </w:r>
+    </w:p>
+    <w:p>
+      <w:pPr>
+        <w:spacing w:after="120" w:line="276" w:lineRule="auto"/>
+      </w:pPr>
+      <w:r>
+        <w:rPr>
+          <w:rFonts w:ascii="Calibri" w:hAnsi="Calibri"/>
+          <w:sz w:val="22"/>
+        </w:rPr>
+        <w:t>7) Le backend vérifie le mot de passe, révoque les anciens tokens Sanctum et émet un token Bearer.</w:t>
+      </w:r>
+    </w:p>
+    <w:p>
+      <w:pPr>
+        <w:spacing w:after="120" w:line="276" w:lineRule="auto"/>
+      </w:pPr>
+      <w:r>
+        <w:rPr>
+          <w:rFonts w:ascii="Calibri" w:hAnsi="Calibri"/>
+          <w:sz w:val="22"/>
+        </w:rPr>
+        <w:t>8) Le frontend stocke le token et redirige vers /app.</w:t>
+      </w:r>
+    </w:p>
+    <w:p>
+      <w:pPr>
+        <w:spacing w:after="120" w:line="276" w:lineRule="auto"/>
+      </w:pPr>
+      <w:r>
+        <w:rPr>
+          <w:rFonts w:ascii="Calibri" w:hAnsi="Calibri"/>
+          <w:sz w:val="22"/>
+        </w:rPr>
+        <w:t>9) À la déconnexion : POST /api/logout supprime le token courant.</w:t>
+      </w:r>
+    </w:p>
+    <w:p>
+      <w:pPr>
+        <w:spacing w:before="200" w:after="120"/>
+      </w:pPr>
+      <w:r>
+        <w:rPr>
+          <w:rFonts w:ascii="Calibri Light" w:hAnsi="Calibri Light"/>
+          <w:b/>
+          <w:color w:val="14213D"/>
+          <w:sz w:val="24"/>
+        </w:rPr>
+        <w:t>Code PlantUML — 3.1 Authentification — Inscription, connexion et déconnexion</w:t>
+      </w:r>
+    </w:p>
+    <w:p>
+      <w:pPr>
+        <w:spacing w:after="120" w:line="276" w:lineRule="auto"/>
+      </w:pPr>
+      <w:r>
+        <w:rPr>
+          <w:rFonts w:ascii="Calibri" w:hAnsi="Calibri"/>
+          <w:b w:val="0"/>
+          <w:sz w:val="22"/>
+        </w:rPr>
+        <w:t>Code PlantUML — copier-coller sur https://www.plantuml.com/plantuml ou utiliser l'extension PlantUML (VS Code / Cursor) pour générer le diagramme. Source : docs/plantuml/02-seq_auth.puml</w:t>
+      </w:r>
+    </w:p>
+    <w:tbl>
+      <w:tblPr>
+        <w:tblW w:type="auto" w:w="0"/>
+        <w:tblLook w:firstColumn="1" w:firstRow="1" w:lastColumn="0" w:lastRow="0" w:noHBand="0" w:noVBand="1" w:val="04A0"/>
+      </w:tblPr>
+      <w:tblGrid>
+        <w:gridCol w:w="9406"/>
+      </w:tblGrid>
+      <w:tr>
+        <w:tc>
+          <w:tcPr>
+            <w:tcW w:type="dxa" w:w="9406"/>
+            <w:shd w:fill="F5F5F5"/>
+          </w:tcPr>
+          <w:p>
+            <w:pPr>
+              <w:spacing w:after="0"/>
+            </w:pPr>
+            <w:r>
+              <w:rPr>
+                <w:rFonts w:ascii="Consolas" w:hAnsi="Consolas"/>
+                <w:sz w:val="15"/>
+              </w:rPr>
+              <w:t>@startuml LAFACTURE_SeqAuth</w:t>
+              <w:br/>
+              <w:t>title 3.1 Authentification — Inscription et connexion (Sanctum)</w:t>
+              <w:br/>
+              <w:br/>
+              <w:t>actor "Utilisateur" as U</w:t>
+              <w:br/>
+              <w:t>participant "Frontend React\n(Vite)" as FE</w:t>
+              <w:br/>
+              <w:t>participant "API Laravel\n/auth:sanctum" as API</w:t>
+              <w:br/>
+              <w:t>database "PostgreSQL" as DB</w:t>
+              <w:br/>
+              <w:br/>
+              <w:t>== Inscription ==</w:t>
+              <w:br/>
+              <w:t>U -&gt; FE : Remplit nom, e-mail, mot de passe</w:t>
+              <w:br/>
+              <w:t>FE -&gt; API : POST /api/register\n{name, email, password, password_confirmation}</w:t>
+              <w:br/>
+              <w:t>API -&gt; API : Validation Laravel\n(PasswordRules)</w:t>
+              <w:br/>
+              <w:t>API -&gt; DB : INSERT users\nplan=free, email_verified_at=NOW()</w:t>
+              <w:br/>
+              <w:t>DB --&gt; API : user créé</w:t>
+              <w:br/>
+              <w:t>API --&gt; FE : 201 { message, user }\n(sans token)</w:t>
+              <w:br/>
+              <w:t>FE --&gt; U : Redirection /login</w:t>
+              <w:br/>
+              <w:br/>
+              <w:t>note over API</w:t>
+              <w:br/>
+              <w:t xml:space="preserve">  Vérification e-mail désactivée volontairement :</w:t>
+              <w:br/>
+              <w:t xml:space="preserve">  le compte est utilisable immédiatement.</w:t>
+              <w:br/>
+              <w:t>end note</w:t>
+              <w:br/>
+              <w:br/>
+              <w:t>== Connexion ==</w:t>
+              <w:br/>
+              <w:t>U -&gt; FE : Saisit e-mail + mot de passe</w:t>
+              <w:br/>
+              <w:t>FE -&gt; API : POST /api/login</w:t>
+              <w:br/>
+              <w:t>API -&gt; DB : SELECT user WHERE email</w:t>
+              <w:br/>
+              <w:t>DB --&gt; API : User</w:t>
+              <w:br/>
+              <w:t>API -&gt; API : Hash::check(password)</w:t>
+              <w:br/>
+              <w:t>API -&gt; API : tokens()-&gt;delete()\n(revocation anciens tokens)</w:t>
+              <w:br/>
+              <w:t>API -&gt; DB : INSERT personal_access_tokens</w:t>
+              <w:br/>
+              <w:t>API --&gt; FE : 200 { token, token_type: Bearer, user }</w:t>
+              <w:br/>
+              <w:t>FE -&gt; FE : Stocke token (localStorage)</w:t>
+              <w:br/>
+              <w:t>FE --&gt; U : Redirection /app</w:t>
+              <w:br/>
+              <w:br/>
+              <w:t>== Déconnexion (optionnel) ==</w:t>
+              <w:br/>
+              <w:t>U -&gt; FE : Menu profil → Déconnexion</w:t>
+              <w:br/>
+              <w:t>FE -&gt; API : POST /api/logout\nAuthorization: Bearer {token}</w:t>
+              <w:br/>
+              <w:t>API -&gt; DB : DELETE token courant</w:t>
+              <w:br/>
+              <w:t>API --&gt; FE : 200</w:t>
+              <w:br/>
+              <w:br/>
+              <w:t>@enduml</w:t>
+            </w:r>
+          </w:p>
+        </w:tc>
+      </w:tr>
+    </w:tbl>
+    <w:p/>
+    <w:p>
+      <w:pPr>
+        <w:spacing w:before="200" w:after="120"/>
+      </w:pPr>
+      <w:r>
+        <w:rPr>
+          <w:rFonts w:ascii="Calibri Light" w:hAnsi="Calibri Light"/>
+          <w:b/>
+          <w:color w:val="14213D"/>
+          <w:sz w:val="26"/>
+        </w:rPr>
+        <w:t>3.2 Créer une facture (brouillon) et télécharger le PDF</w:t>
+      </w:r>
+    </w:p>
+    <w:p>
+      <w:pPr>
+        <w:spacing w:after="120" w:line="276" w:lineRule="auto"/>
+      </w:pPr>
+      <w:r>
+        <w:rPr>
+          <w:rFonts w:ascii="Calibri" w:hAnsi="Calibri"/>
+          <w:sz w:val="22"/>
+        </w:rPr>
+        <w:t>Description textuelle :</w:t>
+      </w:r>
+    </w:p>
+    <w:p>
+      <w:pPr>
+        <w:spacing w:after="120" w:line="276" w:lineRule="auto"/>
+      </w:pPr>
+      <w:r>
+        <w:rPr>
+          <w:rFonts w:ascii="Calibri" w:hAnsi="Calibri"/>
+          <w:sz w:val="22"/>
+        </w:rPr>
+        <w:t>1) L'utilisateur clique « Nouvelle facture » sur /app/factures.</w:t>
+      </w:r>
+    </w:p>
+    <w:p>
+      <w:pPr>
+        <w:spacing w:after="120" w:line="276" w:lineRule="auto"/>
+      </w:pPr>
+      <w:r>
+        <w:rPr>
+          <w:rFonts w:ascii="Calibri" w:hAnsi="Calibri"/>
+          <w:sz w:val="22"/>
+        </w:rPr>
+        <w:t>2) Le frontend charge GET /api/clients.</w:t>
+      </w:r>
+    </w:p>
+    <w:p>
+      <w:pPr>
+        <w:spacing w:after="120" w:line="276" w:lineRule="auto"/>
+      </w:pPr>
+      <w:r>
+        <w:rPr>
+          <w:rFonts w:ascii="Calibri" w:hAnsi="Calibri"/>
+          <w:sz w:val="22"/>
+        </w:rPr>
+        <w:t>3) L'utilisateur saisit client, lignes, dates et devise (XOF/EUR/USD/GBP).</w:t>
+      </w:r>
+    </w:p>
+    <w:p>
+      <w:pPr>
+        <w:spacing w:after="120" w:line="276" w:lineRule="auto"/>
+      </w:pPr>
+      <w:r>
+        <w:rPr>
+          <w:rFonts w:ascii="Calibri" w:hAnsi="Calibri"/>
+          <w:sz w:val="22"/>
+        </w:rPr>
+        <w:t>4) POST /api/invoices crée la facture brouillon FAC-AAAA-NNNN avec invoice_items.</w:t>
+      </w:r>
+    </w:p>
+    <w:p>
+      <w:pPr>
+        <w:spacing w:after="120" w:line="276" w:lineRule="auto"/>
+      </w:pPr>
+      <w:r>
+        <w:rPr>
+          <w:rFonts w:ascii="Calibri" w:hAnsi="Calibri"/>
+          <w:sz w:val="22"/>
+        </w:rPr>
+        <w:t>5) GET /api/invoices/{id}/pdf génère le PDF via DomPDF à la demande.</w:t>
+      </w:r>
+    </w:p>
+    <w:p>
+      <w:pPr>
+        <w:spacing w:before="200" w:after="120"/>
+      </w:pPr>
+      <w:r>
+        <w:rPr>
+          <w:rFonts w:ascii="Calibri Light" w:hAnsi="Calibri Light"/>
+          <w:b/>
+          <w:color w:val="14213D"/>
+          <w:sz w:val="24"/>
+        </w:rPr>
+        <w:t>Code PlantUML — 3.2 Créer une facture (brouillon) et télécharger le PDF</w:t>
+      </w:r>
+    </w:p>
+    <w:p>
+      <w:pPr>
+        <w:spacing w:after="120" w:line="276" w:lineRule="auto"/>
+      </w:pPr>
+      <w:r>
+        <w:rPr>
+          <w:rFonts w:ascii="Calibri" w:hAnsi="Calibri"/>
+          <w:b w:val="0"/>
+          <w:sz w:val="22"/>
+        </w:rPr>
+        <w:t>Code PlantUML — copier-coller sur https://www.plantuml.com/plantuml ou utiliser l'extension PlantUML (VS Code / Cursor) pour générer le diagramme. Source : docs/plantuml/03-seq_invoice.puml</w:t>
+      </w:r>
+    </w:p>
+    <w:tbl>
+      <w:tblPr>
+        <w:tblW w:type="auto" w:w="0"/>
+        <w:tblLook w:firstColumn="1" w:firstRow="1" w:lastColumn="0" w:lastRow="0" w:noHBand="0" w:noVBand="1" w:val="04A0"/>
+      </w:tblPr>
+      <w:tblGrid>
+        <w:gridCol w:w="9406"/>
+      </w:tblGrid>
+      <w:tr>
+        <w:tc>
+          <w:tcPr>
+            <w:tcW w:type="dxa" w:w="9406"/>
+            <w:shd w:fill="F5F5F5"/>
+          </w:tcPr>
+          <w:p>
+            <w:pPr>
+              <w:spacing w:after="0"/>
+            </w:pPr>
+            <w:r>
+              <w:rPr>
+                <w:rFonts w:ascii="Consolas" w:hAnsi="Consolas"/>
+                <w:sz w:val="15"/>
+              </w:rPr>
+              <w:t>@startuml LAFACTURE_SeqInvoice</w:t>
+              <w:br/>
+              <w:t>title 3.2 Créer une facture (brouillon) et télécharger le PDF</w:t>
+              <w:br/>
+              <w:br/>
+              <w:t>actor "Utilisateur" as U</w:t>
+              <w:br/>
+              <w:t>participant "Frontend React" as FE</w:t>
+              <w:br/>
+              <w:t>participant "API Laravel" as API</w:t>
+              <w:br/>
+              <w:t>participant "DocumentNumberGenerator" as Num</w:t>
+              <w:br/>
+              <w:t>database "PostgreSQL" as DB</w:t>
+              <w:br/>
+              <w:t>participant "DomPDF\nDocumentPdfService" as PDF</w:t>
+              <w:br/>
+              <w:br/>
+              <w:t>U -&gt; FE : Clique « Nouvelle facture »</w:t>
+              <w:br/>
+              <w:t>FE -&gt; API : GET /api/clients\nAuthorization: Bearer</w:t>
+              <w:br/>
+              <w:t>API -&gt; DB : SELECT clients WHERE user_id</w:t>
+              <w:br/>
+              <w:t>DB --&gt; API : clients[]</w:t>
+              <w:br/>
+              <w:t>API --&gt; FE : 200 { data: clients[] }</w:t>
+              <w:br/>
+              <w:t>FE --&gt; U : Affiche formulaire</w:t>
+              <w:br/>
+              <w:br/>
+              <w:t>U -&gt; FE : Client + lignes + dates\n(devise XOF/EUR/USD/GBP)</w:t>
+              <w:br/>
+              <w:t>FE -&gt; FE : Calcul HT / TVA / TTC\n(côté UI + serveur DocumentMath)</w:t>
+              <w:br/>
+              <w:br/>
+              <w:t>U -&gt; FE : Enregistrer</w:t>
+              <w:br/>
+              <w:t>FE -&gt; API : POST /api/invoices\n{ client_id, items[], status: draft, ... }</w:t>
+              <w:br/>
+              <w:t>API -&gt; Num : next FAC-YYYY-NNNN</w:t>
+              <w:br/>
+              <w:t>API -&gt; DB : INSERT invoices + invoice_items\nstatus=draft</w:t>
+              <w:br/>
+              <w:t>DB --&gt; API : invoice</w:t>
+              <w:br/>
+              <w:t>API --&gt; FE : 201 { invoice }</w:t>
+              <w:br/>
+              <w:t>FE --&gt; U : Facture brouillon créée</w:t>
+              <w:br/>
+              <w:br/>
+              <w:t>== Téléchargement PDF (à la demande) ==</w:t>
+              <w:br/>
+              <w:t>U -&gt; FE : Aperçu / Télécharger PDF</w:t>
+              <w:br/>
+              <w:t>FE -&gt; API : GET /api/invoices/{id}/pdf</w:t>
+              <w:br/>
+              <w:t>API -&gt; PDF : loadView(pdf.invoice, data)</w:t>
+              <w:br/>
+              <w:t>PDF --&gt; API : stream application/pdf</w:t>
+              <w:br/>
+              <w:t>API --&gt; FE : 200 binary PDF</w:t>
+              <w:br/>
+              <w:t>FE --&gt; U : Téléchargement navigateur</w:t>
+              <w:br/>
+              <w:br/>
+              <w:t>note over PDF</w:t>
+              <w:br/>
+              <w:t xml:space="preserve">  Pas de Puppeteer, pas de stockage S3,</w:t>
+              <w:br/>
+              <w:t xml:space="preserve">  pas de champ pdf_url en base.</w:t>
+              <w:br/>
+              <w:t>end note</w:t>
+              <w:br/>
+              <w:br/>
+              <w:t>@enduml</w:t>
+            </w:r>
+          </w:p>
+        </w:tc>
+      </w:tr>
+    </w:tbl>
+    <w:p/>
+    <w:p>
+      <w:pPr>
+        <w:spacing w:before="200" w:after="120"/>
+      </w:pPr>
+      <w:r>
+        <w:rPr>
+          <w:rFonts w:ascii="Calibri Light" w:hAnsi="Calibri Light"/>
+          <w:b/>
+          <w:color w:val="14213D"/>
+          <w:sz w:val="26"/>
+        </w:rPr>
+        <w:t>3.3 Créer un devis et le convertir en facture</w:t>
+      </w:r>
+    </w:p>
+    <w:p>
+      <w:pPr>
+        <w:spacing w:after="120" w:line="276" w:lineRule="auto"/>
+      </w:pPr>
+      <w:r>
+        <w:rPr>
+          <w:rFonts w:ascii="Calibri" w:hAnsi="Calibri"/>
+          <w:sz w:val="22"/>
+        </w:rPr>
+        <w:t>Description textuelle :</w:t>
+      </w:r>
+    </w:p>
+    <w:p>
+      <w:pPr>
+        <w:spacing w:after="120" w:line="276" w:lineRule="auto"/>
+      </w:pPr>
+      <w:r>
+        <w:rPr>
+          <w:rFonts w:ascii="Calibri" w:hAnsi="Calibri"/>
+          <w:sz w:val="22"/>
+        </w:rPr>
+        <w:t>1) POST /api/quotes crée un devis DEV-AAAA-NNNN en brouillon.</w:t>
+      </w:r>
+    </w:p>
+    <w:p>
+      <w:pPr>
+        <w:spacing w:after="120" w:line="276" w:lineRule="auto"/>
+      </w:pPr>
+      <w:r>
+        <w:rPr>
+          <w:rFonts w:ascii="Calibri" w:hAnsi="Calibri"/>
+          <w:sz w:val="22"/>
+        </w:rPr>
+        <w:t>2) PUT /api/quotes/{id} fait évoluer le statut jusqu'à accepted.</w:t>
+      </w:r>
+    </w:p>
+    <w:p>
+      <w:pPr>
+        <w:spacing w:after="120" w:line="276" w:lineRule="auto"/>
+      </w:pPr>
+      <w:r>
+        <w:rPr>
+          <w:rFonts w:ascii="Calibri" w:hAnsi="Calibri"/>
+          <w:sz w:val="22"/>
+        </w:rPr>
+        <w:t>3) POST /api/quotes/{id}/convert-to-invoice crée une facture brouillon liée (quote_id).</w:t>
+      </w:r>
+    </w:p>
+    <w:p>
+      <w:pPr>
+        <w:spacing w:after="120" w:line="276" w:lineRule="auto"/>
+      </w:pPr>
+      <w:r>
+        <w:rPr>
+          <w:rFonts w:ascii="Calibri" w:hAnsi="Calibri"/>
+          <w:sz w:val="22"/>
+        </w:rPr>
+        <w:t>4) Les lignes quote_items sont copiées vers invoice_items ; due_date = J+30.</w:t>
+      </w:r>
+    </w:p>
+    <w:p>
+      <w:pPr>
+        <w:spacing w:before="200" w:after="120"/>
+      </w:pPr>
+      <w:r>
+        <w:rPr>
+          <w:rFonts w:ascii="Calibri Light" w:hAnsi="Calibri Light"/>
+          <w:b/>
+          <w:color w:val="14213D"/>
+          <w:sz w:val="24"/>
+        </w:rPr>
+        <w:t>Code PlantUML — 3.3 Créer un devis et le convertir en facture</w:t>
+      </w:r>
+    </w:p>
+    <w:p>
+      <w:pPr>
+        <w:spacing w:after="120" w:line="276" w:lineRule="auto"/>
+      </w:pPr>
+      <w:r>
+        <w:rPr>
+          <w:rFonts w:ascii="Calibri" w:hAnsi="Calibri"/>
+          <w:b w:val="0"/>
+          <w:sz w:val="22"/>
+        </w:rPr>
+        <w:t>Code PlantUML — copier-coller sur https://www.plantuml.com/plantuml ou utiliser l'extension PlantUML (VS Code / Cursor) pour générer le diagramme. Source : docs/plantuml/04-seq_quote.puml</w:t>
+      </w:r>
+    </w:p>
+    <w:tbl>
+      <w:tblPr>
+        <w:tblW w:type="auto" w:w="0"/>
+        <w:tblLook w:firstColumn="1" w:firstRow="1" w:lastColumn="0" w:lastRow="0" w:noHBand="0" w:noVBand="1" w:val="04A0"/>
+      </w:tblPr>
+      <w:tblGrid>
+        <w:gridCol w:w="9406"/>
+      </w:tblGrid>
+      <w:tr>
+        <w:tc>
+          <w:tcPr>
+            <w:tcW w:type="dxa" w:w="9406"/>
+            <w:shd w:fill="F5F5F5"/>
+          </w:tcPr>
+          <w:p>
+            <w:pPr>
+              <w:spacing w:after="0"/>
+            </w:pPr>
+            <w:r>
+              <w:rPr>
+                <w:rFonts w:ascii="Consolas" w:hAnsi="Consolas"/>
+                <w:sz w:val="15"/>
+              </w:rPr>
+              <w:t>@startuml LAFACTURE_SeqQuote</w:t>
+              <w:br/>
+              <w:t>title 3.3 Créer un devis et le convertir en facture</w:t>
+              <w:br/>
+              <w:br/>
+              <w:t>actor "Utilisateur" as U</w:t>
+              <w:br/>
+              <w:t>participant "Frontend React" as FE</w:t>
+              <w:br/>
+              <w:t>participant "API Laravel" as API</w:t>
+              <w:br/>
+              <w:t>participant "QuoteToInvoiceService" as Conv</w:t>
+              <w:br/>
+              <w:t>database "PostgreSQL" as DB</w:t>
+              <w:br/>
+              <w:br/>
+              <w:t>== Création devis ==</w:t>
+              <w:br/>
+              <w:t>U -&gt; FE : Nouveau devis</w:t>
+              <w:br/>
+              <w:t>FE -&gt; API : POST /api/quotes\n{ client_id, items[], status: draft }</w:t>
+              <w:br/>
+              <w:t>API -&gt; DB : INSERT quotes + quote_items\nnumber=DEV-YYYY-NNNN</w:t>
+              <w:br/>
+              <w:t>DB --&gt; API : quote (draft)</w:t>
+              <w:br/>
+              <w:t>API --&gt; FE : 201 { quote }</w:t>
+              <w:br/>
+              <w:br/>
+              <w:t>== Cycle de statuts ==</w:t>
+              <w:br/>
+              <w:t>U -&gt; FE : Passe le devis en « Accepté »</w:t>
+              <w:br/>
+              <w:t>FE -&gt; API : PUT /api/quotes/{id}\n{ status: accepted }</w:t>
+              <w:br/>
+              <w:t>API -&gt; DB : UPDATE quotes SET status</w:t>
+              <w:br/>
+              <w:t>API --&gt; FE : 200 { quote }</w:t>
+              <w:br/>
+              <w:br/>
+              <w:t>== Conversion ==</w:t>
+              <w:br/>
+              <w:t>U -&gt; FE : « Convertir en facture »</w:t>
+              <w:br/>
+              <w:t>FE -&gt; API : POST /api/quotes/{id}/convert-to-invoice</w:t>
+              <w:br/>
+              <w:t>API -&gt; Conv : convert(user, quote)</w:t>
+              <w:br/>
+              <w:t>Conv -&gt; Conv : vérif status=accepted</w:t>
+              <w:br/>
+              <w:t>Conv -&gt; DB : INSERT invoice (draft)\nquote_id, due_date=J+30</w:t>
+              <w:br/>
+              <w:t>Conv -&gt; DB : COPY quote_items → invoice_items</w:t>
+              <w:br/>
+              <w:t>DB --&gt; Conv : invoice FAC-YYYY-NNNN</w:t>
+              <w:br/>
+              <w:t>Conv --&gt; API : invoice</w:t>
+              <w:br/>
+              <w:t>API --&gt; FE : 201 { invoice }</w:t>
+              <w:br/>
+              <w:t>FE --&gt; U : Ouvre /app/factures</w:t>
+              <w:br/>
+              <w:br/>
+              <w:t>note over Conv</w:t>
+              <w:br/>
+              <w:t xml:space="preserve">  Une seule facture invoice par devis.</w:t>
+              <w:br/>
+              <w:t xml:space="preserve">  La facture créée reste en brouillon.</w:t>
+              <w:br/>
+              <w:t>end note</w:t>
+              <w:br/>
+              <w:br/>
+              <w:t>@enduml</w:t>
+            </w:r>
+          </w:p>
+        </w:tc>
+      </w:tr>
+    </w:tbl>
+    <w:p/>
+    <w:p>
+      <w:pPr>
+        <w:spacing w:before="200" w:after="120"/>
+      </w:pPr>
+      <w:r>
+        <w:rPr>
+          <w:rFonts w:ascii="Calibri Light" w:hAnsi="Calibri Light"/>
+          <w:b/>
+          <w:color w:val="14213D"/>
+          <w:sz w:val="26"/>
+        </w:rPr>
+        <w:t>3.4 Gestion des clients (CRUD)</w:t>
+      </w:r>
+    </w:p>
+    <w:p>
+      <w:pPr>
+        <w:spacing w:after="120" w:line="276" w:lineRule="auto"/>
+      </w:pPr>
+      <w:r>
+        <w:rPr>
+          <w:rFonts w:ascii="Calibri" w:hAnsi="Calibri"/>
+          <w:sz w:val="22"/>
+        </w:rPr>
+        <w:t>Description textuelle :</w:t>
+      </w:r>
+    </w:p>
+    <w:p>
+      <w:pPr>
+        <w:spacing w:after="120" w:line="276" w:lineRule="auto"/>
+      </w:pPr>
+      <w:r>
+        <w:rPr>
+          <w:rFonts w:ascii="Calibri" w:hAnsi="Calibri"/>
+          <w:sz w:val="22"/>
+        </w:rPr>
+        <w:t>1) POST /api/clients — création filtrée par user_id.</w:t>
+      </w:r>
+    </w:p>
+    <w:p>
+      <w:pPr>
+        <w:spacing w:after="120" w:line="276" w:lineRule="auto"/>
+      </w:pPr>
+      <w:r>
+        <w:rPr>
+          <w:rFonts w:ascii="Calibri" w:hAnsi="Calibri"/>
+          <w:sz w:val="22"/>
+        </w:rPr>
+        <w:t>2) GET /api/clients?search=&amp;page= — liste paginée.</w:t>
+      </w:r>
+    </w:p>
+    <w:p>
+      <w:pPr>
+        <w:spacing w:after="120" w:line="276" w:lineRule="auto"/>
+      </w:pPr>
+      <w:r>
+        <w:rPr>
+          <w:rFonts w:ascii="Calibri" w:hAnsi="Calibri"/>
+          <w:sz w:val="22"/>
+        </w:rPr>
+        <w:t>3) PUT /api/clients/{id} — modification.</w:t>
+      </w:r>
+    </w:p>
+    <w:p>
+      <w:pPr>
+        <w:spacing w:after="120" w:line="276" w:lineRule="auto"/>
+      </w:pPr>
+      <w:r>
+        <w:rPr>
+          <w:rFonts w:ascii="Calibri" w:hAnsi="Calibri"/>
+          <w:sz w:val="22"/>
+        </w:rPr>
+        <w:t>4) DELETE /api/clients/{id} — suppression.</w:t>
+      </w:r>
+    </w:p>
+    <w:p>
+      <w:pPr>
+        <w:spacing w:after="120" w:line="276" w:lineRule="auto"/>
+      </w:pPr>
+      <w:r>
+        <w:rPr>
+          <w:rFonts w:ascii="Calibri" w:hAnsi="Calibri"/>
+          <w:sz w:val="22"/>
+        </w:rPr>
+        <w:t>5) GET /api/clients/{id}/documents — historique devis et factures.</w:t>
+      </w:r>
+    </w:p>
+    <w:p>
+      <w:pPr>
+        <w:spacing w:before="200" w:after="120"/>
+      </w:pPr>
+      <w:r>
+        <w:rPr>
+          <w:rFonts w:ascii="Calibri Light" w:hAnsi="Calibri Light"/>
+          <w:b/>
+          <w:color w:val="14213D"/>
+          <w:sz w:val="24"/>
+        </w:rPr>
+        <w:t>Code PlantUML — 3.4 Gestion des clients (CRUD)</w:t>
+      </w:r>
+    </w:p>
+    <w:p>
+      <w:pPr>
+        <w:spacing w:after="120" w:line="276" w:lineRule="auto"/>
+      </w:pPr>
+      <w:r>
+        <w:rPr>
+          <w:rFonts w:ascii="Calibri" w:hAnsi="Calibri"/>
+          <w:b w:val="0"/>
+          <w:sz w:val="22"/>
+        </w:rPr>
+        <w:t>Code PlantUML — copier-coller sur https://www.plantuml.com/plantuml ou utiliser l'extension PlantUML (VS Code / Cursor) pour générer le diagramme. Source : docs/plantuml/05-seq_client.puml</w:t>
+      </w:r>
+    </w:p>
+    <w:tbl>
+      <w:tblPr>
+        <w:tblW w:type="auto" w:w="0"/>
+        <w:tblLook w:firstColumn="1" w:firstRow="1" w:lastColumn="0" w:lastRow="0" w:noHBand="0" w:noVBand="1" w:val="04A0"/>
+      </w:tblPr>
+      <w:tblGrid>
+        <w:gridCol w:w="9406"/>
+      </w:tblGrid>
+      <w:tr>
+        <w:tc>
+          <w:tcPr>
+            <w:tcW w:type="dxa" w:w="9406"/>
+            <w:shd w:fill="F5F5F5"/>
+          </w:tcPr>
+          <w:p>
+            <w:pPr>
+              <w:spacing w:after="0"/>
+            </w:pPr>
+            <w:r>
+              <w:rPr>
+                <w:rFonts w:ascii="Consolas" w:hAnsi="Consolas"/>
+                <w:sz w:val="15"/>
+              </w:rPr>
+              <w:t>@startuml LAFACTURE_SeqClient</w:t>
+              <w:br/>
+              <w:t>title 3.4 Gestion des clients (CRUD)</w:t>
+              <w:br/>
+              <w:br/>
+              <w:t>actor "Utilisateur" as U</w:t>
+              <w:br/>
+              <w:t>participant "Frontend React" as FE</w:t>
+              <w:br/>
+              <w:t>participant "API Laravel" as API</w:t>
+              <w:br/>
+              <w:t>database "PostgreSQL" as DB</w:t>
+              <w:br/>
+              <w:br/>
+              <w:t>== Créer ==</w:t>
+              <w:br/>
+              <w:t>U -&gt; FE : Formulaire client\n(prénom, nom, société, NIF…)</w:t>
+              <w:br/>
+              <w:t>FE -&gt; API : POST /api/clients\nAuthorization: Bearer</w:t>
+              <w:br/>
+              <w:t>API -&gt; API : Validation + filtre user_id</w:t>
+              <w:br/>
+              <w:t>API -&gt; DB : INSERT clients</w:t>
+              <w:br/>
+              <w:t>DB --&gt; API : client</w:t>
+              <w:br/>
+              <w:t>API --&gt; FE : 201 { client }</w:t>
+              <w:br/>
+              <w:t>FE --&gt; U : Client ajouté</w:t>
+              <w:br/>
+              <w:br/>
+              <w:t>== Lire / lister ==</w:t>
+              <w:br/>
+              <w:t>U -&gt; FE : Page Clients</w:t>
+              <w:br/>
+              <w:t>FE -&gt; API : GET /api/clients?search=&amp;page=</w:t>
+              <w:br/>
+              <w:t>API -&gt; DB : SELECT WHERE user_id</w:t>
+              <w:br/>
+              <w:t>DB --&gt; API : paginated clients</w:t>
+              <w:br/>
+              <w:t>API --&gt; FE : 200 { data, meta }</w:t>
+              <w:br/>
+              <w:br/>
+              <w:t>== Modifier ==</w:t>
+              <w:br/>
+              <w:t>U -&gt; FE : Édite la fiche</w:t>
+              <w:br/>
+              <w:t>FE -&gt; API : PUT /api/clients/{id}</w:t>
+              <w:br/>
+              <w:t>API -&gt; DB : UPDATE clients\nWHERE id AND user_id</w:t>
+              <w:br/>
+              <w:t>API --&gt; FE : 200 { client }</w:t>
+              <w:br/>
+              <w:br/>
+              <w:t>== Supprimer (comportement v1) ==</w:t>
+              <w:br/>
+              <w:t>U -&gt; FE : Confirme suppression</w:t>
+              <w:br/>
+              <w:t>FE -&gt; API : DELETE /api/clients/{id}</w:t>
+              <w:br/>
+              <w:t>API -&gt; DB : DELETE clients\nWHERE id AND user_id</w:t>
+              <w:br/>
+              <w:t>note right of API</w:t>
+              <w:br/>
+              <w:t xml:space="preserve">  v1 : pas de blocage si devis/factures liés</w:t>
+              <w:br/>
+              <w:t xml:space="preserve">  (dette produit RG02 — roadmap)</w:t>
+              <w:br/>
+              <w:t>end note</w:t>
+              <w:br/>
+              <w:t>DB --&gt; API : supprimé</w:t>
+              <w:br/>
+              <w:t>API --&gt; FE : 204 No Content</w:t>
+              <w:br/>
+              <w:br/>
+              <w:t>== Historique client ==</w:t>
+              <w:br/>
+              <w:t>U -&gt; FE : Fiche client → documents</w:t>
+              <w:br/>
+              <w:t>FE -&gt; API : GET /api/clients/{id}/documents</w:t>
+              <w:br/>
+              <w:t>API -&gt; DB : SELECT quotes + invoices</w:t>
+              <w:br/>
+              <w:t>API --&gt; FE : 200 { quotes[], invoices[] }</w:t>
+              <w:br/>
+              <w:br/>
+              <w:t>@enduml</w:t>
+            </w:r>
+          </w:p>
+        </w:tc>
+      </w:tr>
+    </w:tbl>
+    <w:p/>
+    <w:p>
+      <w:pPr>
+        <w:spacing w:before="200" w:after="120"/>
+      </w:pPr>
+      <w:r>
+        <w:rPr>
+          <w:rFonts w:ascii="Calibri Light" w:hAnsi="Calibri Light"/>
+          <w:b/>
+          <w:color w:val="14213D"/>
+          <w:sz w:val="26"/>
+        </w:rPr>
+        <w:t>3.5 Export PDF (facture, devis, historique)</w:t>
+      </w:r>
+    </w:p>
+    <w:p>
+      <w:pPr>
+        <w:spacing w:after="120" w:line="276" w:lineRule="auto"/>
+      </w:pPr>
+      <w:r>
+        <w:rPr>
+          <w:rFonts w:ascii="Calibri" w:hAnsi="Calibri"/>
+          <w:sz w:val="22"/>
+        </w:rPr>
+        <w:t>Description textuelle :</w:t>
+      </w:r>
+    </w:p>
+    <w:p>
+      <w:pPr>
+        <w:spacing w:after="120" w:line="276" w:lineRule="auto"/>
+      </w:pPr>
+      <w:r>
+        <w:rPr>
+          <w:rFonts w:ascii="Calibri" w:hAnsi="Calibri"/>
+          <w:sz w:val="22"/>
+        </w:rPr>
+        <w:t>1) GET /api/invoices/{id}/pdf ou /api/quotes/{id}/pdf — PDF document.</w:t>
+      </w:r>
+    </w:p>
+    <w:p>
+      <w:pPr>
+        <w:spacing w:after="120" w:line="276" w:lineRule="auto"/>
+      </w:pPr>
+      <w:r>
+        <w:rPr>
+          <w:rFonts w:ascii="Calibri" w:hAnsi="Calibri"/>
+          <w:sz w:val="22"/>
+        </w:rPr>
+        <w:t>2) GET /api/invoices/{id}/history/pdf — PDF journal d'activité.</w:t>
+      </w:r>
+    </w:p>
+    <w:p>
+      <w:pPr>
+        <w:spacing w:after="120" w:line="276" w:lineRule="auto"/>
+      </w:pPr>
+      <w:r>
+        <w:rPr>
+          <w:rFonts w:ascii="Calibri" w:hAnsi="Calibri"/>
+          <w:sz w:val="22"/>
+        </w:rPr>
+        <w:t>3) DocumentPdfService applique le branding entreprise (logo, couleurs, mentions légales).</w:t>
+      </w:r>
+    </w:p>
+    <w:p>
+      <w:pPr>
+        <w:spacing w:before="200" w:after="120"/>
+      </w:pPr>
+      <w:r>
+        <w:rPr>
+          <w:rFonts w:ascii="Calibri Light" w:hAnsi="Calibri Light"/>
+          <w:b/>
+          <w:color w:val="14213D"/>
+          <w:sz w:val="24"/>
+        </w:rPr>
+        <w:t>Code PlantUML — 3.5 Export PDF (facture, devis, historique)</w:t>
+      </w:r>
+    </w:p>
+    <w:p>
+      <w:pPr>
+        <w:spacing w:after="120" w:line="276" w:lineRule="auto"/>
+      </w:pPr>
+      <w:r>
+        <w:rPr>
+          <w:rFonts w:ascii="Calibri" w:hAnsi="Calibri"/>
+          <w:b w:val="0"/>
+          <w:sz w:val="22"/>
+        </w:rPr>
+        <w:t>Code PlantUML — copier-coller sur https://www.plantuml.com/plantuml ou utiliser l'extension PlantUML (VS Code / Cursor) pour générer le diagramme. Source : docs/plantuml/06-seq_pdf.puml</w:t>
+      </w:r>
+    </w:p>
+    <w:tbl>
+      <w:tblPr>
+        <w:tblW w:type="auto" w:w="0"/>
+        <w:tblLook w:firstColumn="1" w:firstRow="1" w:lastColumn="0" w:lastRow="0" w:noHBand="0" w:noVBand="1" w:val="04A0"/>
+      </w:tblPr>
+      <w:tblGrid>
+        <w:gridCol w:w="9406"/>
+      </w:tblGrid>
+      <w:tr>
+        <w:tc>
+          <w:tcPr>
+            <w:tcW w:type="dxa" w:w="9406"/>
+            <w:shd w:fill="F5F5F5"/>
+          </w:tcPr>
+          <w:p>
+            <w:pPr>
+              <w:spacing w:after="0"/>
+            </w:pPr>
+            <w:r>
+              <w:rPr>
+                <w:rFonts w:ascii="Consolas" w:hAnsi="Consolas"/>
+                <w:sz w:val="15"/>
+              </w:rPr>
+              <w:t>@startuml LAFACTURE_SeqPdf</w:t>
+              <w:br/>
+              <w:t>title 3.5 Export PDF (facture, devis, historique)</w:t>
+              <w:br/>
+              <w:br/>
+              <w:t>actor "Utilisateur" as U</w:t>
+              <w:br/>
+              <w:t>participant "Frontend React" as FE</w:t>
+              <w:br/>
+              <w:t>participant "API Laravel" as API</w:t>
+              <w:br/>
+              <w:t>participant "DocumentPdfService\n/ DocumentHistoryService" as Svc</w:t>
+              <w:br/>
+              <w:t>participant "DomPDF" as PDF</w:t>
+              <w:br/>
+              <w:br/>
+              <w:t>== PDF facture ou devis ==</w:t>
+              <w:br/>
+              <w:t>U -&gt; FE : « Télécharger PDF »</w:t>
+              <w:br/>
+              <w:t>FE -&gt; API : GET /api/invoices/{id}/pdf\nou GET /api/quotes/{id}/pdf\nAuthorization: Bearer</w:t>
+              <w:br/>
+              <w:t>API -&gt; API : auth:sanctum + vérif user_id</w:t>
+              <w:br/>
+              <w:t>API -&gt; Svc : invoicePdf() / quotePdf()</w:t>
+              <w:br/>
+              <w:t>Svc -&gt; PDF : PDF::loadView(template Blade)</w:t>
+              <w:br/>
+              <w:t>PDF --&gt; Svc : binaire PDF</w:t>
+              <w:br/>
+              <w:t>Svc --&gt; API : Response stream</w:t>
+              <w:br/>
+              <w:t>API --&gt; FE : 200 application/pdf</w:t>
+              <w:br/>
+              <w:t>FE --&gt; U : Téléchargement</w:t>
+              <w:br/>
+              <w:br/>
+              <w:t>== PDF historique d'activité ==</w:t>
+              <w:br/>
+              <w:t>U -&gt; FE : « Historique PDF »</w:t>
+              <w:br/>
+              <w:t>FE -&gt; API : GET /api/invoices/{id}/history/pdf\nou /api/quotes/{id}/history/pdf</w:t>
+              <w:br/>
+              <w:t>API -&gt; Svc : historyPdf(document)</w:t>
+              <w:br/>
+              <w:t>Svc -&gt; PDF : loadView(pdf.history)</w:t>
+              <w:br/>
+              <w:t>PDF --&gt; API : stream</w:t>
+              <w:br/>
+              <w:t>API --&gt; FE : 200 PDF</w:t>
+              <w:br/>
+              <w:br/>
+              <w:t>note over PDF</w:t>
+              <w:br/>
+              <w:t xml:space="preserve">  Regénération à chaque requête.</w:t>
+              <w:br/>
+              <w:t xml:space="preserve">  Branding utilisateur : logo, couleurs,</w:t>
+              <w:br/>
+              <w:t xml:space="preserve">  mentions légales (profil entreprise).</w:t>
+              <w:br/>
+              <w:t>end note</w:t>
+              <w:br/>
+              <w:br/>
+              <w:t>@enduml</w:t>
+            </w:r>
+          </w:p>
+        </w:tc>
+      </w:tr>
+    </w:tbl>
+    <w:p/>
+    <w:p>
+      <w:pPr>
+        <w:spacing w:before="200" w:after="120"/>
+      </w:pPr>
+      <w:r>
+        <w:rPr>
+          <w:rFonts w:ascii="Calibri Light" w:hAnsi="Calibri Light"/>
+          <w:b/>
+          <w:color w:val="14213D"/>
+          <w:sz w:val="26"/>
+        </w:rPr>
+        <w:t>3.6 Tableau de bord, export CSV et rapports</w:t>
+      </w:r>
+    </w:p>
+    <w:p>
+      <w:pPr>
+        <w:spacing w:after="120" w:line="276" w:lineRule="auto"/>
+      </w:pPr>
+      <w:r>
+        <w:rPr>
+          <w:rFonts w:ascii="Calibri" w:hAnsi="Calibri"/>
+          <w:sz w:val="22"/>
+        </w:rPr>
+        <w:t>Description textuelle :</w:t>
+      </w:r>
+    </w:p>
+    <w:p>
+      <w:pPr>
+        <w:spacing w:after="120" w:line="276" w:lineRule="auto"/>
+      </w:pPr>
+      <w:r>
+        <w:rPr>
+          <w:rFonts w:ascii="Calibri" w:hAnsi="Calibri"/>
+          <w:sz w:val="22"/>
+        </w:rPr>
+        <w:t>1) GET /api/dashboard/home — KPIs, graphiques, documents récents.</w:t>
+      </w:r>
+    </w:p>
+    <w:p>
+      <w:pPr>
+        <w:spacing w:after="120" w:line="276" w:lineRule="auto"/>
+      </w:pPr>
+      <w:r>
+        <w:rPr>
+          <w:rFonts w:ascii="Calibri" w:hAnsi="Calibri"/>
+          <w:sz w:val="22"/>
+        </w:rPr>
+        <w:t>2) GET /api/dashboard/export?period= — export CSV des paiements.</w:t>
+      </w:r>
+    </w:p>
+    <w:p>
+      <w:pPr>
+        <w:spacing w:after="120" w:line="276" w:lineRule="auto"/>
+      </w:pPr>
+      <w:r>
+        <w:rPr>
+          <w:rFonts w:ascii="Calibri" w:hAnsi="Calibri"/>
+          <w:sz w:val="22"/>
+        </w:rPr>
+        <w:t>3) GET /api/reports/summary?period= — rapports analytiques (top clients, aging).</w:t>
+      </w:r>
+    </w:p>
+    <w:p>
+      <w:pPr>
+        <w:spacing w:before="200" w:after="120"/>
+      </w:pPr>
+      <w:r>
+        <w:rPr>
+          <w:rFonts w:ascii="Calibri Light" w:hAnsi="Calibri Light"/>
+          <w:b/>
+          <w:color w:val="14213D"/>
+          <w:sz w:val="24"/>
+        </w:rPr>
+        <w:t>Code PlantUML — 3.6 Tableau de bord, export CSV et rapports</w:t>
+      </w:r>
+    </w:p>
+    <w:p>
+      <w:pPr>
+        <w:spacing w:after="120" w:line="276" w:lineRule="auto"/>
+      </w:pPr>
+      <w:r>
+        <w:rPr>
+          <w:rFonts w:ascii="Calibri" w:hAnsi="Calibri"/>
+          <w:b w:val="0"/>
+          <w:sz w:val="22"/>
+        </w:rPr>
+        <w:t>Code PlantUML — copier-coller sur https://www.plantuml.com/plantuml ou utiliser l'extension PlantUML (VS Code / Cursor) pour générer le diagramme. Source : docs/plantuml/07-seq_dashboard.puml</w:t>
+      </w:r>
+    </w:p>
+    <w:tbl>
+      <w:tblPr>
+        <w:tblW w:type="auto" w:w="0"/>
+        <w:tblLook w:firstColumn="1" w:firstRow="1" w:lastColumn="0" w:lastRow="0" w:noHBand="0" w:noVBand="1" w:val="04A0"/>
+      </w:tblPr>
+      <w:tblGrid>
+        <w:gridCol w:w="9406"/>
+      </w:tblGrid>
+      <w:tr>
+        <w:tc>
+          <w:tcPr>
+            <w:tcW w:type="dxa" w:w="9406"/>
+            <w:shd w:fill="F5F5F5"/>
+          </w:tcPr>
+          <w:p>
+            <w:pPr>
+              <w:spacing w:after="0"/>
+            </w:pPr>
+            <w:r>
+              <w:rPr>
+                <w:rFonts w:ascii="Consolas" w:hAnsi="Consolas"/>
+                <w:sz w:val="15"/>
+              </w:rPr>
+              <w:t>@startuml LAFACTURE_SeqDashboard</w:t>
+              <w:br/>
+              <w:t>title 3.6 Tableau de bord et revenus</w:t>
+              <w:br/>
+              <w:br/>
+              <w:t>actor "Utilisateur" as U</w:t>
+              <w:br/>
+              <w:t>participant "Frontend React" as FE</w:t>
+              <w:br/>
+              <w:t>participant "API Laravel" as API</w:t>
+              <w:br/>
+              <w:t>participant "PaymentAnalytics\nDashboardController" as Dash</w:t>
+              <w:br/>
+              <w:t>database "PostgreSQL" as DB</w:t>
+              <w:br/>
+              <w:br/>
+              <w:t>U -&gt; FE : Accède /app</w:t>
+              <w:br/>
+              <w:t>FE -&gt; API : GET /api/dashboard/home\nAuthorization: Bearer</w:t>
+              <w:br/>
+              <w:t>API -&gt; Dash : home(request)</w:t>
+              <w:br/>
+              <w:br/>
+              <w:t>Dash -&gt; DB : SUM(payments.amount)\nvia PaymentAnalytics</w:t>
+              <w:br/>
+              <w:t>note right of DB</w:t>
+              <w:br/>
+              <w:t xml:space="preserve">  CA encaissé = somme des paiements,</w:t>
+              <w:br/>
+              <w:t xml:space="preserve">  pas seulement status=paid</w:t>
+              <w:br/>
+              <w:t>end note</w:t>
+              <w:br/>
+              <w:br/>
+              <w:t>Dash -&gt; DB : Encours sent/overdue\n- paiements partiels</w:t>
+              <w:br/>
+              <w:t>Dash -&gt; DB : COUNT factures/devis par statut</w:t>
+              <w:br/>
+              <w:t>Dash -&gt; DB : Tendances mensuelles\n(revenueBetween)</w:t>
+              <w:br/>
+              <w:t>DB --&gt; Dash : agrégats</w:t>
+              <w:br/>
+              <w:br/>
+              <w:t>Dash --&gt; API : { kpis, charts, shortcuts, plan_features }</w:t>
+              <w:br/>
+              <w:t>API --&gt; FE : 200 JSON</w:t>
+              <w:br/>
+              <w:t>FE -&gt; FE : Rendu graphiques SVG\n(Dashboard.jsx)</w:t>
+              <w:br/>
+              <w:t>FE --&gt; U : Tableau de bord affiché</w:t>
+              <w:br/>
+              <w:br/>
+              <w:t>== Export CSV ==</w:t>
+              <w:br/>
+              <w:t>U -&gt; FE : Exporter CSV</w:t>
+              <w:br/>
+              <w:t>FE -&gt; API : GET /api/dashboard/export?period=month</w:t>
+              <w:br/>
+              <w:t>API --&gt; FE : 200 text/csv</w:t>
+              <w:br/>
+              <w:br/>
+              <w:t>== Rapports ==</w:t>
+              <w:br/>
+              <w:t>U -&gt; FE : /app/rapports</w:t>
+              <w:br/>
+              <w:t>FE -&gt; API : GET /api/reports/summary?period=</w:t>
+              <w:br/>
+              <w:t>API --&gt; FE : aging, top_clients, séries mensuelles</w:t>
+              <w:br/>
+              <w:br/>
+              <w:t>@enduml</w:t>
+            </w:r>
+          </w:p>
+        </w:tc>
+      </w:tr>
+    </w:tbl>
+    <w:p/>
+    <w:p>
+      <w:pPr>
+        <w:spacing w:before="200" w:after="120"/>
+      </w:pPr>
+      <w:r>
+        <w:rPr>
+          <w:rFonts w:ascii="Calibri Light" w:hAnsi="Calibri Light"/>
+          <w:b/>
+          <w:color w:val="14213D"/>
+          <w:sz w:val="26"/>
+        </w:rPr>
+        <w:t>IV.4 Autres scénarios (description textuelle)</w:t>
+      </w:r>
+    </w:p>
+    <w:p>
+      <w:pPr>
+        <w:spacing w:before="200" w:after="120"/>
+      </w:pPr>
+      <w:r>
+        <w:rPr>
+          <w:rFonts w:ascii="Calibri Light" w:hAnsi="Calibri Light"/>
+          <w:b/>
+          <w:color w:val="14213D"/>
+          <w:sz w:val="24"/>
+        </w:rPr>
+        <w:t>Mot de passe oublié</w:t>
+      </w:r>
+    </w:p>
+    <w:p>
+      <w:pPr>
+        <w:spacing w:after="120" w:line="276" w:lineRule="auto"/>
+      </w:pPr>
+      <w:r>
+        <w:rPr>
+          <w:rFonts w:ascii="Calibri" w:hAnsi="Calibri"/>
+          <w:sz w:val="22"/>
+        </w:rPr>
+        <w:t>1) L'utilisateur saisit son e-mail sur /forgot-password → POST /api/forgot-password.</w:t>
+      </w:r>
+    </w:p>
+    <w:p>
+      <w:pPr>
+        <w:spacing w:after="120" w:line="276" w:lineRule="auto"/>
+      </w:pPr>
+      <w:r>
+        <w:rPr>
+          <w:rFonts w:ascii="Calibri" w:hAnsi="Calibri"/>
+          <w:sz w:val="22"/>
+        </w:rPr>
+        <w:t>2) Laravel envoie un e-mail avec lien vers /reset-password.</w:t>
+      </w:r>
+    </w:p>
+    <w:p>
+      <w:pPr>
+        <w:spacing w:after="120" w:line="276" w:lineRule="auto"/>
+      </w:pPr>
+      <w:r>
+        <w:rPr>
+          <w:rFonts w:ascii="Calibri" w:hAnsi="Calibri"/>
+          <w:sz w:val="22"/>
+        </w:rPr>
+        <w:t>3) POST /api/reset-password enregistre le nouveau mot de passe.</w:t>
+      </w:r>
+    </w:p>
+    <w:p>
+      <w:pPr>
+        <w:spacing w:before="200" w:after="120"/>
+      </w:pPr>
+      <w:r>
+        <w:rPr>
+          <w:rFonts w:ascii="Calibri Light" w:hAnsi="Calibri Light"/>
+          <w:b/>
+          <w:color w:val="14213D"/>
+          <w:sz w:val="24"/>
+        </w:rPr>
+        <w:t>Enregistrer un paiement</w:t>
+      </w:r>
+    </w:p>
+    <w:p>
+      <w:pPr>
+        <w:spacing w:after="120" w:line="276" w:lineRule="auto"/>
+      </w:pPr>
+      <w:r>
+        <w:rPr>
+          <w:rFonts w:ascii="Calibri" w:hAnsi="Calibri"/>
+          <w:sz w:val="22"/>
+        </w:rPr>
+        <w:t>1) POST /api/invoices/{id}/payments enregistre montant, méthode, référence et date.</w:t>
+      </w:r>
+    </w:p>
+    <w:p>
+      <w:pPr>
+        <w:spacing w:after="120" w:line="276" w:lineRule="auto"/>
+      </w:pPr>
+      <w:r>
+        <w:rPr>
+          <w:rFonts w:ascii="Calibri" w:hAnsi="Calibri"/>
+          <w:sz w:val="22"/>
+        </w:rPr>
+        <w:t>2) InvoicePaymentSync recalcule le solde et le statut (paid si solde nul).</w:t>
+      </w:r>
+    </w:p>
+    <w:p>
+      <w:pPr>
+        <w:spacing w:after="120" w:line="276" w:lineRule="auto"/>
+      </w:pPr>
+      <w:r>
+        <w:rPr>
+          <w:rFonts w:ascii="Calibri" w:hAnsi="Calibri"/>
+          <w:sz w:val="22"/>
+        </w:rPr>
+        <w:t>3) DELETE /api/invoices/{invoice}/payments/{payment} annule un paiement.</w:t>
+      </w:r>
+    </w:p>
+    <w:p>
+      <w:pPr>
+        <w:spacing w:before="200" w:after="120"/>
+      </w:pPr>
+      <w:r>
+        <w:rPr>
+          <w:rFonts w:ascii="Calibri Light" w:hAnsi="Calibri Light"/>
+          <w:b/>
+          <w:color w:val="14213D"/>
+          <w:sz w:val="24"/>
+        </w:rPr>
+        <w:t>Émettre un avoir</w:t>
+      </w:r>
+    </w:p>
+    <w:p>
+      <w:pPr>
+        <w:spacing w:after="120" w:line="276" w:lineRule="auto"/>
+      </w:pPr>
+      <w:r>
+        <w:rPr>
+          <w:rFonts w:ascii="Calibri" w:hAnsi="Calibri"/>
+          <w:sz w:val="22"/>
+        </w:rPr>
+        <w:t>1) POST /api/invoices/{id}/credit-note crée un avoir AVR-AAAA-NNNN (parent_invoice_id).</w:t>
+      </w:r>
+    </w:p>
+    <w:p>
+      <w:pPr>
+        <w:spacing w:after="120" w:line="276" w:lineRule="auto"/>
+      </w:pPr>
+      <w:r>
+        <w:rPr>
+          <w:rFonts w:ascii="Calibri" w:hAnsi="Calibri"/>
+          <w:sz w:val="22"/>
+        </w:rPr>
+        <w:t>2) L'avoir n'est pas modifiable après création.</w:t>
+      </w:r>
+    </w:p>
+    <w:p>
+      <w:pPr>
+        <w:spacing w:before="200" w:after="120"/>
+      </w:pPr>
+      <w:r>
+        <w:rPr>
+          <w:rFonts w:ascii="Calibri Light" w:hAnsi="Calibri Light"/>
+          <w:b/>
+          <w:color w:val="14213D"/>
+          <w:sz w:val="24"/>
+        </w:rPr>
+        <w:t>Tâche planifiée — Statuts et relances</w:t>
+      </w:r>
+    </w:p>
+    <w:p>
+      <w:pPr>
+        <w:spacing w:after="120" w:line="276" w:lineRule="auto"/>
+      </w:pPr>
+      <w:r>
+        <w:rPr>
+          <w:rFonts w:ascii="Calibri" w:hAnsi="Calibri"/>
+          <w:sz w:val="22"/>
+        </w:rPr>
+        <w:t>1) documents:update-statuses — devis expirés et factures en retard (quotidien 6 h).</w:t>
+      </w:r>
+    </w:p>
+    <w:p>
+      <w:pPr>
+        <w:spacing w:after="120" w:line="276" w:lineRule="auto"/>
+      </w:pPr>
+      <w:r>
+        <w:rPr>
+          <w:rFonts w:ascii="Calibri" w:hAnsi="Calibri"/>
+          <w:sz w:val="22"/>
+        </w:rPr>
+        <w:t>2) documents:update-statuses --remind — relances e-mail (lundi 8 h).</w:t>
+      </w:r>
+    </w:p>
+    <w:p>
+      <w:pPr>
+        <w:spacing w:before="280" w:after="120"/>
+      </w:pPr>
+      <w:r>
+        <w:rPr>
+          <w:rFonts w:ascii="Calibri Light" w:hAnsi="Calibri Light"/>
+          <w:b/>
+          <w:color w:val="14213D"/>
+          <w:sz w:val="32"/>
+        </w:rPr>
+        <w:t>V. RÈGLES DE GESTION</w:t>
+      </w:r>
+    </w:p>
+    <w:p>
+      <w:pPr>
+        <w:spacing w:after="120" w:line="276" w:lineRule="auto"/>
+      </w:pPr>
+      <w:r>
+        <w:rPr>
+          <w:rFonts w:ascii="Calibri" w:hAnsi="Calibri"/>
+          <w:sz w:val="22"/>
+        </w:rPr>
+        <w:t>Les règles de gestion définissent les relations entre les objets du système et aboutissent à la conception du diagramme de classes, disponible dans docs/plantuml/01-class_diagram.puml.</w:t>
+      </w:r>
+    </w:p>
+    <w:p>
+      <w:pPr>
+        <w:spacing w:after="120" w:line="276" w:lineRule="auto"/>
+      </w:pPr>
+      <w:r>
+        <w:rPr>
+          <w:rFonts w:ascii="Calibri" w:hAnsi="Calibri"/>
+          <w:sz w:val="22"/>
+        </w:rPr>
+        <w:t>1. Un utilisateur (User) possède plusieurs clients, devis et factures ; les données sont isolées par user_id.</w:t>
+      </w:r>
+    </w:p>
+    <w:p>
+      <w:pPr>
+        <w:spacing w:after="120" w:line="276" w:lineRule="auto"/>
+      </w:pPr>
+      <w:r>
+        <w:rPr>
+          <w:rFonts w:ascii="Calibri" w:hAnsi="Calibri"/>
+          <w:sz w:val="22"/>
+        </w:rPr>
+        <w:t>2. Un client (Client) appartient à un seul utilisateur et peut être associé à plusieurs devis et factures.</w:t>
+      </w:r>
+    </w:p>
+    <w:p>
+      <w:pPr>
+        <w:spacing w:after="120" w:line="276" w:lineRule="auto"/>
+      </w:pPr>
+      <w:r>
+        <w:rPr>
+          <w:rFonts w:ascii="Calibri" w:hAnsi="Calibri"/>
+          <w:sz w:val="22"/>
+        </w:rPr>
+        <w:t>3. Un devis (Quote) contient une ou plusieurs lignes (QuoteItem) ; la suppression du devis supprime ses lignes.</w:t>
+      </w:r>
+    </w:p>
+    <w:p>
+      <w:pPr>
+        <w:spacing w:after="120" w:line="276" w:lineRule="auto"/>
+      </w:pPr>
+      <w:r>
+        <w:rPr>
+          <w:rFonts w:ascii="Calibri" w:hAnsi="Calibri"/>
+          <w:sz w:val="22"/>
+        </w:rPr>
+        <w:t>4. Un devis accepté peut être converti en une seule facture de type invoice ; le lien est conservé via quote_id.</w:t>
+      </w:r>
+    </w:p>
+    <w:p>
+      <w:pPr>
+        <w:spacing w:after="120" w:line="276" w:lineRule="auto"/>
+      </w:pPr>
+      <w:r>
+        <w:rPr>
+          <w:rFonts w:ascii="Calibri" w:hAnsi="Calibri"/>
+          <w:sz w:val="22"/>
+        </w:rPr>
+        <w:t>5. Une facture (Invoice) contient une ou plusieurs lignes (InvoiceItem) et zero ou plusieurs paiements (Payment).</w:t>
+      </w:r>
+    </w:p>
+    <w:p>
+      <w:pPr>
+        <w:spacing w:after="120" w:line="276" w:lineRule="auto"/>
+      </w:pPr>
+      <w:r>
+        <w:rPr>
+          <w:rFonts w:ascii="Calibri" w:hAnsi="Calibri"/>
+          <w:sz w:val="22"/>
+        </w:rPr>
+        <w:t>6. Le chiffre d'affaires encaissé correspond à la somme des montants enregistrés dans payments, et non au seul statut paid des factures.</w:t>
+      </w:r>
+    </w:p>
+    <w:p>
+      <w:pPr>
+        <w:spacing w:after="120" w:line="276" w:lineRule="auto"/>
+      </w:pPr>
+      <w:r>
+        <w:rPr>
+          <w:rFonts w:ascii="Calibri" w:hAnsi="Calibri"/>
+          <w:sz w:val="22"/>
+        </w:rPr>
+        <w:t>7. L'encours est calculé sur les factures sent ou overdue diminué des paiements déjà enregistrés.</w:t>
+      </w:r>
+    </w:p>
+    <w:p>
+      <w:pPr>
+        <w:spacing w:after="120" w:line="276" w:lineRule="auto"/>
+      </w:pPr>
+      <w:r>
+        <w:rPr>
+          <w:rFonts w:ascii="Calibri" w:hAnsi="Calibri"/>
+          <w:sz w:val="22"/>
+        </w:rPr>
+        <w:t>8. Une facture sent dont la date d'échéance est dépassée passe automatiquement au statut overdue (commande documents:update-statuses).</w:t>
+      </w:r>
+    </w:p>
+    <w:p>
+      <w:pPr>
+        <w:spacing w:after="120" w:line="276" w:lineRule="auto"/>
+      </w:pPr>
+      <w:r>
+        <w:rPr>
+          <w:rFonts w:ascii="Calibri" w:hAnsi="Calibri"/>
+          <w:sz w:val="22"/>
+        </w:rPr>
+        <w:t>9. Un devis dont la date de validité est dépassée passe au statut expired s'il n'est pas déjà accepté ou refusé.</w:t>
+      </w:r>
+    </w:p>
+    <w:p>
+      <w:pPr>
+        <w:spacing w:after="120" w:line="276" w:lineRule="auto"/>
+      </w:pPr>
+      <w:r>
+        <w:rPr>
+          <w:rFonts w:ascii="Calibri" w:hAnsi="Calibri"/>
+          <w:sz w:val="22"/>
+        </w:rPr>
+        <w:t>10. Seules les factures au statut draft peuvent être supprimées ; une facture avec paiements ou avoir ne peut pas être supprimée.</w:t>
+      </w:r>
+    </w:p>
+    <w:p>
+      <w:pPr>
+        <w:spacing w:after="120" w:line="276" w:lineRule="auto"/>
+      </w:pPr>
+      <w:r>
+        <w:rPr>
+          <w:rFonts w:ascii="Calibri" w:hAnsi="Calibri"/>
+          <w:sz w:val="22"/>
+        </w:rPr>
+        <w:t>11. Un avoir (document_type=credit_note) est lié à une facture parente via parent_invoice_id ; il n'est pas modifiable.</w:t>
+      </w:r>
+    </w:p>
+    <w:p>
+      <w:pPr>
+        <w:spacing w:after="120" w:line="276" w:lineRule="auto"/>
+      </w:pPr>
+      <w:r>
+        <w:rPr>
+          <w:rFonts w:ascii="Calibri" w:hAnsi="Calibri"/>
+          <w:sz w:val="22"/>
+        </w:rPr>
+        <w:t>12. Les totaux HT, TVA et TTC sont recalculés côté serveur à partir des lignes et de la remise globale (discount_percent).</w:t>
+      </w:r>
+    </w:p>
+    <w:p>
+      <w:pPr>
+        <w:spacing w:after="120" w:line="276" w:lineRule="auto"/>
+      </w:pPr>
+      <w:r>
+        <w:rPr>
+          <w:rFonts w:ascii="Calibri" w:hAnsi="Calibri"/>
+          <w:sz w:val="22"/>
+        </w:rPr>
+        <w:t>13. La numérotation des documents est séquentielle par utilisateur et par année (DEV-, FAC-, AVR-).</w:t>
+      </w:r>
+    </w:p>
+    <w:p>
+      <w:pPr>
+        <w:spacing w:after="120" w:line="276" w:lineRule="auto"/>
+      </w:pPr>
+      <w:r>
+        <w:rPr>
+          <w:rFonts w:ascii="Calibri" w:hAnsi="Calibri"/>
+          <w:sz w:val="22"/>
+        </w:rPr>
+        <w:t>14. Les PDF sont régénérés à chaque requête ; aucune URL PDF n'est persistée en base.</w:t>
+      </w:r>
+    </w:p>
+    <w:p>
+      <w:pPr>
+        <w:spacing w:after="120" w:line="276" w:lineRule="auto"/>
+      </w:pPr>
+      <w:r>
+        <w:rPr>
+          <w:rFonts w:ascii="Calibri" w:hAnsi="Calibri"/>
+          <w:sz w:val="22"/>
+        </w:rPr>
+        <w:t>15. Les actions sur les documents (création, changement de statut, paiement, avoir) sont tracées dans document_activity_logs.</w:t>
+      </w:r>
+    </w:p>
+    <w:p>
+      <w:pPr>
+        <w:spacing w:after="120" w:line="276" w:lineRule="auto"/>
+      </w:pPr>
+      <w:r>
+        <w:rPr>
+          <w:rFonts w:ascii="Calibri" w:hAnsi="Calibri"/>
+          <w:sz w:val="22"/>
+        </w:rPr>
+        <w:t>16. Les devis et factures supprimés utilisent deleted_at (soft delete) ; les numéros ne sont plus contraints en unicité stricte après migration.</w:t>
+      </w:r>
+    </w:p>
+    <w:p/>
+    <w:p>
+      <w:pPr>
+        <w:jc w:val="center"/>
+      </w:pPr>
+      <w:r>
+        <w:rPr>
+          <w:color w:val="555555"/>
+          <w:sz w:val="18"/>
+        </w:rPr>
+        <w:t>LAFACTURE — Cahier d'Analyse v1.1 — Juin 2026</w:t>
       </w:r>
     </w:p>
     <w:sectPr>
